--- a/txt/实验报告模板_lab1.docx
+++ b/txt/实验报告模板_lab1.docx
@@ -3767,7 +3767,6 @@
             <w:insideH w:val="none" w:color="auto" w:sz="0" w:space="0"/>
             <w:insideV w:val="none" w:color="auto" w:sz="0" w:space="0"/>
           </w:tblBorders>
-          <w:shd w:val="clear" w:color="auto" w:fill="auto"/>
           <w:tblCellMar>
             <w:top w:w="0" w:type="dxa"/>
             <w:left w:w="108" w:type="dxa"/>
@@ -4857,7 +4856,6 @@
             <w:insideH w:val="none" w:color="auto" w:sz="0" w:space="0"/>
             <w:insideV w:val="none" w:color="auto" w:sz="0" w:space="0"/>
           </w:tblBorders>
-          <w:shd w:val="clear" w:color="auto" w:fill="auto"/>
           <w:tblCellMar>
             <w:top w:w="0" w:type="dxa"/>
             <w:left w:w="108" w:type="dxa"/>
@@ -5228,7 +5226,6 @@
             <w:insideH w:val="none" w:color="auto" w:sz="0" w:space="0"/>
             <w:insideV w:val="none" w:color="auto" w:sz="0" w:space="0"/>
           </w:tblBorders>
-          <w:shd w:val="clear" w:color="auto" w:fill="auto"/>
           <w:tblCellMar>
             <w:top w:w="0" w:type="dxa"/>
             <w:left w:w="108" w:type="dxa"/>
@@ -5955,7 +5952,6 @@
             <w:insideH w:val="none" w:color="auto" w:sz="0" w:space="0"/>
             <w:insideV w:val="none" w:color="auto" w:sz="0" w:space="0"/>
           </w:tblBorders>
-          <w:shd w:val="clear" w:color="auto" w:fill="auto"/>
           <w:tblCellMar>
             <w:top w:w="0" w:type="dxa"/>
             <w:left w:w="108" w:type="dxa"/>
@@ -7052,7 +7048,6 @@
             <w:insideH w:val="none" w:color="auto" w:sz="0" w:space="0"/>
             <w:insideV w:val="none" w:color="auto" w:sz="0" w:space="0"/>
           </w:tblBorders>
-          <w:shd w:val="clear" w:color="auto" w:fill="auto"/>
           <w:tblCellMar>
             <w:top w:w="0" w:type="dxa"/>
             <w:left w:w="108" w:type="dxa"/>
@@ -7423,7 +7418,6 @@
             <w:insideH w:val="none" w:color="auto" w:sz="0" w:space="0"/>
             <w:insideV w:val="none" w:color="auto" w:sz="0" w:space="0"/>
           </w:tblBorders>
-          <w:shd w:val="clear" w:color="auto" w:fill="auto"/>
           <w:tblCellMar>
             <w:top w:w="0" w:type="dxa"/>
             <w:left w:w="108" w:type="dxa"/>
@@ -8150,7 +8144,6 @@
             <w:insideH w:val="none" w:color="auto" w:sz="0" w:space="0"/>
             <w:insideV w:val="none" w:color="auto" w:sz="0" w:space="0"/>
           </w:tblBorders>
-          <w:shd w:val="clear" w:color="auto" w:fill="auto"/>
           <w:tblCellMar>
             <w:top w:w="0" w:type="dxa"/>
             <w:left w:w="108" w:type="dxa"/>
@@ -9013,7 +9006,6 @@
             <w:insideH w:val="none" w:color="auto" w:sz="0" w:space="0"/>
             <w:insideV w:val="none" w:color="auto" w:sz="0" w:space="0"/>
           </w:tblBorders>
-          <w:shd w:val="clear" w:color="auto" w:fill="FFFFFF"/>
           <w:tblCellMar>
             <w:top w:w="0" w:type="dxa"/>
             <w:left w:w="0" w:type="dxa"/>
@@ -9287,534 +9279,6 @@
                 <w:lang w:val="en-US" w:eastAsia="zh-CN" w:bidi="ar"/>
               </w:rPr>
               <w:t>电路输出</w:t>
-            </w:r>
-          </w:p>
-        </w:tc>
-      </w:tr>
-      <w:tr>
-        <w:tblPrEx>
-          <w:tblBorders>
-            <w:top w:val="none" w:color="auto" w:sz="0" w:space="0"/>
-            <w:left w:val="none" w:color="auto" w:sz="0" w:space="0"/>
-            <w:bottom w:val="none" w:color="auto" w:sz="0" w:space="0"/>
-            <w:right w:val="none" w:color="auto" w:sz="0" w:space="0"/>
-            <w:insideH w:val="none" w:color="auto" w:sz="0" w:space="0"/>
-            <w:insideV w:val="none" w:color="auto" w:sz="0" w:space="0"/>
-          </w:tblBorders>
-          <w:shd w:val="clear" w:color="auto" w:fill="FFFFFF"/>
-          <w:tblCellMar>
-            <w:top w:w="0" w:type="dxa"/>
-            <w:left w:w="0" w:type="dxa"/>
-            <w:bottom w:w="0" w:type="dxa"/>
-            <w:right w:w="0" w:type="dxa"/>
-          </w:tblCellMar>
-        </w:tblPrEx>
-        <w:tc>
-          <w:tcPr>
-            <w:tcW w:w="0" w:type="auto"/>
-            <w:shd w:val="clear" w:color="auto" w:fill="FFFFFF"/>
-            <w:tcMar>
-              <w:top w:w="40" w:type="dxa"/>
-              <w:left w:w="40" w:type="dxa"/>
-              <w:bottom w:w="40" w:type="dxa"/>
-              <w:right w:w="40" w:type="dxa"/>
-            </w:tcMar>
-            <w:vAlign w:val="center"/>
-          </w:tcPr>
-          <w:p>
-            <w:pPr>
-              <w:keepNext w:val="0"/>
-              <w:keepLines w:val="0"/>
-              <w:widowControl/>
-              <w:suppressLineNumbers w:val="0"/>
-              <w:spacing w:before="0" w:beforeAutospacing="0" w:after="0" w:afterAutospacing="0"/>
-              <w:ind w:left="0" w:right="0"/>
-              <w:jc w:val="left"/>
-              <w:rPr>
-                <w:rFonts w:hint="default" w:ascii="Segoe UI Emoji" w:hAnsi="Segoe UI Emoji" w:eastAsia="Segoe UI Emoji" w:cs="Segoe UI Emoji"/>
-                <w:i w:val="0"/>
-                <w:iCs w:val="0"/>
-                <w:caps w:val="0"/>
-                <w:color w:val="3B3B3B"/>
-                <w:spacing w:val="0"/>
-                <w:sz w:val="18"/>
-                <w:szCs w:val="18"/>
-              </w:rPr>
-            </w:pPr>
-            <w:r>
-              <w:rPr>
-                <w:rFonts w:hint="default" w:ascii="Segoe UI Emoji" w:hAnsi="Segoe UI Emoji" w:eastAsia="Segoe UI Emoji" w:cs="Segoe UI Emoji"/>
-                <w:i w:val="0"/>
-                <w:iCs w:val="0"/>
-                <w:caps w:val="0"/>
-                <w:color w:val="3B3B3B"/>
-                <w:spacing w:val="0"/>
-                <w:kern w:val="0"/>
-                <w:sz w:val="18"/>
-                <w:szCs w:val="18"/>
-                <w:lang w:val="en-US" w:eastAsia="zh-CN" w:bidi="ar"/>
-              </w:rPr>
-              <w:t>+1+1</w:t>
-            </w:r>
-          </w:p>
-        </w:tc>
-        <w:tc>
-          <w:tcPr>
-            <w:tcW w:w="0" w:type="auto"/>
-            <w:shd w:val="clear" w:color="auto" w:fill="FFFFFF"/>
-            <w:tcMar>
-              <w:top w:w="40" w:type="dxa"/>
-              <w:left w:w="40" w:type="dxa"/>
-              <w:bottom w:w="40" w:type="dxa"/>
-              <w:right w:w="40" w:type="dxa"/>
-            </w:tcMar>
-            <w:vAlign w:val="center"/>
-          </w:tcPr>
-          <w:p>
-            <w:pPr>
-              <w:keepNext w:val="0"/>
-              <w:keepLines w:val="0"/>
-              <w:widowControl/>
-              <w:suppressLineNumbers w:val="0"/>
-              <w:spacing w:before="0" w:beforeAutospacing="0" w:after="0" w:afterAutospacing="0"/>
-              <w:ind w:left="0" w:right="0"/>
-              <w:jc w:val="left"/>
-              <w:rPr>
-                <w:rFonts w:hint="default" w:ascii="Segoe UI Emoji" w:hAnsi="Segoe UI Emoji" w:eastAsia="Segoe UI Emoji" w:cs="Segoe UI Emoji"/>
-                <w:i w:val="0"/>
-                <w:iCs w:val="0"/>
-                <w:caps w:val="0"/>
-                <w:color w:val="3B3B3B"/>
-                <w:spacing w:val="0"/>
-                <w:sz w:val="18"/>
-                <w:szCs w:val="18"/>
-              </w:rPr>
-            </w:pPr>
-            <w:r>
-              <w:rPr>
-                <w:rFonts w:hint="default" w:ascii="Segoe UI Emoji" w:hAnsi="Segoe UI Emoji" w:eastAsia="Segoe UI Emoji" w:cs="Segoe UI Emoji"/>
-                <w:i w:val="0"/>
-                <w:iCs w:val="0"/>
-                <w:caps w:val="0"/>
-                <w:color w:val="3B3B3B"/>
-                <w:spacing w:val="0"/>
-                <w:kern w:val="0"/>
-                <w:sz w:val="18"/>
-                <w:szCs w:val="18"/>
-                <w:lang w:val="en-US" w:eastAsia="zh-CN" w:bidi="ar"/>
-              </w:rPr>
-              <w:t>01</w:t>
-            </w:r>
-          </w:p>
-        </w:tc>
-        <w:tc>
-          <w:tcPr>
-            <w:tcW w:w="0" w:type="auto"/>
-            <w:shd w:val="clear" w:color="auto" w:fill="FFFFFF"/>
-            <w:tcMar>
-              <w:top w:w="40" w:type="dxa"/>
-              <w:left w:w="40" w:type="dxa"/>
-              <w:bottom w:w="40" w:type="dxa"/>
-              <w:right w:w="40" w:type="dxa"/>
-            </w:tcMar>
-            <w:vAlign w:val="center"/>
-          </w:tcPr>
-          <w:p>
-            <w:pPr>
-              <w:keepNext w:val="0"/>
-              <w:keepLines w:val="0"/>
-              <w:widowControl/>
-              <w:suppressLineNumbers w:val="0"/>
-              <w:spacing w:before="0" w:beforeAutospacing="0" w:after="0" w:afterAutospacing="0"/>
-              <w:ind w:left="0" w:right="0"/>
-              <w:jc w:val="left"/>
-              <w:rPr>
-                <w:rFonts w:hint="default" w:ascii="Segoe UI Emoji" w:hAnsi="Segoe UI Emoji" w:eastAsia="Segoe UI Emoji" w:cs="Segoe UI Emoji"/>
-                <w:i w:val="0"/>
-                <w:iCs w:val="0"/>
-                <w:caps w:val="0"/>
-                <w:color w:val="3B3B3B"/>
-                <w:spacing w:val="0"/>
-                <w:sz w:val="18"/>
-                <w:szCs w:val="18"/>
-              </w:rPr>
-            </w:pPr>
-            <w:r>
-              <w:rPr>
-                <w:rFonts w:hint="default" w:ascii="Segoe UI Emoji" w:hAnsi="Segoe UI Emoji" w:eastAsia="Segoe UI Emoji" w:cs="Segoe UI Emoji"/>
-                <w:i w:val="0"/>
-                <w:iCs w:val="0"/>
-                <w:caps w:val="0"/>
-                <w:color w:val="3B3B3B"/>
-                <w:spacing w:val="0"/>
-                <w:kern w:val="0"/>
-                <w:sz w:val="18"/>
-                <w:szCs w:val="18"/>
-                <w:lang w:val="en-US" w:eastAsia="zh-CN" w:bidi="ar"/>
-              </w:rPr>
-              <w:t>01</w:t>
-            </w:r>
-          </w:p>
-        </w:tc>
-        <w:tc>
-          <w:tcPr>
-            <w:tcW w:w="0" w:type="auto"/>
-            <w:shd w:val="clear" w:color="auto" w:fill="FFFFFF"/>
-            <w:tcMar>
-              <w:top w:w="40" w:type="dxa"/>
-              <w:left w:w="40" w:type="dxa"/>
-              <w:bottom w:w="40" w:type="dxa"/>
-              <w:right w:w="40" w:type="dxa"/>
-            </w:tcMar>
-            <w:vAlign w:val="center"/>
-          </w:tcPr>
-          <w:p>
-            <w:pPr>
-              <w:keepNext w:val="0"/>
-              <w:keepLines w:val="0"/>
-              <w:widowControl/>
-              <w:suppressLineNumbers w:val="0"/>
-              <w:spacing w:before="0" w:beforeAutospacing="0" w:after="0" w:afterAutospacing="0"/>
-              <w:ind w:left="0" w:right="0"/>
-              <w:jc w:val="left"/>
-              <w:rPr>
-                <w:rFonts w:hint="default" w:ascii="Segoe UI Emoji" w:hAnsi="Segoe UI Emoji" w:eastAsia="Segoe UI Emoji" w:cs="Segoe UI Emoji"/>
-                <w:i w:val="0"/>
-                <w:iCs w:val="0"/>
-                <w:caps w:val="0"/>
-                <w:color w:val="3B3B3B"/>
-                <w:spacing w:val="0"/>
-                <w:sz w:val="18"/>
-                <w:szCs w:val="18"/>
-              </w:rPr>
-            </w:pPr>
-            <w:r>
-              <w:rPr>
-                <w:rFonts w:hint="default" w:ascii="Segoe UI Emoji" w:hAnsi="Segoe UI Emoji" w:eastAsia="Segoe UI Emoji" w:cs="Segoe UI Emoji"/>
-                <w:i w:val="0"/>
-                <w:iCs w:val="0"/>
-                <w:caps w:val="0"/>
-                <w:color w:val="3B3B3B"/>
-                <w:spacing w:val="0"/>
-                <w:kern w:val="0"/>
-                <w:sz w:val="18"/>
-                <w:szCs w:val="18"/>
-                <w:lang w:val="en-US" w:eastAsia="zh-CN" w:bidi="ar"/>
-              </w:rPr>
-              <w:t>+2（溢出）</w:t>
-            </w:r>
-          </w:p>
-        </w:tc>
-        <w:tc>
-          <w:tcPr>
-            <w:tcW w:w="0" w:type="auto"/>
-            <w:shd w:val="clear" w:color="auto" w:fill="FFFFFF"/>
-            <w:tcMar>
-              <w:top w:w="40" w:type="dxa"/>
-              <w:left w:w="40" w:type="dxa"/>
-              <w:bottom w:w="40" w:type="dxa"/>
-              <w:right w:w="40" w:type="dxa"/>
-            </w:tcMar>
-            <w:vAlign w:val="center"/>
-          </w:tcPr>
-          <w:p>
-            <w:pPr>
-              <w:keepNext w:val="0"/>
-              <w:keepLines w:val="0"/>
-              <w:widowControl/>
-              <w:suppressLineNumbers w:val="0"/>
-              <w:spacing w:before="0" w:beforeAutospacing="0" w:after="0" w:afterAutospacing="0"/>
-              <w:ind w:left="0" w:right="0"/>
-              <w:jc w:val="left"/>
-              <w:rPr>
-                <w:rFonts w:hint="default" w:ascii="Segoe UI Emoji" w:hAnsi="Segoe UI Emoji" w:eastAsia="Segoe UI Emoji" w:cs="Segoe UI Emoji"/>
-                <w:i w:val="0"/>
-                <w:iCs w:val="0"/>
-                <w:caps w:val="0"/>
-                <w:color w:val="3B3B3B"/>
-                <w:spacing w:val="0"/>
-                <w:sz w:val="18"/>
-                <w:szCs w:val="18"/>
-              </w:rPr>
-            </w:pPr>
-            <w:r>
-              <w:rPr>
-                <w:rFonts w:hint="default" w:ascii="Segoe UI Emoji" w:hAnsi="Segoe UI Emoji" w:eastAsia="Segoe UI Emoji" w:cs="Segoe UI Emoji"/>
-                <w:i w:val="0"/>
-                <w:iCs w:val="0"/>
-                <w:caps w:val="0"/>
-                <w:color w:val="3B3B3B"/>
-                <w:spacing w:val="0"/>
-                <w:kern w:val="0"/>
-                <w:sz w:val="18"/>
-                <w:szCs w:val="18"/>
-                <w:lang w:val="en-US" w:eastAsia="zh-CN" w:bidi="ar"/>
-              </w:rPr>
-              <w:t>10（-2）</w:t>
-            </w:r>
-          </w:p>
-        </w:tc>
-      </w:tr>
-      <w:tr>
-        <w:tblPrEx>
-          <w:tblBorders>
-            <w:top w:val="none" w:color="auto" w:sz="0" w:space="0"/>
-            <w:left w:val="none" w:color="auto" w:sz="0" w:space="0"/>
-            <w:bottom w:val="none" w:color="auto" w:sz="0" w:space="0"/>
-            <w:right w:val="none" w:color="auto" w:sz="0" w:space="0"/>
-            <w:insideH w:val="none" w:color="auto" w:sz="0" w:space="0"/>
-            <w:insideV w:val="none" w:color="auto" w:sz="0" w:space="0"/>
-          </w:tblBorders>
-          <w:shd w:val="clear" w:color="auto" w:fill="FFFFFF"/>
-          <w:tblCellMar>
-            <w:top w:w="0" w:type="dxa"/>
-            <w:left w:w="0" w:type="dxa"/>
-            <w:bottom w:w="0" w:type="dxa"/>
-            <w:right w:w="0" w:type="dxa"/>
-          </w:tblCellMar>
-        </w:tblPrEx>
-        <w:tc>
-          <w:tcPr>
-            <w:tcW w:w="0" w:type="auto"/>
-            <w:shd w:val="clear" w:color="auto" w:fill="FFFFFF"/>
-            <w:tcMar>
-              <w:top w:w="40" w:type="dxa"/>
-              <w:left w:w="40" w:type="dxa"/>
-              <w:bottom w:w="40" w:type="dxa"/>
-              <w:right w:w="40" w:type="dxa"/>
-            </w:tcMar>
-            <w:vAlign w:val="center"/>
-          </w:tcPr>
-          <w:p>
-            <w:pPr>
-              <w:keepNext w:val="0"/>
-              <w:keepLines w:val="0"/>
-              <w:widowControl/>
-              <w:suppressLineNumbers w:val="0"/>
-              <w:spacing w:before="0" w:beforeAutospacing="0" w:after="0" w:afterAutospacing="0"/>
-              <w:ind w:left="0" w:right="0"/>
-              <w:jc w:val="left"/>
-              <w:rPr>
-                <w:rFonts w:hint="default" w:ascii="Segoe UI Emoji" w:hAnsi="Segoe UI Emoji" w:eastAsia="Segoe UI Emoji" w:cs="Segoe UI Emoji"/>
-                <w:i w:val="0"/>
-                <w:iCs w:val="0"/>
-                <w:caps w:val="0"/>
-                <w:color w:val="3B3B3B"/>
-                <w:spacing w:val="0"/>
-                <w:sz w:val="18"/>
-                <w:szCs w:val="18"/>
-              </w:rPr>
-            </w:pPr>
-            <w:r>
-              <w:rPr>
-                <w:rFonts w:hint="default" w:ascii="Segoe UI Emoji" w:hAnsi="Segoe UI Emoji" w:eastAsia="Segoe UI Emoji" w:cs="Segoe UI Emoji"/>
-                <w:i w:val="0"/>
-                <w:iCs w:val="0"/>
-                <w:caps w:val="0"/>
-                <w:color w:val="3B3B3B"/>
-                <w:spacing w:val="0"/>
-                <w:kern w:val="0"/>
-                <w:sz w:val="18"/>
-                <w:szCs w:val="18"/>
-                <w:lang w:val="en-US" w:eastAsia="zh-CN" w:bidi="ar"/>
-              </w:rPr>
-              <w:t>-2+(-2)</w:t>
-            </w:r>
-          </w:p>
-        </w:tc>
-        <w:tc>
-          <w:tcPr>
-            <w:tcW w:w="0" w:type="auto"/>
-            <w:shd w:val="clear" w:color="auto" w:fill="FFFFFF"/>
-            <w:tcMar>
-              <w:top w:w="40" w:type="dxa"/>
-              <w:left w:w="40" w:type="dxa"/>
-              <w:bottom w:w="40" w:type="dxa"/>
-              <w:right w:w="40" w:type="dxa"/>
-            </w:tcMar>
-            <w:vAlign w:val="center"/>
-          </w:tcPr>
-          <w:p>
-            <w:pPr>
-              <w:keepNext w:val="0"/>
-              <w:keepLines w:val="0"/>
-              <w:widowControl/>
-              <w:suppressLineNumbers w:val="0"/>
-              <w:spacing w:before="0" w:beforeAutospacing="0" w:after="0" w:afterAutospacing="0"/>
-              <w:ind w:left="0" w:right="0"/>
-              <w:jc w:val="left"/>
-              <w:rPr>
-                <w:rFonts w:hint="default" w:ascii="Segoe UI Emoji" w:hAnsi="Segoe UI Emoji" w:eastAsia="Segoe UI Emoji" w:cs="Segoe UI Emoji"/>
-                <w:i w:val="0"/>
-                <w:iCs w:val="0"/>
-                <w:caps w:val="0"/>
-                <w:color w:val="3B3B3B"/>
-                <w:spacing w:val="0"/>
-                <w:sz w:val="18"/>
-                <w:szCs w:val="18"/>
-              </w:rPr>
-            </w:pPr>
-            <w:r>
-              <w:rPr>
-                <w:rFonts w:hint="default" w:ascii="Segoe UI Emoji" w:hAnsi="Segoe UI Emoji" w:eastAsia="Segoe UI Emoji" w:cs="Segoe UI Emoji"/>
-                <w:i w:val="0"/>
-                <w:iCs w:val="0"/>
-                <w:caps w:val="0"/>
-                <w:color w:val="3B3B3B"/>
-                <w:spacing w:val="0"/>
-                <w:kern w:val="0"/>
-                <w:sz w:val="18"/>
-                <w:szCs w:val="18"/>
-                <w:lang w:val="en-US" w:eastAsia="zh-CN" w:bidi="ar"/>
-              </w:rPr>
-              <w:t>10</w:t>
-            </w:r>
-          </w:p>
-        </w:tc>
-        <w:tc>
-          <w:tcPr>
-            <w:tcW w:w="0" w:type="auto"/>
-            <w:shd w:val="clear" w:color="auto" w:fill="FFFFFF"/>
-            <w:tcMar>
-              <w:top w:w="40" w:type="dxa"/>
-              <w:left w:w="40" w:type="dxa"/>
-              <w:bottom w:w="40" w:type="dxa"/>
-              <w:right w:w="40" w:type="dxa"/>
-            </w:tcMar>
-            <w:vAlign w:val="center"/>
-          </w:tcPr>
-          <w:p>
-            <w:pPr>
-              <w:keepNext w:val="0"/>
-              <w:keepLines w:val="0"/>
-              <w:widowControl/>
-              <w:suppressLineNumbers w:val="0"/>
-              <w:spacing w:before="0" w:beforeAutospacing="0" w:after="0" w:afterAutospacing="0"/>
-              <w:ind w:left="0" w:right="0"/>
-              <w:jc w:val="left"/>
-              <w:rPr>
-                <w:rFonts w:hint="default" w:ascii="Segoe UI Emoji" w:hAnsi="Segoe UI Emoji" w:eastAsia="Segoe UI Emoji" w:cs="Segoe UI Emoji"/>
-                <w:i w:val="0"/>
-                <w:iCs w:val="0"/>
-                <w:caps w:val="0"/>
-                <w:color w:val="3B3B3B"/>
-                <w:spacing w:val="0"/>
-                <w:sz w:val="18"/>
-                <w:szCs w:val="18"/>
-              </w:rPr>
-            </w:pPr>
-            <w:r>
-              <w:rPr>
-                <w:rFonts w:hint="default" w:ascii="Segoe UI Emoji" w:hAnsi="Segoe UI Emoji" w:eastAsia="Segoe UI Emoji" w:cs="Segoe UI Emoji"/>
-                <w:i w:val="0"/>
-                <w:iCs w:val="0"/>
-                <w:caps w:val="0"/>
-                <w:color w:val="3B3B3B"/>
-                <w:spacing w:val="0"/>
-                <w:kern w:val="0"/>
-                <w:sz w:val="18"/>
-                <w:szCs w:val="18"/>
-                <w:lang w:val="en-US" w:eastAsia="zh-CN" w:bidi="ar"/>
-              </w:rPr>
-              <w:t>10</w:t>
-            </w:r>
-          </w:p>
-        </w:tc>
-        <w:tc>
-          <w:tcPr>
-            <w:tcW w:w="0" w:type="auto"/>
-            <w:shd w:val="clear" w:color="auto" w:fill="FFFFFF"/>
-            <w:tcMar>
-              <w:top w:w="40" w:type="dxa"/>
-              <w:left w:w="40" w:type="dxa"/>
-              <w:bottom w:w="40" w:type="dxa"/>
-              <w:right w:w="40" w:type="dxa"/>
-            </w:tcMar>
-            <w:vAlign w:val="center"/>
-          </w:tcPr>
-          <w:p>
-            <w:pPr>
-              <w:keepNext w:val="0"/>
-              <w:keepLines w:val="0"/>
-              <w:widowControl/>
-              <w:suppressLineNumbers w:val="0"/>
-              <w:spacing w:before="0" w:beforeAutospacing="0" w:after="0" w:afterAutospacing="0"/>
-              <w:ind w:left="0" w:right="0"/>
-              <w:jc w:val="left"/>
-              <w:rPr>
-                <w:rFonts w:hint="default" w:ascii="Segoe UI Emoji" w:hAnsi="Segoe UI Emoji" w:eastAsia="Segoe UI Emoji" w:cs="Segoe UI Emoji"/>
-                <w:i w:val="0"/>
-                <w:iCs w:val="0"/>
-                <w:caps w:val="0"/>
-                <w:color w:val="3B3B3B"/>
-                <w:spacing w:val="0"/>
-                <w:sz w:val="18"/>
-                <w:szCs w:val="18"/>
-              </w:rPr>
-            </w:pPr>
-            <w:r>
-              <w:rPr>
-                <w:rFonts w:hint="default" w:ascii="Segoe UI Emoji" w:hAnsi="Segoe UI Emoji" w:eastAsia="Segoe UI Emoji" w:cs="Segoe UI Emoji"/>
-                <w:i w:val="0"/>
-                <w:iCs w:val="0"/>
-                <w:caps w:val="0"/>
-                <w:color w:val="3B3B3B"/>
-                <w:spacing w:val="0"/>
-                <w:kern w:val="0"/>
-                <w:sz w:val="18"/>
-                <w:szCs w:val="18"/>
-                <w:lang w:val="en-US" w:eastAsia="zh-CN" w:bidi="ar"/>
-              </w:rPr>
-              <w:t>-4（溢出）</w:t>
-            </w:r>
-          </w:p>
-        </w:tc>
-        <w:tc>
-          <w:tcPr>
-            <w:tcW w:w="0" w:type="auto"/>
-            <w:shd w:val="clear" w:color="auto" w:fill="FFFFFF"/>
-            <w:tcMar>
-              <w:top w:w="40" w:type="dxa"/>
-              <w:left w:w="40" w:type="dxa"/>
-              <w:bottom w:w="40" w:type="dxa"/>
-              <w:right w:w="40" w:type="dxa"/>
-            </w:tcMar>
-            <w:vAlign w:val="center"/>
-          </w:tcPr>
-          <w:p>
-            <w:pPr>
-              <w:keepNext w:val="0"/>
-              <w:keepLines w:val="0"/>
-              <w:widowControl/>
-              <w:suppressLineNumbers w:val="0"/>
-              <w:spacing w:before="0" w:beforeAutospacing="0" w:after="0" w:afterAutospacing="0"/>
-              <w:ind w:left="0" w:right="0"/>
-              <w:jc w:val="left"/>
-              <w:rPr>
-                <w:rFonts w:hint="default" w:ascii="Segoe UI Emoji" w:hAnsi="Segoe UI Emoji" w:eastAsia="Segoe UI Emoji" w:cs="Segoe UI Emoji"/>
-                <w:i w:val="0"/>
-                <w:iCs w:val="0"/>
-                <w:caps w:val="0"/>
-                <w:color w:val="3B3B3B"/>
-                <w:spacing w:val="0"/>
-                <w:sz w:val="18"/>
-                <w:szCs w:val="18"/>
-              </w:rPr>
-            </w:pPr>
-            <w:r>
-              <w:rPr>
-                <w:rFonts w:hint="default" w:ascii="Segoe UI Emoji" w:hAnsi="Segoe UI Emoji" w:eastAsia="Segoe UI Emoji" w:cs="Segoe UI Emoji"/>
-                <w:i w:val="0"/>
-                <w:iCs w:val="0"/>
-                <w:caps w:val="0"/>
-                <w:color w:val="3B3B3B"/>
-                <w:spacing w:val="0"/>
-                <w:kern w:val="0"/>
-                <w:sz w:val="18"/>
-                <w:szCs w:val="18"/>
-                <w:lang w:val="en-US" w:eastAsia="zh-CN" w:bidi="ar"/>
-              </w:rPr>
-              <w:t>00（0）</w:t>
             </w:r>
           </w:p>
         </w:tc>
@@ -9881,7 +9345,7 @@
                 <w:szCs w:val="18"/>
                 <w:lang w:val="en-US" w:eastAsia="zh-CN" w:bidi="ar"/>
               </w:rPr>
-              <w:t>-2+(-1)</w:t>
+              <w:t>+1+1</w:t>
             </w:r>
           </w:p>
         </w:tc>
@@ -9930,7 +9394,7 @@
                 <w:szCs w:val="18"/>
                 <w:lang w:val="en-US" w:eastAsia="zh-CN" w:bidi="ar"/>
               </w:rPr>
-              <w:t>10</w:t>
+              <w:t>01</w:t>
             </w:r>
           </w:p>
         </w:tc>
@@ -9979,7 +9443,7 @@
                 <w:szCs w:val="18"/>
                 <w:lang w:val="en-US" w:eastAsia="zh-CN" w:bidi="ar"/>
               </w:rPr>
-              <w:t>11</w:t>
+              <w:t>01</w:t>
             </w:r>
           </w:p>
         </w:tc>
@@ -10028,7 +9492,7 @@
                 <w:szCs w:val="18"/>
                 <w:lang w:val="en-US" w:eastAsia="zh-CN" w:bidi="ar"/>
               </w:rPr>
-              <w:t>-3（溢出）</w:t>
+              <w:t>+2（溢出）</w:t>
             </w:r>
           </w:p>
         </w:tc>
@@ -10077,7 +9541,7 @@
                 <w:szCs w:val="18"/>
                 <w:lang w:val="en-US" w:eastAsia="zh-CN" w:bidi="ar"/>
               </w:rPr>
-              <w:t>01（+1）</w:t>
+              <w:t>10（-2）</w:t>
             </w:r>
           </w:p>
         </w:tc>
@@ -10092,7 +9556,532 @@
             <w:insideH w:val="none" w:color="auto" w:sz="0" w:space="0"/>
             <w:insideV w:val="none" w:color="auto" w:sz="0" w:space="0"/>
           </w:tblBorders>
-          <w:shd w:val="clear" w:color="auto" w:fill="FFFFFF"/>
+          <w:tblCellMar>
+            <w:top w:w="0" w:type="dxa"/>
+            <w:left w:w="0" w:type="dxa"/>
+            <w:bottom w:w="0" w:type="dxa"/>
+            <w:right w:w="0" w:type="dxa"/>
+          </w:tblCellMar>
+        </w:tblPrEx>
+        <w:tc>
+          <w:tcPr>
+            <w:tcW w:w="0" w:type="auto"/>
+            <w:shd w:val="clear" w:color="auto" w:fill="FFFFFF"/>
+            <w:tcMar>
+              <w:top w:w="40" w:type="dxa"/>
+              <w:left w:w="40" w:type="dxa"/>
+              <w:bottom w:w="40" w:type="dxa"/>
+              <w:right w:w="40" w:type="dxa"/>
+            </w:tcMar>
+            <w:vAlign w:val="center"/>
+          </w:tcPr>
+          <w:p>
+            <w:pPr>
+              <w:keepNext w:val="0"/>
+              <w:keepLines w:val="0"/>
+              <w:widowControl/>
+              <w:suppressLineNumbers w:val="0"/>
+              <w:spacing w:before="0" w:beforeAutospacing="0" w:after="0" w:afterAutospacing="0"/>
+              <w:ind w:left="0" w:right="0"/>
+              <w:jc w:val="left"/>
+              <w:rPr>
+                <w:rFonts w:hint="default" w:ascii="Segoe UI Emoji" w:hAnsi="Segoe UI Emoji" w:eastAsia="Segoe UI Emoji" w:cs="Segoe UI Emoji"/>
+                <w:i w:val="0"/>
+                <w:iCs w:val="0"/>
+                <w:caps w:val="0"/>
+                <w:color w:val="3B3B3B"/>
+                <w:spacing w:val="0"/>
+                <w:sz w:val="18"/>
+                <w:szCs w:val="18"/>
+              </w:rPr>
+            </w:pPr>
+            <w:r>
+              <w:rPr>
+                <w:rFonts w:hint="default" w:ascii="Segoe UI Emoji" w:hAnsi="Segoe UI Emoji" w:eastAsia="Segoe UI Emoji" w:cs="Segoe UI Emoji"/>
+                <w:i w:val="0"/>
+                <w:iCs w:val="0"/>
+                <w:caps w:val="0"/>
+                <w:color w:val="3B3B3B"/>
+                <w:spacing w:val="0"/>
+                <w:kern w:val="0"/>
+                <w:sz w:val="18"/>
+                <w:szCs w:val="18"/>
+                <w:lang w:val="en-US" w:eastAsia="zh-CN" w:bidi="ar"/>
+              </w:rPr>
+              <w:t>-2+(-2)</w:t>
+            </w:r>
+          </w:p>
+        </w:tc>
+        <w:tc>
+          <w:tcPr>
+            <w:tcW w:w="0" w:type="auto"/>
+            <w:shd w:val="clear" w:color="auto" w:fill="FFFFFF"/>
+            <w:tcMar>
+              <w:top w:w="40" w:type="dxa"/>
+              <w:left w:w="40" w:type="dxa"/>
+              <w:bottom w:w="40" w:type="dxa"/>
+              <w:right w:w="40" w:type="dxa"/>
+            </w:tcMar>
+            <w:vAlign w:val="center"/>
+          </w:tcPr>
+          <w:p>
+            <w:pPr>
+              <w:keepNext w:val="0"/>
+              <w:keepLines w:val="0"/>
+              <w:widowControl/>
+              <w:suppressLineNumbers w:val="0"/>
+              <w:spacing w:before="0" w:beforeAutospacing="0" w:after="0" w:afterAutospacing="0"/>
+              <w:ind w:left="0" w:right="0"/>
+              <w:jc w:val="left"/>
+              <w:rPr>
+                <w:rFonts w:hint="default" w:ascii="Segoe UI Emoji" w:hAnsi="Segoe UI Emoji" w:eastAsia="Segoe UI Emoji" w:cs="Segoe UI Emoji"/>
+                <w:i w:val="0"/>
+                <w:iCs w:val="0"/>
+                <w:caps w:val="0"/>
+                <w:color w:val="3B3B3B"/>
+                <w:spacing w:val="0"/>
+                <w:sz w:val="18"/>
+                <w:szCs w:val="18"/>
+              </w:rPr>
+            </w:pPr>
+            <w:r>
+              <w:rPr>
+                <w:rFonts w:hint="default" w:ascii="Segoe UI Emoji" w:hAnsi="Segoe UI Emoji" w:eastAsia="Segoe UI Emoji" w:cs="Segoe UI Emoji"/>
+                <w:i w:val="0"/>
+                <w:iCs w:val="0"/>
+                <w:caps w:val="0"/>
+                <w:color w:val="3B3B3B"/>
+                <w:spacing w:val="0"/>
+                <w:kern w:val="0"/>
+                <w:sz w:val="18"/>
+                <w:szCs w:val="18"/>
+                <w:lang w:val="en-US" w:eastAsia="zh-CN" w:bidi="ar"/>
+              </w:rPr>
+              <w:t>10</w:t>
+            </w:r>
+          </w:p>
+        </w:tc>
+        <w:tc>
+          <w:tcPr>
+            <w:tcW w:w="0" w:type="auto"/>
+            <w:shd w:val="clear" w:color="auto" w:fill="FFFFFF"/>
+            <w:tcMar>
+              <w:top w:w="40" w:type="dxa"/>
+              <w:left w:w="40" w:type="dxa"/>
+              <w:bottom w:w="40" w:type="dxa"/>
+              <w:right w:w="40" w:type="dxa"/>
+            </w:tcMar>
+            <w:vAlign w:val="center"/>
+          </w:tcPr>
+          <w:p>
+            <w:pPr>
+              <w:keepNext w:val="0"/>
+              <w:keepLines w:val="0"/>
+              <w:widowControl/>
+              <w:suppressLineNumbers w:val="0"/>
+              <w:spacing w:before="0" w:beforeAutospacing="0" w:after="0" w:afterAutospacing="0"/>
+              <w:ind w:left="0" w:right="0"/>
+              <w:jc w:val="left"/>
+              <w:rPr>
+                <w:rFonts w:hint="default" w:ascii="Segoe UI Emoji" w:hAnsi="Segoe UI Emoji" w:eastAsia="Segoe UI Emoji" w:cs="Segoe UI Emoji"/>
+                <w:i w:val="0"/>
+                <w:iCs w:val="0"/>
+                <w:caps w:val="0"/>
+                <w:color w:val="3B3B3B"/>
+                <w:spacing w:val="0"/>
+                <w:sz w:val="18"/>
+                <w:szCs w:val="18"/>
+              </w:rPr>
+            </w:pPr>
+            <w:r>
+              <w:rPr>
+                <w:rFonts w:hint="default" w:ascii="Segoe UI Emoji" w:hAnsi="Segoe UI Emoji" w:eastAsia="Segoe UI Emoji" w:cs="Segoe UI Emoji"/>
+                <w:i w:val="0"/>
+                <w:iCs w:val="0"/>
+                <w:caps w:val="0"/>
+                <w:color w:val="3B3B3B"/>
+                <w:spacing w:val="0"/>
+                <w:kern w:val="0"/>
+                <w:sz w:val="18"/>
+                <w:szCs w:val="18"/>
+                <w:lang w:val="en-US" w:eastAsia="zh-CN" w:bidi="ar"/>
+              </w:rPr>
+              <w:t>10</w:t>
+            </w:r>
+          </w:p>
+        </w:tc>
+        <w:tc>
+          <w:tcPr>
+            <w:tcW w:w="0" w:type="auto"/>
+            <w:shd w:val="clear" w:color="auto" w:fill="FFFFFF"/>
+            <w:tcMar>
+              <w:top w:w="40" w:type="dxa"/>
+              <w:left w:w="40" w:type="dxa"/>
+              <w:bottom w:w="40" w:type="dxa"/>
+              <w:right w:w="40" w:type="dxa"/>
+            </w:tcMar>
+            <w:vAlign w:val="center"/>
+          </w:tcPr>
+          <w:p>
+            <w:pPr>
+              <w:keepNext w:val="0"/>
+              <w:keepLines w:val="0"/>
+              <w:widowControl/>
+              <w:suppressLineNumbers w:val="0"/>
+              <w:spacing w:before="0" w:beforeAutospacing="0" w:after="0" w:afterAutospacing="0"/>
+              <w:ind w:left="0" w:right="0"/>
+              <w:jc w:val="left"/>
+              <w:rPr>
+                <w:rFonts w:hint="default" w:ascii="Segoe UI Emoji" w:hAnsi="Segoe UI Emoji" w:eastAsia="Segoe UI Emoji" w:cs="Segoe UI Emoji"/>
+                <w:i w:val="0"/>
+                <w:iCs w:val="0"/>
+                <w:caps w:val="0"/>
+                <w:color w:val="3B3B3B"/>
+                <w:spacing w:val="0"/>
+                <w:sz w:val="18"/>
+                <w:szCs w:val="18"/>
+              </w:rPr>
+            </w:pPr>
+            <w:r>
+              <w:rPr>
+                <w:rFonts w:hint="default" w:ascii="Segoe UI Emoji" w:hAnsi="Segoe UI Emoji" w:eastAsia="Segoe UI Emoji" w:cs="Segoe UI Emoji"/>
+                <w:i w:val="0"/>
+                <w:iCs w:val="0"/>
+                <w:caps w:val="0"/>
+                <w:color w:val="3B3B3B"/>
+                <w:spacing w:val="0"/>
+                <w:kern w:val="0"/>
+                <w:sz w:val="18"/>
+                <w:szCs w:val="18"/>
+                <w:lang w:val="en-US" w:eastAsia="zh-CN" w:bidi="ar"/>
+              </w:rPr>
+              <w:t>-4（溢出）</w:t>
+            </w:r>
+          </w:p>
+        </w:tc>
+        <w:tc>
+          <w:tcPr>
+            <w:tcW w:w="0" w:type="auto"/>
+            <w:shd w:val="clear" w:color="auto" w:fill="FFFFFF"/>
+            <w:tcMar>
+              <w:top w:w="40" w:type="dxa"/>
+              <w:left w:w="40" w:type="dxa"/>
+              <w:bottom w:w="40" w:type="dxa"/>
+              <w:right w:w="40" w:type="dxa"/>
+            </w:tcMar>
+            <w:vAlign w:val="center"/>
+          </w:tcPr>
+          <w:p>
+            <w:pPr>
+              <w:keepNext w:val="0"/>
+              <w:keepLines w:val="0"/>
+              <w:widowControl/>
+              <w:suppressLineNumbers w:val="0"/>
+              <w:spacing w:before="0" w:beforeAutospacing="0" w:after="0" w:afterAutospacing="0"/>
+              <w:ind w:left="0" w:right="0"/>
+              <w:jc w:val="left"/>
+              <w:rPr>
+                <w:rFonts w:hint="default" w:ascii="Segoe UI Emoji" w:hAnsi="Segoe UI Emoji" w:eastAsia="Segoe UI Emoji" w:cs="Segoe UI Emoji"/>
+                <w:i w:val="0"/>
+                <w:iCs w:val="0"/>
+                <w:caps w:val="0"/>
+                <w:color w:val="3B3B3B"/>
+                <w:spacing w:val="0"/>
+                <w:sz w:val="18"/>
+                <w:szCs w:val="18"/>
+              </w:rPr>
+            </w:pPr>
+            <w:r>
+              <w:rPr>
+                <w:rFonts w:hint="default" w:ascii="Segoe UI Emoji" w:hAnsi="Segoe UI Emoji" w:eastAsia="Segoe UI Emoji" w:cs="Segoe UI Emoji"/>
+                <w:i w:val="0"/>
+                <w:iCs w:val="0"/>
+                <w:caps w:val="0"/>
+                <w:color w:val="3B3B3B"/>
+                <w:spacing w:val="0"/>
+                <w:kern w:val="0"/>
+                <w:sz w:val="18"/>
+                <w:szCs w:val="18"/>
+                <w:lang w:val="en-US" w:eastAsia="zh-CN" w:bidi="ar"/>
+              </w:rPr>
+              <w:t>00（0）</w:t>
+            </w:r>
+          </w:p>
+        </w:tc>
+      </w:tr>
+      <w:tr>
+        <w:tblPrEx>
+          <w:tblBorders>
+            <w:top w:val="none" w:color="auto" w:sz="0" w:space="0"/>
+            <w:left w:val="none" w:color="auto" w:sz="0" w:space="0"/>
+            <w:bottom w:val="none" w:color="auto" w:sz="0" w:space="0"/>
+            <w:right w:val="none" w:color="auto" w:sz="0" w:space="0"/>
+            <w:insideH w:val="none" w:color="auto" w:sz="0" w:space="0"/>
+            <w:insideV w:val="none" w:color="auto" w:sz="0" w:space="0"/>
+          </w:tblBorders>
+          <w:tblCellMar>
+            <w:top w:w="0" w:type="dxa"/>
+            <w:left w:w="0" w:type="dxa"/>
+            <w:bottom w:w="0" w:type="dxa"/>
+            <w:right w:w="0" w:type="dxa"/>
+          </w:tblCellMar>
+        </w:tblPrEx>
+        <w:tc>
+          <w:tcPr>
+            <w:tcW w:w="0" w:type="auto"/>
+            <w:shd w:val="clear" w:color="auto" w:fill="FFFFFF"/>
+            <w:tcMar>
+              <w:top w:w="40" w:type="dxa"/>
+              <w:left w:w="40" w:type="dxa"/>
+              <w:bottom w:w="40" w:type="dxa"/>
+              <w:right w:w="40" w:type="dxa"/>
+            </w:tcMar>
+            <w:vAlign w:val="center"/>
+          </w:tcPr>
+          <w:p>
+            <w:pPr>
+              <w:keepNext w:val="0"/>
+              <w:keepLines w:val="0"/>
+              <w:widowControl/>
+              <w:suppressLineNumbers w:val="0"/>
+              <w:spacing w:before="0" w:beforeAutospacing="0" w:after="0" w:afterAutospacing="0"/>
+              <w:ind w:left="0" w:right="0"/>
+              <w:jc w:val="left"/>
+              <w:rPr>
+                <w:rFonts w:hint="default" w:ascii="Segoe UI Emoji" w:hAnsi="Segoe UI Emoji" w:eastAsia="Segoe UI Emoji" w:cs="Segoe UI Emoji"/>
+                <w:i w:val="0"/>
+                <w:iCs w:val="0"/>
+                <w:caps w:val="0"/>
+                <w:color w:val="3B3B3B"/>
+                <w:spacing w:val="0"/>
+                <w:sz w:val="18"/>
+                <w:szCs w:val="18"/>
+              </w:rPr>
+            </w:pPr>
+            <w:r>
+              <w:rPr>
+                <w:rFonts w:hint="default" w:ascii="Segoe UI Emoji" w:hAnsi="Segoe UI Emoji" w:eastAsia="Segoe UI Emoji" w:cs="Segoe UI Emoji"/>
+                <w:i w:val="0"/>
+                <w:iCs w:val="0"/>
+                <w:caps w:val="0"/>
+                <w:color w:val="3B3B3B"/>
+                <w:spacing w:val="0"/>
+                <w:kern w:val="0"/>
+                <w:sz w:val="18"/>
+                <w:szCs w:val="18"/>
+                <w:lang w:val="en-US" w:eastAsia="zh-CN" w:bidi="ar"/>
+              </w:rPr>
+              <w:t>-2+(-1)</w:t>
+            </w:r>
+          </w:p>
+        </w:tc>
+        <w:tc>
+          <w:tcPr>
+            <w:tcW w:w="0" w:type="auto"/>
+            <w:shd w:val="clear" w:color="auto" w:fill="FFFFFF"/>
+            <w:tcMar>
+              <w:top w:w="40" w:type="dxa"/>
+              <w:left w:w="40" w:type="dxa"/>
+              <w:bottom w:w="40" w:type="dxa"/>
+              <w:right w:w="40" w:type="dxa"/>
+            </w:tcMar>
+            <w:vAlign w:val="center"/>
+          </w:tcPr>
+          <w:p>
+            <w:pPr>
+              <w:keepNext w:val="0"/>
+              <w:keepLines w:val="0"/>
+              <w:widowControl/>
+              <w:suppressLineNumbers w:val="0"/>
+              <w:spacing w:before="0" w:beforeAutospacing="0" w:after="0" w:afterAutospacing="0"/>
+              <w:ind w:left="0" w:right="0"/>
+              <w:jc w:val="left"/>
+              <w:rPr>
+                <w:rFonts w:hint="default" w:ascii="Segoe UI Emoji" w:hAnsi="Segoe UI Emoji" w:eastAsia="Segoe UI Emoji" w:cs="Segoe UI Emoji"/>
+                <w:i w:val="0"/>
+                <w:iCs w:val="0"/>
+                <w:caps w:val="0"/>
+                <w:color w:val="3B3B3B"/>
+                <w:spacing w:val="0"/>
+                <w:sz w:val="18"/>
+                <w:szCs w:val="18"/>
+              </w:rPr>
+            </w:pPr>
+            <w:r>
+              <w:rPr>
+                <w:rFonts w:hint="default" w:ascii="Segoe UI Emoji" w:hAnsi="Segoe UI Emoji" w:eastAsia="Segoe UI Emoji" w:cs="Segoe UI Emoji"/>
+                <w:i w:val="0"/>
+                <w:iCs w:val="0"/>
+                <w:caps w:val="0"/>
+                <w:color w:val="3B3B3B"/>
+                <w:spacing w:val="0"/>
+                <w:kern w:val="0"/>
+                <w:sz w:val="18"/>
+                <w:szCs w:val="18"/>
+                <w:lang w:val="en-US" w:eastAsia="zh-CN" w:bidi="ar"/>
+              </w:rPr>
+              <w:t>10</w:t>
+            </w:r>
+          </w:p>
+        </w:tc>
+        <w:tc>
+          <w:tcPr>
+            <w:tcW w:w="0" w:type="auto"/>
+            <w:shd w:val="clear" w:color="auto" w:fill="FFFFFF"/>
+            <w:tcMar>
+              <w:top w:w="40" w:type="dxa"/>
+              <w:left w:w="40" w:type="dxa"/>
+              <w:bottom w:w="40" w:type="dxa"/>
+              <w:right w:w="40" w:type="dxa"/>
+            </w:tcMar>
+            <w:vAlign w:val="center"/>
+          </w:tcPr>
+          <w:p>
+            <w:pPr>
+              <w:keepNext w:val="0"/>
+              <w:keepLines w:val="0"/>
+              <w:widowControl/>
+              <w:suppressLineNumbers w:val="0"/>
+              <w:spacing w:before="0" w:beforeAutospacing="0" w:after="0" w:afterAutospacing="0"/>
+              <w:ind w:left="0" w:right="0"/>
+              <w:jc w:val="left"/>
+              <w:rPr>
+                <w:rFonts w:hint="default" w:ascii="Segoe UI Emoji" w:hAnsi="Segoe UI Emoji" w:eastAsia="Segoe UI Emoji" w:cs="Segoe UI Emoji"/>
+                <w:i w:val="0"/>
+                <w:iCs w:val="0"/>
+                <w:caps w:val="0"/>
+                <w:color w:val="3B3B3B"/>
+                <w:spacing w:val="0"/>
+                <w:sz w:val="18"/>
+                <w:szCs w:val="18"/>
+              </w:rPr>
+            </w:pPr>
+            <w:r>
+              <w:rPr>
+                <w:rFonts w:hint="default" w:ascii="Segoe UI Emoji" w:hAnsi="Segoe UI Emoji" w:eastAsia="Segoe UI Emoji" w:cs="Segoe UI Emoji"/>
+                <w:i w:val="0"/>
+                <w:iCs w:val="0"/>
+                <w:caps w:val="0"/>
+                <w:color w:val="3B3B3B"/>
+                <w:spacing w:val="0"/>
+                <w:kern w:val="0"/>
+                <w:sz w:val="18"/>
+                <w:szCs w:val="18"/>
+                <w:lang w:val="en-US" w:eastAsia="zh-CN" w:bidi="ar"/>
+              </w:rPr>
+              <w:t>11</w:t>
+            </w:r>
+          </w:p>
+        </w:tc>
+        <w:tc>
+          <w:tcPr>
+            <w:tcW w:w="0" w:type="auto"/>
+            <w:shd w:val="clear" w:color="auto" w:fill="FFFFFF"/>
+            <w:tcMar>
+              <w:top w:w="40" w:type="dxa"/>
+              <w:left w:w="40" w:type="dxa"/>
+              <w:bottom w:w="40" w:type="dxa"/>
+              <w:right w:w="40" w:type="dxa"/>
+            </w:tcMar>
+            <w:vAlign w:val="center"/>
+          </w:tcPr>
+          <w:p>
+            <w:pPr>
+              <w:keepNext w:val="0"/>
+              <w:keepLines w:val="0"/>
+              <w:widowControl/>
+              <w:suppressLineNumbers w:val="0"/>
+              <w:spacing w:before="0" w:beforeAutospacing="0" w:after="0" w:afterAutospacing="0"/>
+              <w:ind w:left="0" w:right="0"/>
+              <w:jc w:val="left"/>
+              <w:rPr>
+                <w:rFonts w:hint="default" w:ascii="Segoe UI Emoji" w:hAnsi="Segoe UI Emoji" w:eastAsia="Segoe UI Emoji" w:cs="Segoe UI Emoji"/>
+                <w:i w:val="0"/>
+                <w:iCs w:val="0"/>
+                <w:caps w:val="0"/>
+                <w:color w:val="3B3B3B"/>
+                <w:spacing w:val="0"/>
+                <w:sz w:val="18"/>
+                <w:szCs w:val="18"/>
+              </w:rPr>
+            </w:pPr>
+            <w:r>
+              <w:rPr>
+                <w:rFonts w:hint="default" w:ascii="Segoe UI Emoji" w:hAnsi="Segoe UI Emoji" w:eastAsia="Segoe UI Emoji" w:cs="Segoe UI Emoji"/>
+                <w:i w:val="0"/>
+                <w:iCs w:val="0"/>
+                <w:caps w:val="0"/>
+                <w:color w:val="3B3B3B"/>
+                <w:spacing w:val="0"/>
+                <w:kern w:val="0"/>
+                <w:sz w:val="18"/>
+                <w:szCs w:val="18"/>
+                <w:lang w:val="en-US" w:eastAsia="zh-CN" w:bidi="ar"/>
+              </w:rPr>
+              <w:t>-3（溢出）</w:t>
+            </w:r>
+          </w:p>
+        </w:tc>
+        <w:tc>
+          <w:tcPr>
+            <w:tcW w:w="0" w:type="auto"/>
+            <w:shd w:val="clear" w:color="auto" w:fill="FFFFFF"/>
+            <w:tcMar>
+              <w:top w:w="40" w:type="dxa"/>
+              <w:left w:w="40" w:type="dxa"/>
+              <w:bottom w:w="40" w:type="dxa"/>
+              <w:right w:w="40" w:type="dxa"/>
+            </w:tcMar>
+            <w:vAlign w:val="center"/>
+          </w:tcPr>
+          <w:p>
+            <w:pPr>
+              <w:keepNext w:val="0"/>
+              <w:keepLines w:val="0"/>
+              <w:widowControl/>
+              <w:suppressLineNumbers w:val="0"/>
+              <w:spacing w:before="0" w:beforeAutospacing="0" w:after="0" w:afterAutospacing="0"/>
+              <w:ind w:left="0" w:right="0"/>
+              <w:jc w:val="left"/>
+              <w:rPr>
+                <w:rFonts w:hint="default" w:ascii="Segoe UI Emoji" w:hAnsi="Segoe UI Emoji" w:eastAsia="Segoe UI Emoji" w:cs="Segoe UI Emoji"/>
+                <w:i w:val="0"/>
+                <w:iCs w:val="0"/>
+                <w:caps w:val="0"/>
+                <w:color w:val="3B3B3B"/>
+                <w:spacing w:val="0"/>
+                <w:sz w:val="18"/>
+                <w:szCs w:val="18"/>
+              </w:rPr>
+            </w:pPr>
+            <w:r>
+              <w:rPr>
+                <w:rFonts w:hint="default" w:ascii="Segoe UI Emoji" w:hAnsi="Segoe UI Emoji" w:eastAsia="Segoe UI Emoji" w:cs="Segoe UI Emoji"/>
+                <w:i w:val="0"/>
+                <w:iCs w:val="0"/>
+                <w:caps w:val="0"/>
+                <w:color w:val="3B3B3B"/>
+                <w:spacing w:val="0"/>
+                <w:kern w:val="0"/>
+                <w:sz w:val="18"/>
+                <w:szCs w:val="18"/>
+                <w:lang w:val="en-US" w:eastAsia="zh-CN" w:bidi="ar"/>
+              </w:rPr>
+              <w:t>01（+1）</w:t>
+            </w:r>
+          </w:p>
+        </w:tc>
+      </w:tr>
+      <w:tr>
+        <w:tblPrEx>
+          <w:tblBorders>
+            <w:top w:val="none" w:color="auto" w:sz="0" w:space="0"/>
+            <w:left w:val="none" w:color="auto" w:sz="0" w:space="0"/>
+            <w:bottom w:val="none" w:color="auto" w:sz="0" w:space="0"/>
+            <w:right w:val="none" w:color="auto" w:sz="0" w:space="0"/>
+            <w:insideH w:val="none" w:color="auto" w:sz="0" w:space="0"/>
+            <w:insideV w:val="none" w:color="auto" w:sz="0" w:space="0"/>
+          </w:tblBorders>
           <w:tblCellMar>
             <w:top w:w="0" w:type="dxa"/>
             <w:left w:w="0" w:type="dxa"/>
@@ -11735,6 +11724,7 @@
             <w:insideH w:val="none" w:color="auto" w:sz="0" w:space="0"/>
             <w:insideV w:val="none" w:color="auto" w:sz="0" w:space="0"/>
           </w:tblBorders>
+          <w:shd w:val="clear" w:color="auto" w:fill="FFFFFF"/>
           <w:tblCellMar>
             <w:top w:w="0" w:type="dxa"/>
             <w:left w:w="0" w:type="dxa"/>
@@ -11886,648 +11876,6 @@
                 <w:lang w:val="en-US" w:eastAsia="zh-CN" w:bidi="ar"/>
               </w:rPr>
               <w:t>0</w:t>
-            </w:r>
-          </w:p>
-        </w:tc>
-        <w:tc>
-          <w:tcPr>
-            <w:tcW w:w="0" w:type="auto"/>
-            <w:shd w:val="clear" w:color="auto" w:fill="FFFFFF"/>
-            <w:tcMar>
-              <w:top w:w="40" w:type="dxa"/>
-              <w:left w:w="40" w:type="dxa"/>
-              <w:bottom w:w="40" w:type="dxa"/>
-              <w:right w:w="40" w:type="dxa"/>
-            </w:tcMar>
-            <w:vAlign w:val="center"/>
-          </w:tcPr>
-          <w:p>
-            <w:pPr>
-              <w:keepNext w:val="0"/>
-              <w:keepLines w:val="0"/>
-              <w:widowControl/>
-              <w:suppressLineNumbers w:val="0"/>
-              <w:spacing w:before="0" w:beforeAutospacing="0" w:after="0" w:afterAutospacing="0"/>
-              <w:ind w:left="0" w:right="0"/>
-              <w:jc w:val="left"/>
-              <w:rPr>
-                <w:rFonts w:hint="default" w:ascii="Segoe UI Emoji" w:hAnsi="Segoe UI Emoji" w:eastAsia="Segoe UI Emoji" w:cs="Segoe UI Emoji"/>
-                <w:i w:val="0"/>
-                <w:iCs w:val="0"/>
-                <w:caps w:val="0"/>
-                <w:color w:val="3B3B3B"/>
-                <w:spacing w:val="0"/>
-                <w:sz w:val="13"/>
-                <w:szCs w:val="13"/>
-              </w:rPr>
-            </w:pPr>
-            <w:r>
-              <w:rPr>
-                <w:rFonts w:hint="default" w:ascii="Segoe UI Emoji" w:hAnsi="Segoe UI Emoji" w:eastAsia="Segoe UI Emoji" w:cs="Segoe UI Emoji"/>
-                <w:i w:val="0"/>
-                <w:iCs w:val="0"/>
-                <w:caps w:val="0"/>
-                <w:color w:val="3B3B3B"/>
-                <w:spacing w:val="0"/>
-                <w:kern w:val="0"/>
-                <w:sz w:val="13"/>
-                <w:szCs w:val="13"/>
-                <w:lang w:val="en-US" w:eastAsia="zh-CN" w:bidi="ar"/>
-              </w:rPr>
-              <w:t>0</w:t>
-            </w:r>
-          </w:p>
-        </w:tc>
-      </w:tr>
-      <w:tr>
-        <w:tblPrEx>
-          <w:tblBorders>
-            <w:top w:val="none" w:color="auto" w:sz="0" w:space="0"/>
-            <w:left w:val="none" w:color="auto" w:sz="0" w:space="0"/>
-            <w:bottom w:val="none" w:color="auto" w:sz="0" w:space="0"/>
-            <w:right w:val="none" w:color="auto" w:sz="0" w:space="0"/>
-            <w:insideH w:val="none" w:color="auto" w:sz="0" w:space="0"/>
-            <w:insideV w:val="none" w:color="auto" w:sz="0" w:space="0"/>
-          </w:tblBorders>
-          <w:tblCellMar>
-            <w:top w:w="0" w:type="dxa"/>
-            <w:left w:w="0" w:type="dxa"/>
-            <w:bottom w:w="0" w:type="dxa"/>
-            <w:right w:w="0" w:type="dxa"/>
-          </w:tblCellMar>
-        </w:tblPrEx>
-        <w:tc>
-          <w:tcPr>
-            <w:tcW w:w="0" w:type="auto"/>
-            <w:shd w:val="clear" w:color="auto" w:fill="FFFFFF"/>
-            <w:tcMar>
-              <w:top w:w="40" w:type="dxa"/>
-              <w:left w:w="40" w:type="dxa"/>
-              <w:bottom w:w="40" w:type="dxa"/>
-              <w:right w:w="40" w:type="dxa"/>
-            </w:tcMar>
-            <w:vAlign w:val="center"/>
-          </w:tcPr>
-          <w:p>
-            <w:pPr>
-              <w:keepNext w:val="0"/>
-              <w:keepLines w:val="0"/>
-              <w:widowControl/>
-              <w:suppressLineNumbers w:val="0"/>
-              <w:spacing w:before="0" w:beforeAutospacing="0" w:after="0" w:afterAutospacing="0"/>
-              <w:ind w:left="0" w:right="0"/>
-              <w:jc w:val="left"/>
-              <w:rPr>
-                <w:rFonts w:hint="default" w:ascii="Segoe UI Emoji" w:hAnsi="Segoe UI Emoji" w:eastAsia="Segoe UI Emoji" w:cs="Segoe UI Emoji"/>
-                <w:i w:val="0"/>
-                <w:iCs w:val="0"/>
-                <w:caps w:val="0"/>
-                <w:color w:val="3B3B3B"/>
-                <w:spacing w:val="0"/>
-                <w:sz w:val="13"/>
-                <w:szCs w:val="13"/>
-              </w:rPr>
-            </w:pPr>
-            <w:r>
-              <w:rPr>
-                <w:rFonts w:hint="default" w:ascii="Segoe UI Emoji" w:hAnsi="Segoe UI Emoji" w:eastAsia="Segoe UI Emoji" w:cs="Segoe UI Emoji"/>
-                <w:i w:val="0"/>
-                <w:iCs w:val="0"/>
-                <w:caps w:val="0"/>
-                <w:color w:val="3B3B3B"/>
-                <w:spacing w:val="0"/>
-                <w:kern w:val="0"/>
-                <w:sz w:val="13"/>
-                <w:szCs w:val="13"/>
-                <w:lang w:val="en-US" w:eastAsia="zh-CN" w:bidi="ar"/>
-              </w:rPr>
-              <w:t>0</w:t>
-            </w:r>
-          </w:p>
-        </w:tc>
-        <w:tc>
-          <w:tcPr>
-            <w:tcW w:w="0" w:type="auto"/>
-            <w:shd w:val="clear" w:color="auto" w:fill="FFFFFF"/>
-            <w:tcMar>
-              <w:top w:w="40" w:type="dxa"/>
-              <w:left w:w="40" w:type="dxa"/>
-              <w:bottom w:w="40" w:type="dxa"/>
-              <w:right w:w="40" w:type="dxa"/>
-            </w:tcMar>
-            <w:vAlign w:val="center"/>
-          </w:tcPr>
-          <w:p>
-            <w:pPr>
-              <w:keepNext w:val="0"/>
-              <w:keepLines w:val="0"/>
-              <w:widowControl/>
-              <w:suppressLineNumbers w:val="0"/>
-              <w:spacing w:before="0" w:beforeAutospacing="0" w:after="0" w:afterAutospacing="0"/>
-              <w:ind w:left="0" w:right="0"/>
-              <w:jc w:val="left"/>
-              <w:rPr>
-                <w:rFonts w:hint="default" w:ascii="Segoe UI Emoji" w:hAnsi="Segoe UI Emoji" w:eastAsia="Segoe UI Emoji" w:cs="Segoe UI Emoji"/>
-                <w:i w:val="0"/>
-                <w:iCs w:val="0"/>
-                <w:caps w:val="0"/>
-                <w:color w:val="3B3B3B"/>
-                <w:spacing w:val="0"/>
-                <w:sz w:val="13"/>
-                <w:szCs w:val="13"/>
-              </w:rPr>
-            </w:pPr>
-            <w:r>
-              <w:rPr>
-                <w:rFonts w:hint="default" w:ascii="Segoe UI Emoji" w:hAnsi="Segoe UI Emoji" w:eastAsia="Segoe UI Emoji" w:cs="Segoe UI Emoji"/>
-                <w:i w:val="0"/>
-                <w:iCs w:val="0"/>
-                <w:caps w:val="0"/>
-                <w:color w:val="3B3B3B"/>
-                <w:spacing w:val="0"/>
-                <w:kern w:val="0"/>
-                <w:sz w:val="13"/>
-                <w:szCs w:val="13"/>
-                <w:lang w:val="en-US" w:eastAsia="zh-CN" w:bidi="ar"/>
-              </w:rPr>
-              <w:t>1</w:t>
-            </w:r>
-          </w:p>
-        </w:tc>
-        <w:tc>
-          <w:tcPr>
-            <w:tcW w:w="0" w:type="auto"/>
-            <w:shd w:val="clear" w:color="auto" w:fill="FFFFFF"/>
-            <w:tcMar>
-              <w:top w:w="40" w:type="dxa"/>
-              <w:left w:w="40" w:type="dxa"/>
-              <w:bottom w:w="40" w:type="dxa"/>
-              <w:right w:w="40" w:type="dxa"/>
-            </w:tcMar>
-            <w:vAlign w:val="center"/>
-          </w:tcPr>
-          <w:p>
-            <w:pPr>
-              <w:keepNext w:val="0"/>
-              <w:keepLines w:val="0"/>
-              <w:widowControl/>
-              <w:suppressLineNumbers w:val="0"/>
-              <w:spacing w:before="0" w:beforeAutospacing="0" w:after="0" w:afterAutospacing="0"/>
-              <w:ind w:left="0" w:right="0"/>
-              <w:jc w:val="left"/>
-              <w:rPr>
-                <w:rFonts w:hint="default" w:ascii="Segoe UI Emoji" w:hAnsi="Segoe UI Emoji" w:eastAsia="Segoe UI Emoji" w:cs="Segoe UI Emoji"/>
-                <w:i w:val="0"/>
-                <w:iCs w:val="0"/>
-                <w:caps w:val="0"/>
-                <w:color w:val="3B3B3B"/>
-                <w:spacing w:val="0"/>
-                <w:sz w:val="13"/>
-                <w:szCs w:val="13"/>
-              </w:rPr>
-            </w:pPr>
-            <w:r>
-              <w:rPr>
-                <w:rFonts w:hint="default" w:ascii="Segoe UI Emoji" w:hAnsi="Segoe UI Emoji" w:eastAsia="Segoe UI Emoji" w:cs="Segoe UI Emoji"/>
-                <w:i w:val="0"/>
-                <w:iCs w:val="0"/>
-                <w:caps w:val="0"/>
-                <w:color w:val="3B3B3B"/>
-                <w:spacing w:val="0"/>
-                <w:kern w:val="0"/>
-                <w:sz w:val="13"/>
-                <w:szCs w:val="13"/>
-                <w:lang w:val="en-US" w:eastAsia="zh-CN" w:bidi="ar"/>
-              </w:rPr>
-              <w:t>1</w:t>
-            </w:r>
-          </w:p>
-        </w:tc>
-        <w:tc>
-          <w:tcPr>
-            <w:tcW w:w="0" w:type="auto"/>
-            <w:shd w:val="clear" w:color="auto" w:fill="FFFFFF"/>
-            <w:tcMar>
-              <w:top w:w="40" w:type="dxa"/>
-              <w:left w:w="40" w:type="dxa"/>
-              <w:bottom w:w="40" w:type="dxa"/>
-              <w:right w:w="40" w:type="dxa"/>
-            </w:tcMar>
-            <w:vAlign w:val="center"/>
-          </w:tcPr>
-          <w:p>
-            <w:pPr>
-              <w:keepNext w:val="0"/>
-              <w:keepLines w:val="0"/>
-              <w:widowControl/>
-              <w:suppressLineNumbers w:val="0"/>
-              <w:spacing w:before="0" w:beforeAutospacing="0" w:after="0" w:afterAutospacing="0"/>
-              <w:ind w:left="0" w:right="0"/>
-              <w:jc w:val="left"/>
-              <w:rPr>
-                <w:rFonts w:hint="default" w:ascii="Segoe UI Emoji" w:hAnsi="Segoe UI Emoji" w:eastAsia="Segoe UI Emoji" w:cs="Segoe UI Emoji"/>
-                <w:i w:val="0"/>
-                <w:iCs w:val="0"/>
-                <w:caps w:val="0"/>
-                <w:color w:val="3B3B3B"/>
-                <w:spacing w:val="0"/>
-                <w:sz w:val="13"/>
-                <w:szCs w:val="13"/>
-              </w:rPr>
-            </w:pPr>
-            <w:r>
-              <w:rPr>
-                <w:rFonts w:hint="default" w:ascii="Segoe UI Emoji" w:hAnsi="Segoe UI Emoji" w:eastAsia="Segoe UI Emoji" w:cs="Segoe UI Emoji"/>
-                <w:i w:val="0"/>
-                <w:iCs w:val="0"/>
-                <w:caps w:val="0"/>
-                <w:color w:val="3B3B3B"/>
-                <w:spacing w:val="0"/>
-                <w:kern w:val="0"/>
-                <w:sz w:val="13"/>
-                <w:szCs w:val="13"/>
-                <w:lang w:val="en-US" w:eastAsia="zh-CN" w:bidi="ar"/>
-              </w:rPr>
-              <w:t>0</w:t>
-            </w:r>
-          </w:p>
-        </w:tc>
-      </w:tr>
-      <w:tr>
-        <w:tblPrEx>
-          <w:tblBorders>
-            <w:top w:val="none" w:color="auto" w:sz="0" w:space="0"/>
-            <w:left w:val="none" w:color="auto" w:sz="0" w:space="0"/>
-            <w:bottom w:val="none" w:color="auto" w:sz="0" w:space="0"/>
-            <w:right w:val="none" w:color="auto" w:sz="0" w:space="0"/>
-            <w:insideH w:val="none" w:color="auto" w:sz="0" w:space="0"/>
-            <w:insideV w:val="none" w:color="auto" w:sz="0" w:space="0"/>
-          </w:tblBorders>
-          <w:tblCellMar>
-            <w:top w:w="0" w:type="dxa"/>
-            <w:left w:w="0" w:type="dxa"/>
-            <w:bottom w:w="0" w:type="dxa"/>
-            <w:right w:w="0" w:type="dxa"/>
-          </w:tblCellMar>
-        </w:tblPrEx>
-        <w:tc>
-          <w:tcPr>
-            <w:tcW w:w="0" w:type="auto"/>
-            <w:shd w:val="clear" w:color="auto" w:fill="FFFFFF"/>
-            <w:tcMar>
-              <w:top w:w="40" w:type="dxa"/>
-              <w:left w:w="40" w:type="dxa"/>
-              <w:bottom w:w="40" w:type="dxa"/>
-              <w:right w:w="40" w:type="dxa"/>
-            </w:tcMar>
-            <w:vAlign w:val="center"/>
-          </w:tcPr>
-          <w:p>
-            <w:pPr>
-              <w:keepNext w:val="0"/>
-              <w:keepLines w:val="0"/>
-              <w:widowControl/>
-              <w:suppressLineNumbers w:val="0"/>
-              <w:spacing w:before="0" w:beforeAutospacing="0" w:after="0" w:afterAutospacing="0"/>
-              <w:ind w:left="0" w:right="0"/>
-              <w:jc w:val="left"/>
-              <w:rPr>
-                <w:rFonts w:hint="default" w:ascii="Segoe UI Emoji" w:hAnsi="Segoe UI Emoji" w:eastAsia="Segoe UI Emoji" w:cs="Segoe UI Emoji"/>
-                <w:i w:val="0"/>
-                <w:iCs w:val="0"/>
-                <w:caps w:val="0"/>
-                <w:color w:val="3B3B3B"/>
-                <w:spacing w:val="0"/>
-                <w:sz w:val="13"/>
-                <w:szCs w:val="13"/>
-              </w:rPr>
-            </w:pPr>
-            <w:r>
-              <w:rPr>
-                <w:rFonts w:hint="default" w:ascii="Segoe UI Emoji" w:hAnsi="Segoe UI Emoji" w:eastAsia="Segoe UI Emoji" w:cs="Segoe UI Emoji"/>
-                <w:i w:val="0"/>
-                <w:iCs w:val="0"/>
-                <w:caps w:val="0"/>
-                <w:color w:val="3B3B3B"/>
-                <w:spacing w:val="0"/>
-                <w:kern w:val="0"/>
-                <w:sz w:val="13"/>
-                <w:szCs w:val="13"/>
-                <w:lang w:val="en-US" w:eastAsia="zh-CN" w:bidi="ar"/>
-              </w:rPr>
-              <w:t>1</w:t>
-            </w:r>
-          </w:p>
-        </w:tc>
-        <w:tc>
-          <w:tcPr>
-            <w:tcW w:w="0" w:type="auto"/>
-            <w:shd w:val="clear" w:color="auto" w:fill="FFFFFF"/>
-            <w:tcMar>
-              <w:top w:w="40" w:type="dxa"/>
-              <w:left w:w="40" w:type="dxa"/>
-              <w:bottom w:w="40" w:type="dxa"/>
-              <w:right w:w="40" w:type="dxa"/>
-            </w:tcMar>
-            <w:vAlign w:val="center"/>
-          </w:tcPr>
-          <w:p>
-            <w:pPr>
-              <w:keepNext w:val="0"/>
-              <w:keepLines w:val="0"/>
-              <w:widowControl/>
-              <w:suppressLineNumbers w:val="0"/>
-              <w:spacing w:before="0" w:beforeAutospacing="0" w:after="0" w:afterAutospacing="0"/>
-              <w:ind w:left="0" w:right="0"/>
-              <w:jc w:val="left"/>
-              <w:rPr>
-                <w:rFonts w:hint="default" w:ascii="Segoe UI Emoji" w:hAnsi="Segoe UI Emoji" w:eastAsia="Segoe UI Emoji" w:cs="Segoe UI Emoji"/>
-                <w:i w:val="0"/>
-                <w:iCs w:val="0"/>
-                <w:caps w:val="0"/>
-                <w:color w:val="3B3B3B"/>
-                <w:spacing w:val="0"/>
-                <w:sz w:val="13"/>
-                <w:szCs w:val="13"/>
-              </w:rPr>
-            </w:pPr>
-            <w:r>
-              <w:rPr>
-                <w:rFonts w:hint="default" w:ascii="Segoe UI Emoji" w:hAnsi="Segoe UI Emoji" w:eastAsia="Segoe UI Emoji" w:cs="Segoe UI Emoji"/>
-                <w:i w:val="0"/>
-                <w:iCs w:val="0"/>
-                <w:caps w:val="0"/>
-                <w:color w:val="3B3B3B"/>
-                <w:spacing w:val="0"/>
-                <w:kern w:val="0"/>
-                <w:sz w:val="13"/>
-                <w:szCs w:val="13"/>
-                <w:lang w:val="en-US" w:eastAsia="zh-CN" w:bidi="ar"/>
-              </w:rPr>
-              <w:t>0</w:t>
-            </w:r>
-          </w:p>
-        </w:tc>
-        <w:tc>
-          <w:tcPr>
-            <w:tcW w:w="0" w:type="auto"/>
-            <w:shd w:val="clear" w:color="auto" w:fill="FFFFFF"/>
-            <w:tcMar>
-              <w:top w:w="40" w:type="dxa"/>
-              <w:left w:w="40" w:type="dxa"/>
-              <w:bottom w:w="40" w:type="dxa"/>
-              <w:right w:w="40" w:type="dxa"/>
-            </w:tcMar>
-            <w:vAlign w:val="center"/>
-          </w:tcPr>
-          <w:p>
-            <w:pPr>
-              <w:keepNext w:val="0"/>
-              <w:keepLines w:val="0"/>
-              <w:widowControl/>
-              <w:suppressLineNumbers w:val="0"/>
-              <w:spacing w:before="0" w:beforeAutospacing="0" w:after="0" w:afterAutospacing="0"/>
-              <w:ind w:left="0" w:right="0"/>
-              <w:jc w:val="left"/>
-              <w:rPr>
-                <w:rFonts w:hint="default" w:ascii="Segoe UI Emoji" w:hAnsi="Segoe UI Emoji" w:eastAsia="Segoe UI Emoji" w:cs="Segoe UI Emoji"/>
-                <w:i w:val="0"/>
-                <w:iCs w:val="0"/>
-                <w:caps w:val="0"/>
-                <w:color w:val="3B3B3B"/>
-                <w:spacing w:val="0"/>
-                <w:sz w:val="13"/>
-                <w:szCs w:val="13"/>
-              </w:rPr>
-            </w:pPr>
-            <w:r>
-              <w:rPr>
-                <w:rFonts w:hint="default" w:ascii="Segoe UI Emoji" w:hAnsi="Segoe UI Emoji" w:eastAsia="Segoe UI Emoji" w:cs="Segoe UI Emoji"/>
-                <w:i w:val="0"/>
-                <w:iCs w:val="0"/>
-                <w:caps w:val="0"/>
-                <w:color w:val="3B3B3B"/>
-                <w:spacing w:val="0"/>
-                <w:kern w:val="0"/>
-                <w:sz w:val="13"/>
-                <w:szCs w:val="13"/>
-                <w:lang w:val="en-US" w:eastAsia="zh-CN" w:bidi="ar"/>
-              </w:rPr>
-              <w:t>0</w:t>
-            </w:r>
-          </w:p>
-        </w:tc>
-        <w:tc>
-          <w:tcPr>
-            <w:tcW w:w="0" w:type="auto"/>
-            <w:shd w:val="clear" w:color="auto" w:fill="FFFFFF"/>
-            <w:tcMar>
-              <w:top w:w="40" w:type="dxa"/>
-              <w:left w:w="40" w:type="dxa"/>
-              <w:bottom w:w="40" w:type="dxa"/>
-              <w:right w:w="40" w:type="dxa"/>
-            </w:tcMar>
-            <w:vAlign w:val="center"/>
-          </w:tcPr>
-          <w:p>
-            <w:pPr>
-              <w:keepNext w:val="0"/>
-              <w:keepLines w:val="0"/>
-              <w:widowControl/>
-              <w:suppressLineNumbers w:val="0"/>
-              <w:spacing w:before="0" w:beforeAutospacing="0" w:after="0" w:afterAutospacing="0"/>
-              <w:ind w:left="0" w:right="0"/>
-              <w:jc w:val="left"/>
-              <w:rPr>
-                <w:rFonts w:hint="default" w:ascii="Segoe UI Emoji" w:hAnsi="Segoe UI Emoji" w:eastAsia="Segoe UI Emoji" w:cs="Segoe UI Emoji"/>
-                <w:i w:val="0"/>
-                <w:iCs w:val="0"/>
-                <w:caps w:val="0"/>
-                <w:color w:val="3B3B3B"/>
-                <w:spacing w:val="0"/>
-                <w:sz w:val="13"/>
-                <w:szCs w:val="13"/>
-              </w:rPr>
-            </w:pPr>
-            <w:r>
-              <w:rPr>
-                <w:rFonts w:hint="default" w:ascii="Segoe UI Emoji" w:hAnsi="Segoe UI Emoji" w:eastAsia="Segoe UI Emoji" w:cs="Segoe UI Emoji"/>
-                <w:i w:val="0"/>
-                <w:iCs w:val="0"/>
-                <w:caps w:val="0"/>
-                <w:color w:val="3B3B3B"/>
-                <w:spacing w:val="0"/>
-                <w:kern w:val="0"/>
-                <w:sz w:val="13"/>
-                <w:szCs w:val="13"/>
-                <w:lang w:val="en-US" w:eastAsia="zh-CN" w:bidi="ar"/>
-              </w:rPr>
-              <w:t>0</w:t>
-            </w:r>
-          </w:p>
-        </w:tc>
-      </w:tr>
-      <w:tr>
-        <w:tblPrEx>
-          <w:tblBorders>
-            <w:top w:val="none" w:color="auto" w:sz="0" w:space="0"/>
-            <w:left w:val="none" w:color="auto" w:sz="0" w:space="0"/>
-            <w:bottom w:val="none" w:color="auto" w:sz="0" w:space="0"/>
-            <w:right w:val="none" w:color="auto" w:sz="0" w:space="0"/>
-            <w:insideH w:val="none" w:color="auto" w:sz="0" w:space="0"/>
-            <w:insideV w:val="none" w:color="auto" w:sz="0" w:space="0"/>
-          </w:tblBorders>
-          <w:tblCellMar>
-            <w:top w:w="0" w:type="dxa"/>
-            <w:left w:w="0" w:type="dxa"/>
-            <w:bottom w:w="0" w:type="dxa"/>
-            <w:right w:w="0" w:type="dxa"/>
-          </w:tblCellMar>
-        </w:tblPrEx>
-        <w:tc>
-          <w:tcPr>
-            <w:tcW w:w="0" w:type="auto"/>
-            <w:shd w:val="clear" w:color="auto" w:fill="FFFFFF"/>
-            <w:tcMar>
-              <w:top w:w="40" w:type="dxa"/>
-              <w:left w:w="40" w:type="dxa"/>
-              <w:bottom w:w="40" w:type="dxa"/>
-              <w:right w:w="40" w:type="dxa"/>
-            </w:tcMar>
-            <w:vAlign w:val="center"/>
-          </w:tcPr>
-          <w:p>
-            <w:pPr>
-              <w:keepNext w:val="0"/>
-              <w:keepLines w:val="0"/>
-              <w:widowControl/>
-              <w:suppressLineNumbers w:val="0"/>
-              <w:spacing w:before="0" w:beforeAutospacing="0" w:after="0" w:afterAutospacing="0"/>
-              <w:ind w:left="0" w:right="0"/>
-              <w:jc w:val="left"/>
-              <w:rPr>
-                <w:rFonts w:hint="default" w:ascii="Segoe UI Emoji" w:hAnsi="Segoe UI Emoji" w:eastAsia="Segoe UI Emoji" w:cs="Segoe UI Emoji"/>
-                <w:i w:val="0"/>
-                <w:iCs w:val="0"/>
-                <w:caps w:val="0"/>
-                <w:color w:val="3B3B3B"/>
-                <w:spacing w:val="0"/>
-                <w:sz w:val="13"/>
-                <w:szCs w:val="13"/>
-              </w:rPr>
-            </w:pPr>
-            <w:r>
-              <w:rPr>
-                <w:rFonts w:hint="default" w:ascii="Segoe UI Emoji" w:hAnsi="Segoe UI Emoji" w:eastAsia="Segoe UI Emoji" w:cs="Segoe UI Emoji"/>
-                <w:i w:val="0"/>
-                <w:iCs w:val="0"/>
-                <w:caps w:val="0"/>
-                <w:color w:val="3B3B3B"/>
-                <w:spacing w:val="0"/>
-                <w:kern w:val="0"/>
-                <w:sz w:val="13"/>
-                <w:szCs w:val="13"/>
-                <w:lang w:val="en-US" w:eastAsia="zh-CN" w:bidi="ar"/>
-              </w:rPr>
-              <w:t>1</w:t>
-            </w:r>
-          </w:p>
-        </w:tc>
-        <w:tc>
-          <w:tcPr>
-            <w:tcW w:w="0" w:type="auto"/>
-            <w:shd w:val="clear" w:color="auto" w:fill="FFFFFF"/>
-            <w:tcMar>
-              <w:top w:w="40" w:type="dxa"/>
-              <w:left w:w="40" w:type="dxa"/>
-              <w:bottom w:w="40" w:type="dxa"/>
-              <w:right w:w="40" w:type="dxa"/>
-            </w:tcMar>
-            <w:vAlign w:val="center"/>
-          </w:tcPr>
-          <w:p>
-            <w:pPr>
-              <w:keepNext w:val="0"/>
-              <w:keepLines w:val="0"/>
-              <w:widowControl/>
-              <w:suppressLineNumbers w:val="0"/>
-              <w:spacing w:before="0" w:beforeAutospacing="0" w:after="0" w:afterAutospacing="0"/>
-              <w:ind w:left="0" w:right="0"/>
-              <w:jc w:val="left"/>
-              <w:rPr>
-                <w:rFonts w:hint="default" w:ascii="Segoe UI Emoji" w:hAnsi="Segoe UI Emoji" w:eastAsia="Segoe UI Emoji" w:cs="Segoe UI Emoji"/>
-                <w:i w:val="0"/>
-                <w:iCs w:val="0"/>
-                <w:caps w:val="0"/>
-                <w:color w:val="3B3B3B"/>
-                <w:spacing w:val="0"/>
-                <w:sz w:val="13"/>
-                <w:szCs w:val="13"/>
-              </w:rPr>
-            </w:pPr>
-            <w:r>
-              <w:rPr>
-                <w:rFonts w:hint="default" w:ascii="Segoe UI Emoji" w:hAnsi="Segoe UI Emoji" w:eastAsia="Segoe UI Emoji" w:cs="Segoe UI Emoji"/>
-                <w:i w:val="0"/>
-                <w:iCs w:val="0"/>
-                <w:caps w:val="0"/>
-                <w:color w:val="3B3B3B"/>
-                <w:spacing w:val="0"/>
-                <w:kern w:val="0"/>
-                <w:sz w:val="13"/>
-                <w:szCs w:val="13"/>
-                <w:lang w:val="en-US" w:eastAsia="zh-CN" w:bidi="ar"/>
-              </w:rPr>
-              <w:t>0</w:t>
-            </w:r>
-          </w:p>
-        </w:tc>
-        <w:tc>
-          <w:tcPr>
-            <w:tcW w:w="0" w:type="auto"/>
-            <w:shd w:val="clear" w:color="auto" w:fill="FFFFFF"/>
-            <w:tcMar>
-              <w:top w:w="40" w:type="dxa"/>
-              <w:left w:w="40" w:type="dxa"/>
-              <w:bottom w:w="40" w:type="dxa"/>
-              <w:right w:w="40" w:type="dxa"/>
-            </w:tcMar>
-            <w:vAlign w:val="center"/>
-          </w:tcPr>
-          <w:p>
-            <w:pPr>
-              <w:keepNext w:val="0"/>
-              <w:keepLines w:val="0"/>
-              <w:widowControl/>
-              <w:suppressLineNumbers w:val="0"/>
-              <w:spacing w:before="0" w:beforeAutospacing="0" w:after="0" w:afterAutospacing="0"/>
-              <w:ind w:left="0" w:right="0"/>
-              <w:jc w:val="left"/>
-              <w:rPr>
-                <w:rFonts w:hint="default" w:ascii="Segoe UI Emoji" w:hAnsi="Segoe UI Emoji" w:eastAsia="Segoe UI Emoji" w:cs="Segoe UI Emoji"/>
-                <w:i w:val="0"/>
-                <w:iCs w:val="0"/>
-                <w:caps w:val="0"/>
-                <w:color w:val="3B3B3B"/>
-                <w:spacing w:val="0"/>
-                <w:sz w:val="13"/>
-                <w:szCs w:val="13"/>
-              </w:rPr>
-            </w:pPr>
-            <w:r>
-              <w:rPr>
-                <w:rFonts w:hint="default" w:ascii="Segoe UI Emoji" w:hAnsi="Segoe UI Emoji" w:eastAsia="Segoe UI Emoji" w:cs="Segoe UI Emoji"/>
-                <w:i w:val="0"/>
-                <w:iCs w:val="0"/>
-                <w:caps w:val="0"/>
-                <w:color w:val="3B3B3B"/>
-                <w:spacing w:val="0"/>
-                <w:kern w:val="0"/>
-                <w:sz w:val="13"/>
-                <w:szCs w:val="13"/>
-                <w:lang w:val="en-US" w:eastAsia="zh-CN" w:bidi="ar"/>
-              </w:rPr>
-              <w:t>1</w:t>
             </w:r>
           </w:p>
         </w:tc>
@@ -12644,7 +11992,7 @@
                 <w:szCs w:val="13"/>
                 <w:lang w:val="en-US" w:eastAsia="zh-CN" w:bidi="ar"/>
               </w:rPr>
-              <w:t>1</w:t>
+              <w:t>0</w:t>
             </w:r>
           </w:p>
         </w:tc>
@@ -12742,7 +12090,7 @@
                 <w:szCs w:val="13"/>
                 <w:lang w:val="en-US" w:eastAsia="zh-CN" w:bidi="ar"/>
               </w:rPr>
-              <w:t>0</w:t>
+              <w:t>1</w:t>
             </w:r>
           </w:p>
         </w:tc>
@@ -12780,10 +12128,7 @@
             </w:pPr>
             <w:r>
               <w:rPr>
-                <w:rStyle w:val="15"/>
                 <w:rFonts w:hint="default" w:ascii="Segoe UI Emoji" w:hAnsi="Segoe UI Emoji" w:eastAsia="Segoe UI Emoji" w:cs="Segoe UI Emoji"/>
-                <w:b/>
-                <w:bCs/>
                 <w:i w:val="0"/>
                 <w:iCs w:val="0"/>
                 <w:caps w:val="0"/>
@@ -12794,22 +12139,7 @@
                 <w:szCs w:val="13"/>
                 <w:lang w:val="en-US" w:eastAsia="zh-CN" w:bidi="ar"/>
               </w:rPr>
-              <w:t>1</w:t>
-            </w:r>
-            <w:r>
-              <w:rPr>
-                <w:rFonts w:hint="default" w:ascii="Segoe UI Emoji" w:hAnsi="Segoe UI Emoji" w:eastAsia="Segoe UI Emoji" w:cs="Segoe UI Emoji"/>
-                <w:i w:val="0"/>
-                <w:iCs w:val="0"/>
-                <w:caps w:val="0"/>
-                <w:color w:val="3B3B3B"/>
-                <w:spacing w:val="0"/>
-                <w:kern w:val="0"/>
-                <w:sz w:val="13"/>
-                <w:szCs w:val="13"/>
-                <w:lang w:val="en-US" w:eastAsia="zh-CN" w:bidi="ar"/>
-              </w:rPr>
-              <w:t>（负溢出）</w:t>
+              <w:t>0</w:t>
             </w:r>
           </w:p>
         </w:tc>
@@ -12824,6 +12154,669 @@
             <w:insideH w:val="none" w:color="auto" w:sz="0" w:space="0"/>
             <w:insideV w:val="none" w:color="auto" w:sz="0" w:space="0"/>
           </w:tblBorders>
+          <w:shd w:val="clear" w:color="auto" w:fill="FFFFFF"/>
+          <w:tblCellMar>
+            <w:top w:w="0" w:type="dxa"/>
+            <w:left w:w="0" w:type="dxa"/>
+            <w:bottom w:w="0" w:type="dxa"/>
+            <w:right w:w="0" w:type="dxa"/>
+          </w:tblCellMar>
+        </w:tblPrEx>
+        <w:tc>
+          <w:tcPr>
+            <w:tcW w:w="0" w:type="auto"/>
+            <w:shd w:val="clear" w:color="auto" w:fill="FFFFFF"/>
+            <w:tcMar>
+              <w:top w:w="40" w:type="dxa"/>
+              <w:left w:w="40" w:type="dxa"/>
+              <w:bottom w:w="40" w:type="dxa"/>
+              <w:right w:w="40" w:type="dxa"/>
+            </w:tcMar>
+            <w:vAlign w:val="center"/>
+          </w:tcPr>
+          <w:p>
+            <w:pPr>
+              <w:keepNext w:val="0"/>
+              <w:keepLines w:val="0"/>
+              <w:widowControl/>
+              <w:suppressLineNumbers w:val="0"/>
+              <w:spacing w:before="0" w:beforeAutospacing="0" w:after="0" w:afterAutospacing="0"/>
+              <w:ind w:left="0" w:right="0"/>
+              <w:jc w:val="left"/>
+              <w:rPr>
+                <w:rFonts w:hint="default" w:ascii="Segoe UI Emoji" w:hAnsi="Segoe UI Emoji" w:eastAsia="Segoe UI Emoji" w:cs="Segoe UI Emoji"/>
+                <w:i w:val="0"/>
+                <w:iCs w:val="0"/>
+                <w:caps w:val="0"/>
+                <w:color w:val="3B3B3B"/>
+                <w:spacing w:val="0"/>
+                <w:sz w:val="13"/>
+                <w:szCs w:val="13"/>
+              </w:rPr>
+            </w:pPr>
+            <w:r>
+              <w:rPr>
+                <w:rFonts w:hint="default" w:ascii="Segoe UI Emoji" w:hAnsi="Segoe UI Emoji" w:eastAsia="Segoe UI Emoji" w:cs="Segoe UI Emoji"/>
+                <w:i w:val="0"/>
+                <w:iCs w:val="0"/>
+                <w:caps w:val="0"/>
+                <w:color w:val="3B3B3B"/>
+                <w:spacing w:val="0"/>
+                <w:kern w:val="0"/>
+                <w:sz w:val="13"/>
+                <w:szCs w:val="13"/>
+                <w:lang w:val="en-US" w:eastAsia="zh-CN" w:bidi="ar"/>
+              </w:rPr>
+              <w:t>1</w:t>
+            </w:r>
+          </w:p>
+        </w:tc>
+        <w:tc>
+          <w:tcPr>
+            <w:tcW w:w="0" w:type="auto"/>
+            <w:shd w:val="clear" w:color="auto" w:fill="FFFFFF"/>
+            <w:tcMar>
+              <w:top w:w="40" w:type="dxa"/>
+              <w:left w:w="40" w:type="dxa"/>
+              <w:bottom w:w="40" w:type="dxa"/>
+              <w:right w:w="40" w:type="dxa"/>
+            </w:tcMar>
+            <w:vAlign w:val="center"/>
+          </w:tcPr>
+          <w:p>
+            <w:pPr>
+              <w:keepNext w:val="0"/>
+              <w:keepLines w:val="0"/>
+              <w:widowControl/>
+              <w:suppressLineNumbers w:val="0"/>
+              <w:spacing w:before="0" w:beforeAutospacing="0" w:after="0" w:afterAutospacing="0"/>
+              <w:ind w:left="0" w:right="0"/>
+              <w:jc w:val="left"/>
+              <w:rPr>
+                <w:rFonts w:hint="default" w:ascii="Segoe UI Emoji" w:hAnsi="Segoe UI Emoji" w:eastAsia="Segoe UI Emoji" w:cs="Segoe UI Emoji"/>
+                <w:i w:val="0"/>
+                <w:iCs w:val="0"/>
+                <w:caps w:val="0"/>
+                <w:color w:val="3B3B3B"/>
+                <w:spacing w:val="0"/>
+                <w:sz w:val="13"/>
+                <w:szCs w:val="13"/>
+              </w:rPr>
+            </w:pPr>
+            <w:r>
+              <w:rPr>
+                <w:rFonts w:hint="default" w:ascii="Segoe UI Emoji" w:hAnsi="Segoe UI Emoji" w:eastAsia="Segoe UI Emoji" w:cs="Segoe UI Emoji"/>
+                <w:i w:val="0"/>
+                <w:iCs w:val="0"/>
+                <w:caps w:val="0"/>
+                <w:color w:val="3B3B3B"/>
+                <w:spacing w:val="0"/>
+                <w:kern w:val="0"/>
+                <w:sz w:val="13"/>
+                <w:szCs w:val="13"/>
+                <w:lang w:val="en-US" w:eastAsia="zh-CN" w:bidi="ar"/>
+              </w:rPr>
+              <w:t>0</w:t>
+            </w:r>
+          </w:p>
+        </w:tc>
+        <w:tc>
+          <w:tcPr>
+            <w:tcW w:w="0" w:type="auto"/>
+            <w:shd w:val="clear" w:color="auto" w:fill="FFFFFF"/>
+            <w:tcMar>
+              <w:top w:w="40" w:type="dxa"/>
+              <w:left w:w="40" w:type="dxa"/>
+              <w:bottom w:w="40" w:type="dxa"/>
+              <w:right w:w="40" w:type="dxa"/>
+            </w:tcMar>
+            <w:vAlign w:val="center"/>
+          </w:tcPr>
+          <w:p>
+            <w:pPr>
+              <w:keepNext w:val="0"/>
+              <w:keepLines w:val="0"/>
+              <w:widowControl/>
+              <w:suppressLineNumbers w:val="0"/>
+              <w:spacing w:before="0" w:beforeAutospacing="0" w:after="0" w:afterAutospacing="0"/>
+              <w:ind w:left="0" w:right="0"/>
+              <w:jc w:val="left"/>
+              <w:rPr>
+                <w:rFonts w:hint="default" w:ascii="Segoe UI Emoji" w:hAnsi="Segoe UI Emoji" w:eastAsia="Segoe UI Emoji" w:cs="Segoe UI Emoji"/>
+                <w:i w:val="0"/>
+                <w:iCs w:val="0"/>
+                <w:caps w:val="0"/>
+                <w:color w:val="3B3B3B"/>
+                <w:spacing w:val="0"/>
+                <w:sz w:val="13"/>
+                <w:szCs w:val="13"/>
+              </w:rPr>
+            </w:pPr>
+            <w:r>
+              <w:rPr>
+                <w:rFonts w:hint="default" w:ascii="Segoe UI Emoji" w:hAnsi="Segoe UI Emoji" w:eastAsia="Segoe UI Emoji" w:cs="Segoe UI Emoji"/>
+                <w:i w:val="0"/>
+                <w:iCs w:val="0"/>
+                <w:caps w:val="0"/>
+                <w:color w:val="3B3B3B"/>
+                <w:spacing w:val="0"/>
+                <w:kern w:val="0"/>
+                <w:sz w:val="13"/>
+                <w:szCs w:val="13"/>
+                <w:lang w:val="en-US" w:eastAsia="zh-CN" w:bidi="ar"/>
+              </w:rPr>
+              <w:t>0</w:t>
+            </w:r>
+          </w:p>
+        </w:tc>
+        <w:tc>
+          <w:tcPr>
+            <w:tcW w:w="0" w:type="auto"/>
+            <w:shd w:val="clear" w:color="auto" w:fill="FFFFFF"/>
+            <w:tcMar>
+              <w:top w:w="40" w:type="dxa"/>
+              <w:left w:w="40" w:type="dxa"/>
+              <w:bottom w:w="40" w:type="dxa"/>
+              <w:right w:w="40" w:type="dxa"/>
+            </w:tcMar>
+            <w:vAlign w:val="center"/>
+          </w:tcPr>
+          <w:p>
+            <w:pPr>
+              <w:keepNext w:val="0"/>
+              <w:keepLines w:val="0"/>
+              <w:widowControl/>
+              <w:suppressLineNumbers w:val="0"/>
+              <w:spacing w:before="0" w:beforeAutospacing="0" w:after="0" w:afterAutospacing="0"/>
+              <w:ind w:left="0" w:right="0"/>
+              <w:jc w:val="left"/>
+              <w:rPr>
+                <w:rFonts w:hint="default" w:ascii="Segoe UI Emoji" w:hAnsi="Segoe UI Emoji" w:eastAsia="Segoe UI Emoji" w:cs="Segoe UI Emoji"/>
+                <w:i w:val="0"/>
+                <w:iCs w:val="0"/>
+                <w:caps w:val="0"/>
+                <w:color w:val="3B3B3B"/>
+                <w:spacing w:val="0"/>
+                <w:sz w:val="13"/>
+                <w:szCs w:val="13"/>
+              </w:rPr>
+            </w:pPr>
+            <w:r>
+              <w:rPr>
+                <w:rFonts w:hint="default" w:ascii="Segoe UI Emoji" w:hAnsi="Segoe UI Emoji" w:eastAsia="Segoe UI Emoji" w:cs="Segoe UI Emoji"/>
+                <w:i w:val="0"/>
+                <w:iCs w:val="0"/>
+                <w:caps w:val="0"/>
+                <w:color w:val="3B3B3B"/>
+                <w:spacing w:val="0"/>
+                <w:kern w:val="0"/>
+                <w:sz w:val="13"/>
+                <w:szCs w:val="13"/>
+                <w:lang w:val="en-US" w:eastAsia="zh-CN" w:bidi="ar"/>
+              </w:rPr>
+              <w:t>0</w:t>
+            </w:r>
+          </w:p>
+        </w:tc>
+      </w:tr>
+      <w:tr>
+        <w:tblPrEx>
+          <w:tblBorders>
+            <w:top w:val="none" w:color="auto" w:sz="0" w:space="0"/>
+            <w:left w:val="none" w:color="auto" w:sz="0" w:space="0"/>
+            <w:bottom w:val="none" w:color="auto" w:sz="0" w:space="0"/>
+            <w:right w:val="none" w:color="auto" w:sz="0" w:space="0"/>
+            <w:insideH w:val="none" w:color="auto" w:sz="0" w:space="0"/>
+            <w:insideV w:val="none" w:color="auto" w:sz="0" w:space="0"/>
+          </w:tblBorders>
+          <w:tblCellMar>
+            <w:top w:w="0" w:type="dxa"/>
+            <w:left w:w="0" w:type="dxa"/>
+            <w:bottom w:w="0" w:type="dxa"/>
+            <w:right w:w="0" w:type="dxa"/>
+          </w:tblCellMar>
+        </w:tblPrEx>
+        <w:tc>
+          <w:tcPr>
+            <w:tcW w:w="0" w:type="auto"/>
+            <w:shd w:val="clear" w:color="auto" w:fill="FFFFFF"/>
+            <w:tcMar>
+              <w:top w:w="40" w:type="dxa"/>
+              <w:left w:w="40" w:type="dxa"/>
+              <w:bottom w:w="40" w:type="dxa"/>
+              <w:right w:w="40" w:type="dxa"/>
+            </w:tcMar>
+            <w:vAlign w:val="center"/>
+          </w:tcPr>
+          <w:p>
+            <w:pPr>
+              <w:keepNext w:val="0"/>
+              <w:keepLines w:val="0"/>
+              <w:widowControl/>
+              <w:suppressLineNumbers w:val="0"/>
+              <w:spacing w:before="0" w:beforeAutospacing="0" w:after="0" w:afterAutospacing="0"/>
+              <w:ind w:left="0" w:right="0"/>
+              <w:jc w:val="left"/>
+              <w:rPr>
+                <w:rFonts w:hint="default" w:ascii="Segoe UI Emoji" w:hAnsi="Segoe UI Emoji" w:eastAsia="Segoe UI Emoji" w:cs="Segoe UI Emoji"/>
+                <w:i w:val="0"/>
+                <w:iCs w:val="0"/>
+                <w:caps w:val="0"/>
+                <w:color w:val="3B3B3B"/>
+                <w:spacing w:val="0"/>
+                <w:sz w:val="13"/>
+                <w:szCs w:val="13"/>
+              </w:rPr>
+            </w:pPr>
+            <w:r>
+              <w:rPr>
+                <w:rFonts w:hint="default" w:ascii="Segoe UI Emoji" w:hAnsi="Segoe UI Emoji" w:eastAsia="Segoe UI Emoji" w:cs="Segoe UI Emoji"/>
+                <w:i w:val="0"/>
+                <w:iCs w:val="0"/>
+                <w:caps w:val="0"/>
+                <w:color w:val="3B3B3B"/>
+                <w:spacing w:val="0"/>
+                <w:kern w:val="0"/>
+                <w:sz w:val="13"/>
+                <w:szCs w:val="13"/>
+                <w:lang w:val="en-US" w:eastAsia="zh-CN" w:bidi="ar"/>
+              </w:rPr>
+              <w:t>1</w:t>
+            </w:r>
+          </w:p>
+        </w:tc>
+        <w:tc>
+          <w:tcPr>
+            <w:tcW w:w="0" w:type="auto"/>
+            <w:shd w:val="clear" w:color="auto" w:fill="FFFFFF"/>
+            <w:tcMar>
+              <w:top w:w="40" w:type="dxa"/>
+              <w:left w:w="40" w:type="dxa"/>
+              <w:bottom w:w="40" w:type="dxa"/>
+              <w:right w:w="40" w:type="dxa"/>
+            </w:tcMar>
+            <w:vAlign w:val="center"/>
+          </w:tcPr>
+          <w:p>
+            <w:pPr>
+              <w:keepNext w:val="0"/>
+              <w:keepLines w:val="0"/>
+              <w:widowControl/>
+              <w:suppressLineNumbers w:val="0"/>
+              <w:spacing w:before="0" w:beforeAutospacing="0" w:after="0" w:afterAutospacing="0"/>
+              <w:ind w:left="0" w:right="0"/>
+              <w:jc w:val="left"/>
+              <w:rPr>
+                <w:rFonts w:hint="default" w:ascii="Segoe UI Emoji" w:hAnsi="Segoe UI Emoji" w:eastAsia="Segoe UI Emoji" w:cs="Segoe UI Emoji"/>
+                <w:i w:val="0"/>
+                <w:iCs w:val="0"/>
+                <w:caps w:val="0"/>
+                <w:color w:val="3B3B3B"/>
+                <w:spacing w:val="0"/>
+                <w:sz w:val="13"/>
+                <w:szCs w:val="13"/>
+              </w:rPr>
+            </w:pPr>
+            <w:r>
+              <w:rPr>
+                <w:rFonts w:hint="default" w:ascii="Segoe UI Emoji" w:hAnsi="Segoe UI Emoji" w:eastAsia="Segoe UI Emoji" w:cs="Segoe UI Emoji"/>
+                <w:i w:val="0"/>
+                <w:iCs w:val="0"/>
+                <w:caps w:val="0"/>
+                <w:color w:val="3B3B3B"/>
+                <w:spacing w:val="0"/>
+                <w:kern w:val="0"/>
+                <w:sz w:val="13"/>
+                <w:szCs w:val="13"/>
+                <w:lang w:val="en-US" w:eastAsia="zh-CN" w:bidi="ar"/>
+              </w:rPr>
+              <w:t>0</w:t>
+            </w:r>
+          </w:p>
+        </w:tc>
+        <w:tc>
+          <w:tcPr>
+            <w:tcW w:w="0" w:type="auto"/>
+            <w:shd w:val="clear" w:color="auto" w:fill="FFFFFF"/>
+            <w:tcMar>
+              <w:top w:w="40" w:type="dxa"/>
+              <w:left w:w="40" w:type="dxa"/>
+              <w:bottom w:w="40" w:type="dxa"/>
+              <w:right w:w="40" w:type="dxa"/>
+            </w:tcMar>
+            <w:vAlign w:val="center"/>
+          </w:tcPr>
+          <w:p>
+            <w:pPr>
+              <w:keepNext w:val="0"/>
+              <w:keepLines w:val="0"/>
+              <w:widowControl/>
+              <w:suppressLineNumbers w:val="0"/>
+              <w:spacing w:before="0" w:beforeAutospacing="0" w:after="0" w:afterAutospacing="0"/>
+              <w:ind w:left="0" w:right="0"/>
+              <w:jc w:val="left"/>
+              <w:rPr>
+                <w:rFonts w:hint="default" w:ascii="Segoe UI Emoji" w:hAnsi="Segoe UI Emoji" w:eastAsia="Segoe UI Emoji" w:cs="Segoe UI Emoji"/>
+                <w:i w:val="0"/>
+                <w:iCs w:val="0"/>
+                <w:caps w:val="0"/>
+                <w:color w:val="3B3B3B"/>
+                <w:spacing w:val="0"/>
+                <w:sz w:val="13"/>
+                <w:szCs w:val="13"/>
+              </w:rPr>
+            </w:pPr>
+            <w:r>
+              <w:rPr>
+                <w:rFonts w:hint="default" w:ascii="Segoe UI Emoji" w:hAnsi="Segoe UI Emoji" w:eastAsia="Segoe UI Emoji" w:cs="Segoe UI Emoji"/>
+                <w:i w:val="0"/>
+                <w:iCs w:val="0"/>
+                <w:caps w:val="0"/>
+                <w:color w:val="3B3B3B"/>
+                <w:spacing w:val="0"/>
+                <w:kern w:val="0"/>
+                <w:sz w:val="13"/>
+                <w:szCs w:val="13"/>
+                <w:lang w:val="en-US" w:eastAsia="zh-CN" w:bidi="ar"/>
+              </w:rPr>
+              <w:t>1</w:t>
+            </w:r>
+          </w:p>
+        </w:tc>
+        <w:tc>
+          <w:tcPr>
+            <w:tcW w:w="0" w:type="auto"/>
+            <w:shd w:val="clear" w:color="auto" w:fill="FFFFFF"/>
+            <w:tcMar>
+              <w:top w:w="40" w:type="dxa"/>
+              <w:left w:w="40" w:type="dxa"/>
+              <w:bottom w:w="40" w:type="dxa"/>
+              <w:right w:w="40" w:type="dxa"/>
+            </w:tcMar>
+            <w:vAlign w:val="center"/>
+          </w:tcPr>
+          <w:p>
+            <w:pPr>
+              <w:keepNext w:val="0"/>
+              <w:keepLines w:val="0"/>
+              <w:widowControl/>
+              <w:suppressLineNumbers w:val="0"/>
+              <w:spacing w:before="0" w:beforeAutospacing="0" w:after="0" w:afterAutospacing="0"/>
+              <w:ind w:left="0" w:right="0"/>
+              <w:jc w:val="left"/>
+              <w:rPr>
+                <w:rFonts w:hint="default" w:ascii="Segoe UI Emoji" w:hAnsi="Segoe UI Emoji" w:eastAsia="Segoe UI Emoji" w:cs="Segoe UI Emoji"/>
+                <w:i w:val="0"/>
+                <w:iCs w:val="0"/>
+                <w:caps w:val="0"/>
+                <w:color w:val="3B3B3B"/>
+                <w:spacing w:val="0"/>
+                <w:sz w:val="13"/>
+                <w:szCs w:val="13"/>
+              </w:rPr>
+            </w:pPr>
+            <w:r>
+              <w:rPr>
+                <w:rFonts w:hint="default" w:ascii="Segoe UI Emoji" w:hAnsi="Segoe UI Emoji" w:eastAsia="Segoe UI Emoji" w:cs="Segoe UI Emoji"/>
+                <w:i w:val="0"/>
+                <w:iCs w:val="0"/>
+                <w:caps w:val="0"/>
+                <w:color w:val="3B3B3B"/>
+                <w:spacing w:val="0"/>
+                <w:kern w:val="0"/>
+                <w:sz w:val="13"/>
+                <w:szCs w:val="13"/>
+                <w:lang w:val="en-US" w:eastAsia="zh-CN" w:bidi="ar"/>
+              </w:rPr>
+              <w:t>0</w:t>
+            </w:r>
+          </w:p>
+        </w:tc>
+      </w:tr>
+      <w:tr>
+        <w:tblPrEx>
+          <w:tblBorders>
+            <w:top w:val="none" w:color="auto" w:sz="0" w:space="0"/>
+            <w:left w:val="none" w:color="auto" w:sz="0" w:space="0"/>
+            <w:bottom w:val="none" w:color="auto" w:sz="0" w:space="0"/>
+            <w:right w:val="none" w:color="auto" w:sz="0" w:space="0"/>
+            <w:insideH w:val="none" w:color="auto" w:sz="0" w:space="0"/>
+            <w:insideV w:val="none" w:color="auto" w:sz="0" w:space="0"/>
+          </w:tblBorders>
+          <w:shd w:val="clear" w:color="auto" w:fill="FFFFFF"/>
+          <w:tblCellMar>
+            <w:top w:w="0" w:type="dxa"/>
+            <w:left w:w="0" w:type="dxa"/>
+            <w:bottom w:w="0" w:type="dxa"/>
+            <w:right w:w="0" w:type="dxa"/>
+          </w:tblCellMar>
+        </w:tblPrEx>
+        <w:tc>
+          <w:tcPr>
+            <w:tcW w:w="0" w:type="auto"/>
+            <w:shd w:val="clear" w:color="auto" w:fill="FFFFFF"/>
+            <w:tcMar>
+              <w:top w:w="40" w:type="dxa"/>
+              <w:left w:w="40" w:type="dxa"/>
+              <w:bottom w:w="40" w:type="dxa"/>
+              <w:right w:w="40" w:type="dxa"/>
+            </w:tcMar>
+            <w:vAlign w:val="center"/>
+          </w:tcPr>
+          <w:p>
+            <w:pPr>
+              <w:keepNext w:val="0"/>
+              <w:keepLines w:val="0"/>
+              <w:widowControl/>
+              <w:suppressLineNumbers w:val="0"/>
+              <w:spacing w:before="0" w:beforeAutospacing="0" w:after="0" w:afterAutospacing="0"/>
+              <w:ind w:left="0" w:right="0"/>
+              <w:jc w:val="left"/>
+              <w:rPr>
+                <w:rFonts w:hint="default" w:ascii="Segoe UI Emoji" w:hAnsi="Segoe UI Emoji" w:eastAsia="Segoe UI Emoji" w:cs="Segoe UI Emoji"/>
+                <w:i w:val="0"/>
+                <w:iCs w:val="0"/>
+                <w:caps w:val="0"/>
+                <w:color w:val="3B3B3B"/>
+                <w:spacing w:val="0"/>
+                <w:sz w:val="13"/>
+                <w:szCs w:val="13"/>
+              </w:rPr>
+            </w:pPr>
+            <w:r>
+              <w:rPr>
+                <w:rFonts w:hint="default" w:ascii="Segoe UI Emoji" w:hAnsi="Segoe UI Emoji" w:eastAsia="Segoe UI Emoji" w:cs="Segoe UI Emoji"/>
+                <w:i w:val="0"/>
+                <w:iCs w:val="0"/>
+                <w:caps w:val="0"/>
+                <w:color w:val="3B3B3B"/>
+                <w:spacing w:val="0"/>
+                <w:kern w:val="0"/>
+                <w:sz w:val="13"/>
+                <w:szCs w:val="13"/>
+                <w:lang w:val="en-US" w:eastAsia="zh-CN" w:bidi="ar"/>
+              </w:rPr>
+              <w:t>1</w:t>
+            </w:r>
+          </w:p>
+        </w:tc>
+        <w:tc>
+          <w:tcPr>
+            <w:tcW w:w="0" w:type="auto"/>
+            <w:shd w:val="clear" w:color="auto" w:fill="FFFFFF"/>
+            <w:tcMar>
+              <w:top w:w="40" w:type="dxa"/>
+              <w:left w:w="40" w:type="dxa"/>
+              <w:bottom w:w="40" w:type="dxa"/>
+              <w:right w:w="40" w:type="dxa"/>
+            </w:tcMar>
+            <w:vAlign w:val="center"/>
+          </w:tcPr>
+          <w:p>
+            <w:pPr>
+              <w:keepNext w:val="0"/>
+              <w:keepLines w:val="0"/>
+              <w:widowControl/>
+              <w:suppressLineNumbers w:val="0"/>
+              <w:spacing w:before="0" w:beforeAutospacing="0" w:after="0" w:afterAutospacing="0"/>
+              <w:ind w:left="0" w:right="0"/>
+              <w:jc w:val="left"/>
+              <w:rPr>
+                <w:rFonts w:hint="default" w:ascii="Segoe UI Emoji" w:hAnsi="Segoe UI Emoji" w:eastAsia="Segoe UI Emoji" w:cs="Segoe UI Emoji"/>
+                <w:i w:val="0"/>
+                <w:iCs w:val="0"/>
+                <w:caps w:val="0"/>
+                <w:color w:val="3B3B3B"/>
+                <w:spacing w:val="0"/>
+                <w:sz w:val="13"/>
+                <w:szCs w:val="13"/>
+              </w:rPr>
+            </w:pPr>
+            <w:r>
+              <w:rPr>
+                <w:rFonts w:hint="default" w:ascii="Segoe UI Emoji" w:hAnsi="Segoe UI Emoji" w:eastAsia="Segoe UI Emoji" w:cs="Segoe UI Emoji"/>
+                <w:i w:val="0"/>
+                <w:iCs w:val="0"/>
+                <w:caps w:val="0"/>
+                <w:color w:val="3B3B3B"/>
+                <w:spacing w:val="0"/>
+                <w:kern w:val="0"/>
+                <w:sz w:val="13"/>
+                <w:szCs w:val="13"/>
+                <w:lang w:val="en-US" w:eastAsia="zh-CN" w:bidi="ar"/>
+              </w:rPr>
+              <w:t>1</w:t>
+            </w:r>
+          </w:p>
+        </w:tc>
+        <w:tc>
+          <w:tcPr>
+            <w:tcW w:w="0" w:type="auto"/>
+            <w:shd w:val="clear" w:color="auto" w:fill="FFFFFF"/>
+            <w:tcMar>
+              <w:top w:w="40" w:type="dxa"/>
+              <w:left w:w="40" w:type="dxa"/>
+              <w:bottom w:w="40" w:type="dxa"/>
+              <w:right w:w="40" w:type="dxa"/>
+            </w:tcMar>
+            <w:vAlign w:val="center"/>
+          </w:tcPr>
+          <w:p>
+            <w:pPr>
+              <w:keepNext w:val="0"/>
+              <w:keepLines w:val="0"/>
+              <w:widowControl/>
+              <w:suppressLineNumbers w:val="0"/>
+              <w:spacing w:before="0" w:beforeAutospacing="0" w:after="0" w:afterAutospacing="0"/>
+              <w:ind w:left="0" w:right="0"/>
+              <w:jc w:val="left"/>
+              <w:rPr>
+                <w:rFonts w:hint="default" w:ascii="Segoe UI Emoji" w:hAnsi="Segoe UI Emoji" w:eastAsia="Segoe UI Emoji" w:cs="Segoe UI Emoji"/>
+                <w:i w:val="0"/>
+                <w:iCs w:val="0"/>
+                <w:caps w:val="0"/>
+                <w:color w:val="3B3B3B"/>
+                <w:spacing w:val="0"/>
+                <w:sz w:val="13"/>
+                <w:szCs w:val="13"/>
+              </w:rPr>
+            </w:pPr>
+            <w:r>
+              <w:rPr>
+                <w:rFonts w:hint="default" w:ascii="Segoe UI Emoji" w:hAnsi="Segoe UI Emoji" w:eastAsia="Segoe UI Emoji" w:cs="Segoe UI Emoji"/>
+                <w:i w:val="0"/>
+                <w:iCs w:val="0"/>
+                <w:caps w:val="0"/>
+                <w:color w:val="3B3B3B"/>
+                <w:spacing w:val="0"/>
+                <w:kern w:val="0"/>
+                <w:sz w:val="13"/>
+                <w:szCs w:val="13"/>
+                <w:lang w:val="en-US" w:eastAsia="zh-CN" w:bidi="ar"/>
+              </w:rPr>
+              <w:t>0</w:t>
+            </w:r>
+          </w:p>
+        </w:tc>
+        <w:tc>
+          <w:tcPr>
+            <w:tcW w:w="0" w:type="auto"/>
+            <w:shd w:val="clear" w:color="auto" w:fill="FFFFFF"/>
+            <w:tcMar>
+              <w:top w:w="40" w:type="dxa"/>
+              <w:left w:w="40" w:type="dxa"/>
+              <w:bottom w:w="40" w:type="dxa"/>
+              <w:right w:w="40" w:type="dxa"/>
+            </w:tcMar>
+            <w:vAlign w:val="center"/>
+          </w:tcPr>
+          <w:p>
+            <w:pPr>
+              <w:keepNext w:val="0"/>
+              <w:keepLines w:val="0"/>
+              <w:widowControl/>
+              <w:suppressLineNumbers w:val="0"/>
+              <w:spacing w:before="0" w:beforeAutospacing="0" w:after="0" w:afterAutospacing="0"/>
+              <w:ind w:left="0" w:right="0"/>
+              <w:jc w:val="left"/>
+              <w:rPr>
+                <w:rFonts w:hint="default" w:ascii="Segoe UI Emoji" w:hAnsi="Segoe UI Emoji" w:eastAsia="Segoe UI Emoji" w:cs="Segoe UI Emoji"/>
+                <w:i w:val="0"/>
+                <w:iCs w:val="0"/>
+                <w:caps w:val="0"/>
+                <w:color w:val="3B3B3B"/>
+                <w:spacing w:val="0"/>
+                <w:sz w:val="13"/>
+                <w:szCs w:val="13"/>
+              </w:rPr>
+            </w:pPr>
+            <w:r>
+              <w:rPr>
+                <w:rStyle w:val="15"/>
+                <w:rFonts w:hint="default" w:ascii="Segoe UI Emoji" w:hAnsi="Segoe UI Emoji" w:eastAsia="Segoe UI Emoji" w:cs="Segoe UI Emoji"/>
+                <w:b/>
+                <w:bCs/>
+                <w:i w:val="0"/>
+                <w:iCs w:val="0"/>
+                <w:caps w:val="0"/>
+                <w:color w:val="3B3B3B"/>
+                <w:spacing w:val="0"/>
+                <w:kern w:val="0"/>
+                <w:sz w:val="13"/>
+                <w:szCs w:val="13"/>
+                <w:lang w:val="en-US" w:eastAsia="zh-CN" w:bidi="ar"/>
+              </w:rPr>
+              <w:t>1</w:t>
+            </w:r>
+            <w:r>
+              <w:rPr>
+                <w:rFonts w:hint="default" w:ascii="Segoe UI Emoji" w:hAnsi="Segoe UI Emoji" w:eastAsia="Segoe UI Emoji" w:cs="Segoe UI Emoji"/>
+                <w:i w:val="0"/>
+                <w:iCs w:val="0"/>
+                <w:caps w:val="0"/>
+                <w:color w:val="3B3B3B"/>
+                <w:spacing w:val="0"/>
+                <w:kern w:val="0"/>
+                <w:sz w:val="13"/>
+                <w:szCs w:val="13"/>
+                <w:lang w:val="en-US" w:eastAsia="zh-CN" w:bidi="ar"/>
+              </w:rPr>
+              <w:t>（负溢出）</w:t>
+            </w:r>
+          </w:p>
+        </w:tc>
+      </w:tr>
+      <w:tr>
+        <w:tblPrEx>
+          <w:tblBorders>
+            <w:top w:val="none" w:color="auto" w:sz="0" w:space="0"/>
+            <w:left w:val="none" w:color="auto" w:sz="0" w:space="0"/>
+            <w:bottom w:val="none" w:color="auto" w:sz="0" w:space="0"/>
+            <w:right w:val="none" w:color="auto" w:sz="0" w:space="0"/>
+            <w:insideH w:val="none" w:color="auto" w:sz="0" w:space="0"/>
+            <w:insideV w:val="none" w:color="auto" w:sz="0" w:space="0"/>
+          </w:tblBorders>
+          <w:shd w:val="clear" w:color="auto" w:fill="FFFFFF"/>
           <w:tblCellMar>
             <w:top w:w="0" w:type="dxa"/>
             <w:left w:w="0" w:type="dxa"/>
@@ -14736,14 +14729,6 @@
         <w:gridCol w:w="863"/>
       </w:tblGrid>
       <w:tr>
-        <w:tblPrEx>
-          <w:tblCellMar>
-            <w:top w:w="0" w:type="dxa"/>
-            <w:left w:w="0" w:type="dxa"/>
-            <w:bottom w:w="0" w:type="dxa"/>
-            <w:right w:w="0" w:type="dxa"/>
-          </w:tblCellMar>
-        </w:tblPrEx>
         <w:tc>
           <w:tcPr>
             <w:tcW w:w="0" w:type="auto"/>
@@ -16758,6 +16743,7 @@
     </w:p>
     <w:tbl>
       <w:tblPr>
+        <w:tblStyle w:val="12"/>
         <w:tblW w:w="5000" w:type="pct"/>
         <w:tblInd w:w="0" w:type="dxa"/>
         <w:tblLayout w:type="autofit"/>
@@ -16771,19 +16757,26 @@
       <w:tblGrid>
         <w:gridCol w:w="1243"/>
         <w:gridCol w:w="705"/>
-        <w:gridCol w:w="864"/>
-        <w:gridCol w:w="2045"/>
-        <w:gridCol w:w="919"/>
-        <w:gridCol w:w="452"/>
-        <w:gridCol w:w="427"/>
-        <w:gridCol w:w="695"/>
-        <w:gridCol w:w="729"/>
+        <w:gridCol w:w="1279"/>
+        <w:gridCol w:w="1413"/>
+        <w:gridCol w:w="1364"/>
+        <w:gridCol w:w="669"/>
+        <w:gridCol w:w="684"/>
+        <w:gridCol w:w="721"/>
         <w:gridCol w:w="225"/>
         <w:gridCol w:w="426"/>
         <w:gridCol w:w="403"/>
-        <w:gridCol w:w="438"/>
+        <w:gridCol w:w="439"/>
       </w:tblGrid>
       <w:tr>
+        <w:tblPrEx>
+          <w:tblCellMar>
+            <w:top w:w="0" w:type="dxa"/>
+            <w:left w:w="0" w:type="dxa"/>
+            <w:bottom w:w="0" w:type="dxa"/>
+            <w:right w:w="0" w:type="dxa"/>
+          </w:tblCellMar>
+        </w:tblPrEx>
         <w:tc>
           <w:tcPr>
             <w:tcW w:w="0" w:type="auto"/>
@@ -16878,7 +16871,6 @@
         <w:tc>
           <w:tcPr>
             <w:tcW w:w="0" w:type="auto"/>
-            <w:gridSpan w:val="2"/>
             <w:tcBorders>
               <w:top w:val="single" w:color="000000" w:sz="4" w:space="0"/>
               <w:left w:val="single" w:color="000000" w:sz="4" w:space="0"/>
@@ -17060,6 +17052,14 @@
         </w:tc>
       </w:tr>
       <w:tr>
+        <w:tblPrEx>
+          <w:tblCellMar>
+            <w:top w:w="0" w:type="dxa"/>
+            <w:left w:w="0" w:type="dxa"/>
+            <w:bottom w:w="0" w:type="dxa"/>
+            <w:right w:w="0" w:type="dxa"/>
+          </w:tblCellMar>
+        </w:tblPrEx>
         <w:tc>
           <w:tcPr>
             <w:tcW w:w="0" w:type="auto"/>
@@ -17127,7 +17127,6 @@
         <w:tc>
           <w:tcPr>
             <w:tcW w:w="0" w:type="auto"/>
-            <w:gridSpan w:val="2"/>
             <w:tcBorders>
               <w:top w:val="single" w:color="000000" w:sz="4" w:space="0"/>
               <w:left w:val="single" w:color="000000" w:sz="4" w:space="0"/>
@@ -17255,6 +17254,14 @@
         </w:tc>
       </w:tr>
       <w:tr>
+        <w:tblPrEx>
+          <w:tblCellMar>
+            <w:top w:w="0" w:type="dxa"/>
+            <w:left w:w="0" w:type="dxa"/>
+            <w:bottom w:w="0" w:type="dxa"/>
+            <w:right w:w="0" w:type="dxa"/>
+          </w:tblCellMar>
+        </w:tblPrEx>
         <w:tc>
           <w:tcPr>
             <w:tcW w:w="0" w:type="auto"/>
@@ -17322,7 +17329,6 @@
         <w:tc>
           <w:tcPr>
             <w:tcW w:w="0" w:type="auto"/>
-            <w:gridSpan w:val="2"/>
             <w:tcBorders>
               <w:top w:val="single" w:color="000000" w:sz="4" w:space="0"/>
               <w:left w:val="single" w:color="000000" w:sz="4" w:space="0"/>
@@ -17450,6 +17456,14 @@
         </w:tc>
       </w:tr>
       <w:tr>
+        <w:tblPrEx>
+          <w:tblCellMar>
+            <w:top w:w="0" w:type="dxa"/>
+            <w:left w:w="0" w:type="dxa"/>
+            <w:bottom w:w="0" w:type="dxa"/>
+            <w:right w:w="0" w:type="dxa"/>
+          </w:tblCellMar>
+        </w:tblPrEx>
         <w:tc>
           <w:tcPr>
             <w:tcW w:w="0" w:type="auto"/>
@@ -17517,7 +17531,6 @@
         <w:tc>
           <w:tcPr>
             <w:tcW w:w="0" w:type="auto"/>
-            <w:gridSpan w:val="2"/>
             <w:tcBorders>
               <w:top w:val="single" w:color="000000" w:sz="4" w:space="0"/>
               <w:left w:val="single" w:color="000000" w:sz="4" w:space="0"/>
@@ -17645,6 +17658,14 @@
         </w:tc>
       </w:tr>
       <w:tr>
+        <w:tblPrEx>
+          <w:tblCellMar>
+            <w:top w:w="0" w:type="dxa"/>
+            <w:left w:w="0" w:type="dxa"/>
+            <w:bottom w:w="0" w:type="dxa"/>
+            <w:right w:w="0" w:type="dxa"/>
+          </w:tblCellMar>
+        </w:tblPrEx>
         <w:tc>
           <w:tcPr>
             <w:tcW w:w="0" w:type="auto"/>
@@ -17712,7 +17733,6 @@
         <w:tc>
           <w:tcPr>
             <w:tcW w:w="0" w:type="auto"/>
-            <w:gridSpan w:val="2"/>
             <w:tcBorders>
               <w:top w:val="single" w:color="000000" w:sz="4" w:space="0"/>
               <w:left w:val="single" w:color="000000" w:sz="4" w:space="0"/>
@@ -17840,6 +17860,14 @@
         </w:tc>
       </w:tr>
       <w:tr>
+        <w:tblPrEx>
+          <w:tblCellMar>
+            <w:top w:w="0" w:type="dxa"/>
+            <w:left w:w="0" w:type="dxa"/>
+            <w:bottom w:w="0" w:type="dxa"/>
+            <w:right w:w="0" w:type="dxa"/>
+          </w:tblCellMar>
+        </w:tblPrEx>
         <w:tc>
           <w:tcPr>
             <w:tcW w:w="0" w:type="auto"/>
@@ -17907,7 +17935,6 @@
         <w:tc>
           <w:tcPr>
             <w:tcW w:w="0" w:type="auto"/>
-            <w:gridSpan w:val="2"/>
             <w:tcBorders>
               <w:top w:val="single" w:color="000000" w:sz="4" w:space="0"/>
               <w:left w:val="single" w:color="000000" w:sz="4" w:space="0"/>
@@ -18035,6 +18062,14 @@
         </w:tc>
       </w:tr>
       <w:tr>
+        <w:tblPrEx>
+          <w:tblCellMar>
+            <w:top w:w="0" w:type="dxa"/>
+            <w:left w:w="0" w:type="dxa"/>
+            <w:bottom w:w="0" w:type="dxa"/>
+            <w:right w:w="0" w:type="dxa"/>
+          </w:tblCellMar>
+        </w:tblPrEx>
         <w:tc>
           <w:tcPr>
             <w:tcW w:w="0" w:type="auto"/>
@@ -18102,7 +18137,6 @@
         <w:tc>
           <w:tcPr>
             <w:tcW w:w="0" w:type="auto"/>
-            <w:gridSpan w:val="2"/>
             <w:tcBorders>
               <w:top w:val="single" w:color="000000" w:sz="4" w:space="0"/>
               <w:left w:val="single" w:color="000000" w:sz="4" w:space="0"/>
@@ -18230,6 +18264,14 @@
         </w:tc>
       </w:tr>
       <w:tr>
+        <w:tblPrEx>
+          <w:tblCellMar>
+            <w:top w:w="0" w:type="dxa"/>
+            <w:left w:w="0" w:type="dxa"/>
+            <w:bottom w:w="0" w:type="dxa"/>
+            <w:right w:w="0" w:type="dxa"/>
+          </w:tblCellMar>
+        </w:tblPrEx>
         <w:tc>
           <w:tcPr>
             <w:tcW w:w="0" w:type="auto"/>
@@ -18297,7 +18339,6 @@
         <w:tc>
           <w:tcPr>
             <w:tcW w:w="0" w:type="auto"/>
-            <w:gridSpan w:val="2"/>
             <w:tcBorders>
               <w:top w:val="single" w:color="000000" w:sz="4" w:space="0"/>
               <w:left w:val="single" w:color="000000" w:sz="4" w:space="0"/>
@@ -18425,6 +18466,14 @@
         </w:tc>
       </w:tr>
       <w:tr>
+        <w:tblPrEx>
+          <w:tblCellMar>
+            <w:top w:w="0" w:type="dxa"/>
+            <w:left w:w="0" w:type="dxa"/>
+            <w:bottom w:w="0" w:type="dxa"/>
+            <w:right w:w="0" w:type="dxa"/>
+          </w:tblCellMar>
+        </w:tblPrEx>
         <w:tc>
           <w:tcPr>
             <w:tcW w:w="0" w:type="auto"/>
@@ -18492,7 +18541,6 @@
         <w:tc>
           <w:tcPr>
             <w:tcW w:w="0" w:type="auto"/>
-            <w:gridSpan w:val="2"/>
             <w:tcBorders>
               <w:top w:val="single" w:color="000000" w:sz="4" w:space="0"/>
               <w:left w:val="single" w:color="000000" w:sz="4" w:space="0"/>
@@ -18620,6 +18668,14 @@
         </w:tc>
       </w:tr>
       <w:tr>
+        <w:tblPrEx>
+          <w:tblCellMar>
+            <w:top w:w="0" w:type="dxa"/>
+            <w:left w:w="0" w:type="dxa"/>
+            <w:bottom w:w="0" w:type="dxa"/>
+            <w:right w:w="0" w:type="dxa"/>
+          </w:tblCellMar>
+        </w:tblPrEx>
         <w:tc>
           <w:tcPr>
             <w:tcW w:w="0" w:type="auto"/>
@@ -18687,7 +18743,6 @@
         <w:tc>
           <w:tcPr>
             <w:tcW w:w="0" w:type="auto"/>
-            <w:gridSpan w:val="2"/>
             <w:tcBorders>
               <w:top w:val="single" w:color="000000" w:sz="4" w:space="0"/>
               <w:left w:val="single" w:color="000000" w:sz="4" w:space="0"/>
@@ -18815,6 +18870,14 @@
         </w:tc>
       </w:tr>
       <w:tr>
+        <w:tblPrEx>
+          <w:tblCellMar>
+            <w:top w:w="0" w:type="dxa"/>
+            <w:left w:w="0" w:type="dxa"/>
+            <w:bottom w:w="0" w:type="dxa"/>
+            <w:right w:w="0" w:type="dxa"/>
+          </w:tblCellMar>
+        </w:tblPrEx>
         <w:tc>
           <w:tcPr>
             <w:tcW w:w="0" w:type="auto"/>
@@ -18882,7 +18945,6 @@
         <w:tc>
           <w:tcPr>
             <w:tcW w:w="0" w:type="auto"/>
-            <w:gridSpan w:val="2"/>
             <w:tcBorders>
               <w:top w:val="single" w:color="000000" w:sz="4" w:space="0"/>
               <w:left w:val="single" w:color="000000" w:sz="4" w:space="0"/>
@@ -19019,7 +19081,7 @@
             <w:insideH w:val="none" w:color="auto" w:sz="0" w:space="0"/>
             <w:insideV w:val="none" w:color="auto" w:sz="0" w:space="0"/>
           </w:tblBorders>
-          <w:shd w:val="clear"/>
+          <w:shd w:val="clear" w:color="auto" w:fill="auto"/>
           <w:tblCellMar>
             <w:top w:w="0" w:type="dxa"/>
             <w:left w:w="108" w:type="dxa"/>
@@ -19029,6 +19091,7 @@
         </w:tblPrEx>
         <w:trPr>
           <w:gridAfter w:val="4"/>
+          <w:wAfter w:w="1492" w:type="dxa"/>
           <w:trHeight w:val="835" w:hRule="atLeast"/>
         </w:trPr>
         <w:tc>
@@ -19040,7 +19103,7 @@
               <w:bottom w:val="nil"/>
               <w:right w:val="nil"/>
             </w:tcBorders>
-            <w:shd w:val="clear"/>
+            <w:shd w:val="clear" w:color="auto" w:fill="auto"/>
             <w:noWrap/>
             <w:vAlign w:val="bottom"/>
           </w:tcPr>
@@ -19067,7 +19130,7 @@
               <w:bottom w:val="nil"/>
               <w:right w:val="nil"/>
             </w:tcBorders>
-            <w:shd w:val="clear"/>
+            <w:shd w:val="clear" w:color="auto" w:fill="auto"/>
             <w:noWrap/>
             <w:vAlign w:val="bottom"/>
           </w:tcPr>
@@ -19088,14 +19151,14 @@
         <w:tc>
           <w:tcPr>
             <w:tcW w:w="4990" w:type="dxa"/>
-            <w:gridSpan w:val="7"/>
-            <w:tcBorders>
-              <w:top w:val="single" w:color="000000" w:sz="4" w:space="0"/>
-              <w:left w:val="single" w:color="000000" w:sz="4" w:space="0"/>
-              <w:bottom w:val="single" w:color="000000" w:sz="4" w:space="0"/>
-              <w:right w:val="single" w:color="000000" w:sz="4" w:space="0"/>
-            </w:tcBorders>
-            <w:shd w:val="clear"/>
+            <w:gridSpan w:val="6"/>
+            <w:tcBorders>
+              <w:top w:val="single" w:color="000000" w:sz="4" w:space="0"/>
+              <w:left w:val="single" w:color="000000" w:sz="4" w:space="0"/>
+              <w:bottom w:val="single" w:color="000000" w:sz="4" w:space="0"/>
+              <w:right w:val="single" w:color="000000" w:sz="4" w:space="0"/>
+            </w:tcBorders>
+            <w:shd w:val="clear" w:color="auto" w:fill="auto"/>
             <w:vAlign w:val="center"/>
           </w:tcPr>
           <w:p>
@@ -19126,7 +19189,6 @@
                 <w:sz w:val="18"/>
                 <w:szCs w:val="18"/>
                 <w:u w:val="none"/>
-                <w:bdr w:val="none" w:color="auto" w:sz="0" w:space="0"/>
                 <w:lang w:val="en-US" w:eastAsia="zh-CN" w:bidi="ar"/>
               </w:rPr>
               <w:t>D</w:t>
@@ -19141,7 +19203,6 @@
                 <w:sz w:val="18"/>
                 <w:szCs w:val="18"/>
                 <w:u w:val="none"/>
-                <w:bdr w:val="none" w:color="auto" w:sz="0" w:space="0"/>
                 <w:lang w:val="en-US" w:eastAsia="zh-CN" w:bidi="ar"/>
               </w:rPr>
               <w:t>₃</w:t>
@@ -19156,7 +19217,6 @@
                 <w:sz w:val="18"/>
                 <w:szCs w:val="18"/>
                 <w:u w:val="none"/>
-                <w:bdr w:val="none" w:color="auto" w:sz="0" w:space="0"/>
                 <w:lang w:val="en-US" w:eastAsia="zh-CN" w:bidi="ar"/>
               </w:rPr>
               <w:t>D</w:t>
@@ -19171,7 +19231,6 @@
                 <w:sz w:val="18"/>
                 <w:szCs w:val="18"/>
                 <w:u w:val="none"/>
-                <w:bdr w:val="none" w:color="auto" w:sz="0" w:space="0"/>
                 <w:lang w:val="en-US" w:eastAsia="zh-CN" w:bidi="ar"/>
               </w:rPr>
               <w:t>₂</w:t>
@@ -19186,7 +19245,6 @@
                 <w:sz w:val="18"/>
                 <w:szCs w:val="18"/>
                 <w:u w:val="none"/>
-                <w:bdr w:val="none" w:color="auto" w:sz="0" w:space="0"/>
                 <w:lang w:val="en-US" w:eastAsia="zh-CN" w:bidi="ar"/>
               </w:rPr>
               <w:br w:type="textWrapping"/>
@@ -19201,7 +19259,6 @@
                 <w:sz w:val="18"/>
                 <w:szCs w:val="18"/>
                 <w:u w:val="none"/>
-                <w:bdr w:val="none" w:color="auto" w:sz="0" w:space="0"/>
                 <w:lang w:val="en-US" w:eastAsia="zh-CN" w:bidi="ar"/>
               </w:rPr>
               <w:t>00      01      11      10</w:t>
@@ -19219,7 +19276,7 @@
             <w:insideH w:val="none" w:color="auto" w:sz="0" w:space="0"/>
             <w:insideV w:val="none" w:color="auto" w:sz="0" w:space="0"/>
           </w:tblBorders>
-          <w:shd w:val="clear"/>
+          <w:shd w:val="clear" w:color="auto" w:fill="auto"/>
           <w:tblCellMar>
             <w:top w:w="0" w:type="dxa"/>
             <w:left w:w="108" w:type="dxa"/>
@@ -19229,6 +19286,7 @@
         </w:tblPrEx>
         <w:trPr>
           <w:gridAfter w:val="4"/>
+          <w:wAfter w:w="1492" w:type="dxa"/>
           <w:trHeight w:val="473" w:hRule="atLeast"/>
         </w:trPr>
         <w:tc>
@@ -19240,7 +19298,7 @@
               <w:bottom w:val="nil"/>
               <w:right w:val="nil"/>
             </w:tcBorders>
-            <w:shd w:val="clear"/>
+            <w:shd w:val="clear" w:color="auto" w:fill="auto"/>
             <w:noWrap/>
             <w:vAlign w:val="bottom"/>
           </w:tcPr>
@@ -19267,7 +19325,7 @@
               <w:bottom w:val="nil"/>
               <w:right w:val="nil"/>
             </w:tcBorders>
-            <w:shd w:val="clear"/>
+            <w:shd w:val="clear" w:color="auto" w:fill="auto"/>
             <w:vAlign w:val="bottom"/>
           </w:tcPr>
           <w:p>
@@ -19298,7 +19356,6 @@
                 <w:sz w:val="20"/>
                 <w:szCs w:val="20"/>
                 <w:u w:val="none"/>
-                <w:bdr w:val="none" w:color="auto" w:sz="0" w:space="0"/>
                 <w:lang w:val="en-US" w:eastAsia="zh-CN" w:bidi="ar"/>
               </w:rPr>
               <w:t xml:space="preserve">00 </w:t>
@@ -19315,7 +19372,7 @@
               <w:bottom w:val="single" w:color="000000" w:sz="4" w:space="0"/>
               <w:right w:val="nil"/>
             </w:tcBorders>
-            <w:shd w:val="clear"/>
+            <w:shd w:val="clear" w:color="auto" w:fill="auto"/>
             <w:vAlign w:val="center"/>
           </w:tcPr>
           <w:p>
@@ -19347,7 +19404,6 @@
                 <w:sz w:val="18"/>
                 <w:szCs w:val="18"/>
                 <w:u w:val="none"/>
-                <w:bdr w:val="none" w:color="auto" w:sz="0" w:space="0"/>
                 <w:lang w:val="en-US" w:eastAsia="zh-CN" w:bidi="ar"/>
               </w:rPr>
               <w:t>0</w:t>
@@ -19362,7 +19418,6 @@
                 <w:sz w:val="18"/>
                 <w:szCs w:val="18"/>
                 <w:u w:val="none"/>
-                <w:bdr w:val="none" w:color="auto" w:sz="0" w:space="0"/>
                 <w:lang w:val="en-US" w:eastAsia="zh-CN" w:bidi="ar"/>
               </w:rPr>
               <w:br w:type="textWrapping"/>
@@ -19377,7 +19432,6 @@
                 <w:sz w:val="18"/>
                 <w:szCs w:val="18"/>
                 <w:u w:val="none"/>
-                <w:bdr w:val="none" w:color="auto" w:sz="0" w:space="0"/>
                 <w:lang w:val="en-US" w:eastAsia="zh-CN" w:bidi="ar"/>
               </w:rPr>
               <w:t>(0)</w:t>
@@ -19394,7 +19448,7 @@
               <w:bottom w:val="single" w:color="000000" w:sz="4" w:space="0"/>
               <w:right w:val="nil"/>
             </w:tcBorders>
-            <w:shd w:val="clear"/>
+            <w:shd w:val="clear" w:color="auto" w:fill="auto"/>
             <w:vAlign w:val="center"/>
           </w:tcPr>
           <w:p>
@@ -19426,7 +19480,6 @@
                 <w:sz w:val="18"/>
                 <w:szCs w:val="18"/>
                 <w:u w:val="none"/>
-                <w:bdr w:val="none" w:color="auto" w:sz="0" w:space="0"/>
                 <w:lang w:val="en-US" w:eastAsia="zh-CN" w:bidi="ar"/>
               </w:rPr>
               <w:t>1</w:t>
@@ -19441,7 +19494,6 @@
                 <w:sz w:val="18"/>
                 <w:szCs w:val="18"/>
                 <w:u w:val="none"/>
-                <w:bdr w:val="none" w:color="auto" w:sz="0" w:space="0"/>
                 <w:lang w:val="en-US" w:eastAsia="zh-CN" w:bidi="ar"/>
               </w:rPr>
               <w:br w:type="textWrapping"/>
@@ -19456,7 +19508,6 @@
                 <w:sz w:val="18"/>
                 <w:szCs w:val="18"/>
                 <w:u w:val="none"/>
-                <w:bdr w:val="none" w:color="auto" w:sz="0" w:space="0"/>
                 <w:lang w:val="en-US" w:eastAsia="zh-CN" w:bidi="ar"/>
               </w:rPr>
               <w:t>(4)</w:t>
@@ -19473,7 +19524,7 @@
               <w:bottom w:val="single" w:color="000000" w:sz="4" w:space="0"/>
               <w:right w:val="nil"/>
             </w:tcBorders>
-            <w:shd w:val="clear"/>
+            <w:shd w:val="clear" w:color="auto" w:fill="auto"/>
             <w:vAlign w:val="center"/>
           </w:tcPr>
           <w:p>
@@ -19505,7 +19556,6 @@
                 <w:sz w:val="18"/>
                 <w:szCs w:val="18"/>
                 <w:u w:val="none"/>
-                <w:bdr w:val="none" w:color="auto" w:sz="0" w:space="0"/>
                 <w:lang w:val="en-US" w:eastAsia="zh-CN" w:bidi="ar"/>
               </w:rPr>
               <w:t xml:space="preserve"> X</w:t>
@@ -19520,7 +19570,6 @@
                 <w:sz w:val="18"/>
                 <w:szCs w:val="18"/>
                 <w:u w:val="none"/>
-                <w:bdr w:val="none" w:color="auto" w:sz="0" w:space="0"/>
                 <w:lang w:val="en-US" w:eastAsia="zh-CN" w:bidi="ar"/>
               </w:rPr>
               <w:br w:type="textWrapping"/>
@@ -19535,7 +19584,6 @@
                 <w:sz w:val="18"/>
                 <w:szCs w:val="18"/>
                 <w:u w:val="none"/>
-                <w:bdr w:val="none" w:color="auto" w:sz="0" w:space="0"/>
                 <w:lang w:val="en-US" w:eastAsia="zh-CN" w:bidi="ar"/>
               </w:rPr>
               <w:t>(C)</w:t>
@@ -19545,7 +19593,6 @@
         <w:tc>
           <w:tcPr>
             <w:tcW w:w="689" w:type="dxa"/>
-            <w:gridSpan w:val="2"/>
             <w:vMerge w:val="restart"/>
             <w:tcBorders>
               <w:top w:val="single" w:color="000000" w:sz="4" w:space="0"/>
@@ -19553,7 +19600,7 @@
               <w:bottom w:val="single" w:color="000000" w:sz="4" w:space="0"/>
               <w:right w:val="single" w:color="000000" w:sz="4" w:space="0"/>
             </w:tcBorders>
-            <w:shd w:val="clear"/>
+            <w:shd w:val="clear" w:color="auto" w:fill="auto"/>
             <w:vAlign w:val="center"/>
           </w:tcPr>
           <w:p>
@@ -19584,7 +19631,6 @@
                 <w:sz w:val="18"/>
                 <w:szCs w:val="18"/>
                 <w:u w:val="none"/>
-                <w:bdr w:val="none" w:color="auto" w:sz="0" w:space="0"/>
                 <w:lang w:val="en-US" w:eastAsia="zh-CN" w:bidi="ar"/>
               </w:rPr>
               <w:t>1</w:t>
@@ -19599,7 +19645,6 @@
                 <w:sz w:val="18"/>
                 <w:szCs w:val="18"/>
                 <w:u w:val="none"/>
-                <w:bdr w:val="none" w:color="auto" w:sz="0" w:space="0"/>
                 <w:lang w:val="en-US" w:eastAsia="zh-CN" w:bidi="ar"/>
               </w:rPr>
               <w:br w:type="textWrapping"/>
@@ -19614,7 +19659,6 @@
                 <w:sz w:val="18"/>
                 <w:szCs w:val="18"/>
                 <w:u w:val="none"/>
-                <w:bdr w:val="none" w:color="auto" w:sz="0" w:space="0"/>
                 <w:lang w:val="en-US" w:eastAsia="zh-CN" w:bidi="ar"/>
               </w:rPr>
               <w:t>(8)</w:t>
@@ -19632,7 +19676,7 @@
               <w:bottom w:val="single" w:color="000000" w:sz="4" w:space="0"/>
               <w:right w:val="single" w:color="000000" w:sz="4" w:space="0"/>
             </w:tcBorders>
-            <w:shd w:val="clear"/>
+            <w:shd w:val="clear" w:color="auto" w:fill="auto"/>
             <w:vAlign w:val="center"/>
           </w:tcPr>
           <w:p>
@@ -19663,7 +19707,6 @@
                 <w:sz w:val="18"/>
                 <w:szCs w:val="18"/>
                 <w:u w:val="none"/>
-                <w:bdr w:val="none" w:color="auto" w:sz="0" w:space="0"/>
                 <w:lang w:val="en-US" w:eastAsia="zh-CN" w:bidi="ar"/>
               </w:rPr>
               <w:t>←DiDo</w:t>
@@ -19681,7 +19724,7 @@
             <w:insideH w:val="none" w:color="auto" w:sz="0" w:space="0"/>
             <w:insideV w:val="none" w:color="auto" w:sz="0" w:space="0"/>
           </w:tblBorders>
-          <w:shd w:val="clear"/>
+          <w:shd w:val="clear" w:color="auto" w:fill="auto"/>
           <w:tblCellMar>
             <w:top w:w="0" w:type="dxa"/>
             <w:left w:w="108" w:type="dxa"/>
@@ -19691,6 +19734,7 @@
         </w:tblPrEx>
         <w:trPr>
           <w:gridAfter w:val="4"/>
+          <w:wAfter w:w="1492" w:type="dxa"/>
           <w:trHeight w:val="477" w:hRule="atLeast"/>
         </w:trPr>
         <w:tc>
@@ -19702,7 +19746,7 @@
               <w:bottom w:val="nil"/>
               <w:right w:val="nil"/>
             </w:tcBorders>
-            <w:shd w:val="clear"/>
+            <w:shd w:val="clear" w:color="auto" w:fill="auto"/>
             <w:vAlign w:val="top"/>
           </w:tcPr>
           <w:p>
@@ -19727,7 +19771,6 @@
               <w:rPr>
                 <w:rStyle w:val="31"/>
                 <w:rFonts w:eastAsia="宋体"/>
-                <w:bdr w:val="none" w:color="auto" w:sz="0" w:space="0"/>
                 <w:lang w:val="en-US" w:eastAsia="zh-CN" w:bidi="ar"/>
               </w:rPr>
               <w:t>1Do</w:t>
@@ -19743,7 +19786,7 @@
               <w:bottom w:val="nil"/>
               <w:right w:val="nil"/>
             </w:tcBorders>
-            <w:shd w:val="clear"/>
+            <w:shd w:val="clear" w:color="auto" w:fill="auto"/>
             <w:noWrap/>
             <w:vAlign w:val="bottom"/>
           </w:tcPr>
@@ -19771,7 +19814,7 @@
               <w:bottom w:val="single" w:color="000000" w:sz="4" w:space="0"/>
               <w:right w:val="nil"/>
             </w:tcBorders>
-            <w:shd w:val="clear"/>
+            <w:shd w:val="clear" w:color="auto" w:fill="auto"/>
             <w:vAlign w:val="center"/>
           </w:tcPr>
           <w:p>
@@ -19799,7 +19842,7 @@
               <w:bottom w:val="single" w:color="000000" w:sz="4" w:space="0"/>
               <w:right w:val="nil"/>
             </w:tcBorders>
-            <w:shd w:val="clear"/>
+            <w:shd w:val="clear" w:color="auto" w:fill="auto"/>
             <w:vAlign w:val="center"/>
           </w:tcPr>
           <w:p>
@@ -19827,7 +19870,7 @@
               <w:bottom w:val="single" w:color="000000" w:sz="4" w:space="0"/>
               <w:right w:val="nil"/>
             </w:tcBorders>
-            <w:shd w:val="clear"/>
+            <w:shd w:val="clear" w:color="auto" w:fill="auto"/>
             <w:vAlign w:val="center"/>
           </w:tcPr>
           <w:p>
@@ -19848,7 +19891,6 @@
         <w:tc>
           <w:tcPr>
             <w:tcW w:w="689" w:type="dxa"/>
-            <w:gridSpan w:val="2"/>
             <w:vMerge w:val="continue"/>
             <w:tcBorders>
               <w:top w:val="single" w:color="000000" w:sz="4" w:space="0"/>
@@ -19856,7 +19898,7 @@
               <w:bottom w:val="single" w:color="000000" w:sz="4" w:space="0"/>
               <w:right w:val="single" w:color="000000" w:sz="4" w:space="0"/>
             </w:tcBorders>
-            <w:shd w:val="clear"/>
+            <w:shd w:val="clear" w:color="auto" w:fill="auto"/>
             <w:vAlign w:val="center"/>
           </w:tcPr>
           <w:p>
@@ -19885,7 +19927,7 @@
               <w:bottom w:val="single" w:color="000000" w:sz="4" w:space="0"/>
               <w:right w:val="single" w:color="000000" w:sz="4" w:space="0"/>
             </w:tcBorders>
-            <w:shd w:val="clear"/>
+            <w:shd w:val="clear" w:color="auto" w:fill="auto"/>
             <w:vAlign w:val="center"/>
           </w:tcPr>
           <w:p>
@@ -19914,7 +19956,7 @@
             <w:insideH w:val="none" w:color="auto" w:sz="0" w:space="0"/>
             <w:insideV w:val="none" w:color="auto" w:sz="0" w:space="0"/>
           </w:tblBorders>
-          <w:shd w:val="clear"/>
+          <w:shd w:val="clear" w:color="auto" w:fill="auto"/>
           <w:tblCellMar>
             <w:top w:w="0" w:type="dxa"/>
             <w:left w:w="108" w:type="dxa"/>
@@ -19924,6 +19966,7 @@
         </w:tblPrEx>
         <w:trPr>
           <w:gridAfter w:val="4"/>
+          <w:wAfter w:w="1492" w:type="dxa"/>
           <w:trHeight w:val="940" w:hRule="atLeast"/>
         </w:trPr>
         <w:tc>
@@ -19935,7 +19978,7 @@
               <w:bottom w:val="nil"/>
               <w:right w:val="nil"/>
             </w:tcBorders>
-            <w:shd w:val="clear"/>
+            <w:shd w:val="clear" w:color="auto" w:fill="auto"/>
             <w:noWrap/>
             <w:vAlign w:val="bottom"/>
           </w:tcPr>
@@ -19962,7 +20005,7 @@
               <w:bottom w:val="nil"/>
               <w:right w:val="nil"/>
             </w:tcBorders>
-            <w:shd w:val="clear"/>
+            <w:shd w:val="clear" w:color="auto" w:fill="auto"/>
             <w:vAlign w:val="top"/>
           </w:tcPr>
           <w:p>
@@ -19987,7 +20030,6 @@
               <w:rPr>
                 <w:rStyle w:val="32"/>
                 <w:rFonts w:eastAsia="宋体"/>
-                <w:bdr w:val="none" w:color="auto" w:sz="0" w:space="0"/>
                 <w:lang w:val="en-US" w:eastAsia="zh-CN" w:bidi="ar"/>
               </w:rPr>
               <w:br w:type="textWrapping"/>
@@ -19996,7 +20038,6 @@
               <w:rPr>
                 <w:rStyle w:val="33"/>
                 <w:rFonts w:eastAsia="宋体"/>
-                <w:bdr w:val="none" w:color="auto" w:sz="0" w:space="0"/>
                 <w:lang w:val="en-US" w:eastAsia="zh-CN" w:bidi="ar"/>
               </w:rPr>
               <w:t>01</w:t>
@@ -20012,7 +20053,7 @@
               <w:bottom w:val="single" w:color="000000" w:sz="4" w:space="0"/>
               <w:right w:val="nil"/>
             </w:tcBorders>
-            <w:shd w:val="clear"/>
+            <w:shd w:val="clear" w:color="auto" w:fill="auto"/>
             <w:vAlign w:val="center"/>
           </w:tcPr>
           <w:p>
@@ -20044,7 +20085,6 @@
                 <w:sz w:val="18"/>
                 <w:szCs w:val="18"/>
                 <w:u w:val="none"/>
-                <w:bdr w:val="none" w:color="auto" w:sz="0" w:space="0"/>
                 <w:lang w:val="en-US" w:eastAsia="zh-CN" w:bidi="ar"/>
               </w:rPr>
               <w:t>1</w:t>
@@ -20059,7 +20099,6 @@
                 <w:sz w:val="18"/>
                 <w:szCs w:val="18"/>
                 <w:u w:val="none"/>
-                <w:bdr w:val="none" w:color="auto" w:sz="0" w:space="0"/>
                 <w:lang w:val="en-US" w:eastAsia="zh-CN" w:bidi="ar"/>
               </w:rPr>
               <w:br w:type="textWrapping"/>
@@ -20074,7 +20113,6 @@
                 <w:sz w:val="18"/>
                 <w:szCs w:val="18"/>
                 <w:u w:val="none"/>
-                <w:bdr w:val="none" w:color="auto" w:sz="0" w:space="0"/>
                 <w:lang w:val="en-US" w:eastAsia="zh-CN" w:bidi="ar"/>
               </w:rPr>
               <w:t>(1)</w:t>
@@ -20090,7 +20128,7 @@
               <w:bottom w:val="single" w:color="000000" w:sz="4" w:space="0"/>
               <w:right w:val="nil"/>
             </w:tcBorders>
-            <w:shd w:val="clear"/>
+            <w:shd w:val="clear" w:color="auto" w:fill="auto"/>
             <w:vAlign w:val="center"/>
           </w:tcPr>
           <w:p>
@@ -20122,7 +20160,6 @@
                 <w:sz w:val="18"/>
                 <w:szCs w:val="18"/>
                 <w:u w:val="none"/>
-                <w:bdr w:val="none" w:color="auto" w:sz="0" w:space="0"/>
                 <w:lang w:val="en-US" w:eastAsia="zh-CN" w:bidi="ar"/>
               </w:rPr>
               <w:t>1</w:t>
@@ -20137,7 +20174,6 @@
                 <w:sz w:val="18"/>
                 <w:szCs w:val="18"/>
                 <w:u w:val="none"/>
-                <w:bdr w:val="none" w:color="auto" w:sz="0" w:space="0"/>
                 <w:lang w:val="en-US" w:eastAsia="zh-CN" w:bidi="ar"/>
               </w:rPr>
               <w:br w:type="textWrapping"/>
@@ -20152,7 +20188,6 @@
                 <w:sz w:val="18"/>
                 <w:szCs w:val="18"/>
                 <w:u w:val="none"/>
-                <w:bdr w:val="none" w:color="auto" w:sz="0" w:space="0"/>
                 <w:lang w:val="en-US" w:eastAsia="zh-CN" w:bidi="ar"/>
               </w:rPr>
               <w:t>(5)</w:t>
@@ -20168,7 +20203,7 @@
               <w:bottom w:val="single" w:color="000000" w:sz="4" w:space="0"/>
               <w:right w:val="nil"/>
             </w:tcBorders>
-            <w:shd w:val="clear"/>
+            <w:shd w:val="clear" w:color="auto" w:fill="auto"/>
             <w:vAlign w:val="center"/>
           </w:tcPr>
           <w:p>
@@ -20200,7 +20235,6 @@
                 <w:sz w:val="18"/>
                 <w:szCs w:val="18"/>
                 <w:u w:val="none"/>
-                <w:bdr w:val="none" w:color="auto" w:sz="0" w:space="0"/>
                 <w:lang w:val="en-US" w:eastAsia="zh-CN" w:bidi="ar"/>
               </w:rPr>
               <w:t>X</w:t>
@@ -20215,7 +20249,6 @@
                 <w:sz w:val="18"/>
                 <w:szCs w:val="18"/>
                 <w:u w:val="none"/>
-                <w:bdr w:val="none" w:color="auto" w:sz="0" w:space="0"/>
                 <w:lang w:val="en-US" w:eastAsia="zh-CN" w:bidi="ar"/>
               </w:rPr>
               <w:br w:type="textWrapping"/>
@@ -20230,7 +20263,6 @@
                 <w:sz w:val="18"/>
                 <w:szCs w:val="18"/>
                 <w:u w:val="none"/>
-                <w:bdr w:val="none" w:color="auto" w:sz="0" w:space="0"/>
                 <w:lang w:val="en-US" w:eastAsia="zh-CN" w:bidi="ar"/>
               </w:rPr>
               <w:t>(D)</w:t>
@@ -20240,14 +20272,13 @@
         <w:tc>
           <w:tcPr>
             <w:tcW w:w="689" w:type="dxa"/>
-            <w:gridSpan w:val="2"/>
             <w:tcBorders>
               <w:top w:val="single" w:color="000000" w:sz="4" w:space="0"/>
               <w:left w:val="nil"/>
               <w:bottom w:val="single" w:color="000000" w:sz="4" w:space="0"/>
               <w:right w:val="nil"/>
             </w:tcBorders>
-            <w:shd w:val="clear"/>
+            <w:shd w:val="clear" w:color="auto" w:fill="auto"/>
             <w:vAlign w:val="center"/>
           </w:tcPr>
           <w:p>
@@ -20278,7 +20309,6 @@
                 <w:sz w:val="18"/>
                 <w:szCs w:val="18"/>
                 <w:u w:val="none"/>
-                <w:bdr w:val="none" w:color="auto" w:sz="0" w:space="0"/>
                 <w:lang w:val="en-US" w:eastAsia="zh-CN" w:bidi="ar"/>
               </w:rPr>
               <w:t>1</w:t>
@@ -20293,7 +20323,6 @@
                 <w:sz w:val="18"/>
                 <w:szCs w:val="18"/>
                 <w:u w:val="none"/>
-                <w:bdr w:val="none" w:color="auto" w:sz="0" w:space="0"/>
                 <w:lang w:val="en-US" w:eastAsia="zh-CN" w:bidi="ar"/>
               </w:rPr>
               <w:br w:type="textWrapping"/>
@@ -20308,7 +20337,6 @@
                 <w:sz w:val="18"/>
                 <w:szCs w:val="18"/>
                 <w:u w:val="none"/>
-                <w:bdr w:val="none" w:color="auto" w:sz="0" w:space="0"/>
                 <w:lang w:val="en-US" w:eastAsia="zh-CN" w:bidi="ar"/>
               </w:rPr>
               <w:t>(9)</w:t>
@@ -20325,7 +20353,7 @@
               <w:bottom w:val="single" w:color="000000" w:sz="4" w:space="0"/>
               <w:right w:val="single" w:color="000000" w:sz="4" w:space="0"/>
             </w:tcBorders>
-            <w:shd w:val="clear"/>
+            <w:shd w:val="clear" w:color="auto" w:fill="auto"/>
             <w:vAlign w:val="center"/>
           </w:tcPr>
           <w:p>
@@ -20356,7 +20384,6 @@
                 <w:sz w:val="18"/>
                 <w:szCs w:val="18"/>
                 <w:u w:val="none"/>
-                <w:bdr w:val="none" w:color="auto" w:sz="0" w:space="0"/>
                 <w:lang w:val="en-US" w:eastAsia="zh-CN" w:bidi="ar"/>
               </w:rPr>
               <w:t>←D</w:t>
@@ -20371,7 +20398,6 @@
                 <w:sz w:val="18"/>
                 <w:szCs w:val="18"/>
                 <w:u w:val="none"/>
-                <w:bdr w:val="none" w:color="auto" w:sz="0" w:space="0"/>
                 <w:lang w:val="en-US" w:eastAsia="zh-CN" w:bidi="ar"/>
               </w:rPr>
               <w:t>₁</w:t>
@@ -20386,7 +20412,6 @@
                 <w:sz w:val="18"/>
                 <w:szCs w:val="18"/>
                 <w:u w:val="none"/>
-                <w:bdr w:val="none" w:color="auto" w:sz="0" w:space="0"/>
                 <w:lang w:val="en-US" w:eastAsia="zh-CN" w:bidi="ar"/>
               </w:rPr>
               <w:t>Do</w:t>
@@ -20404,7 +20429,7 @@
             <w:insideH w:val="none" w:color="auto" w:sz="0" w:space="0"/>
             <w:insideV w:val="none" w:color="auto" w:sz="0" w:space="0"/>
           </w:tblBorders>
-          <w:shd w:val="clear"/>
+          <w:shd w:val="clear" w:color="auto" w:fill="auto"/>
           <w:tblCellMar>
             <w:top w:w="0" w:type="dxa"/>
             <w:left w:w="108" w:type="dxa"/>
@@ -20414,6 +20439,7 @@
         </w:tblPrEx>
         <w:trPr>
           <w:gridAfter w:val="4"/>
+          <w:wAfter w:w="1492" w:type="dxa"/>
           <w:trHeight w:val="950" w:hRule="atLeast"/>
         </w:trPr>
         <w:tc>
@@ -20425,7 +20451,7 @@
               <w:bottom w:val="nil"/>
               <w:right w:val="nil"/>
             </w:tcBorders>
-            <w:shd w:val="clear"/>
+            <w:shd w:val="clear" w:color="auto" w:fill="auto"/>
             <w:noWrap/>
             <w:vAlign w:val="bottom"/>
           </w:tcPr>
@@ -20452,7 +20478,7 @@
               <w:bottom w:val="nil"/>
               <w:right w:val="nil"/>
             </w:tcBorders>
-            <w:shd w:val="clear"/>
+            <w:shd w:val="clear" w:color="auto" w:fill="auto"/>
             <w:vAlign w:val="top"/>
           </w:tcPr>
           <w:p>
@@ -20477,7 +20503,6 @@
               <w:rPr>
                 <w:rStyle w:val="32"/>
                 <w:rFonts w:eastAsia="宋体"/>
-                <w:bdr w:val="none" w:color="auto" w:sz="0" w:space="0"/>
                 <w:lang w:val="en-US" w:eastAsia="zh-CN" w:bidi="ar"/>
               </w:rPr>
               <w:br w:type="textWrapping"/>
@@ -20486,7 +20511,6 @@
               <w:rPr>
                 <w:rStyle w:val="31"/>
                 <w:rFonts w:eastAsia="宋体"/>
-                <w:bdr w:val="none" w:color="auto" w:sz="0" w:space="0"/>
                 <w:lang w:val="en-US" w:eastAsia="zh-CN" w:bidi="ar"/>
               </w:rPr>
               <w:t>11</w:t>
@@ -20502,7 +20526,7 @@
               <w:bottom w:val="single" w:color="000000" w:sz="4" w:space="0"/>
               <w:right w:val="nil"/>
             </w:tcBorders>
-            <w:shd w:val="clear"/>
+            <w:shd w:val="clear" w:color="auto" w:fill="auto"/>
             <w:vAlign w:val="center"/>
           </w:tcPr>
           <w:p>
@@ -20534,7 +20558,6 @@
                 <w:sz w:val="18"/>
                 <w:szCs w:val="18"/>
                 <w:u w:val="none"/>
-                <w:bdr w:val="none" w:color="auto" w:sz="0" w:space="0"/>
                 <w:lang w:val="en-US" w:eastAsia="zh-CN" w:bidi="ar"/>
               </w:rPr>
               <w:t>1</w:t>
@@ -20549,7 +20572,6 @@
                 <w:sz w:val="18"/>
                 <w:szCs w:val="18"/>
                 <w:u w:val="none"/>
-                <w:bdr w:val="none" w:color="auto" w:sz="0" w:space="0"/>
                 <w:lang w:val="en-US" w:eastAsia="zh-CN" w:bidi="ar"/>
               </w:rPr>
               <w:br w:type="textWrapping"/>
@@ -20564,7 +20586,6 @@
                 <w:sz w:val="18"/>
                 <w:szCs w:val="18"/>
                 <w:u w:val="none"/>
-                <w:bdr w:val="none" w:color="auto" w:sz="0" w:space="0"/>
                 <w:lang w:val="en-US" w:eastAsia="zh-CN" w:bidi="ar"/>
               </w:rPr>
               <w:t>(3)</w:t>
@@ -20580,7 +20601,7 @@
               <w:bottom w:val="single" w:color="000000" w:sz="4" w:space="0"/>
               <w:right w:val="nil"/>
             </w:tcBorders>
-            <w:shd w:val="clear"/>
+            <w:shd w:val="clear" w:color="auto" w:fill="auto"/>
             <w:vAlign w:val="center"/>
           </w:tcPr>
           <w:p>
@@ -20612,7 +20633,6 @@
                 <w:sz w:val="18"/>
                 <w:szCs w:val="18"/>
                 <w:u w:val="none"/>
-                <w:bdr w:val="none" w:color="auto" w:sz="0" w:space="0"/>
                 <w:lang w:val="en-US" w:eastAsia="zh-CN" w:bidi="ar"/>
               </w:rPr>
               <w:t>1</w:t>
@@ -20627,7 +20647,6 @@
                 <w:sz w:val="18"/>
                 <w:szCs w:val="18"/>
                 <w:u w:val="none"/>
-                <w:bdr w:val="none" w:color="auto" w:sz="0" w:space="0"/>
                 <w:lang w:val="en-US" w:eastAsia="zh-CN" w:bidi="ar"/>
               </w:rPr>
               <w:br w:type="textWrapping"/>
@@ -20642,7 +20661,6 @@
                 <w:sz w:val="18"/>
                 <w:szCs w:val="18"/>
                 <w:u w:val="none"/>
-                <w:bdr w:val="none" w:color="auto" w:sz="0" w:space="0"/>
                 <w:lang w:val="en-US" w:eastAsia="zh-CN" w:bidi="ar"/>
               </w:rPr>
               <w:t>(7)</w:t>
@@ -20658,7 +20676,7 @@
               <w:bottom w:val="single" w:color="000000" w:sz="4" w:space="0"/>
               <w:right w:val="nil"/>
             </w:tcBorders>
-            <w:shd w:val="clear"/>
+            <w:shd w:val="clear" w:color="auto" w:fill="auto"/>
             <w:vAlign w:val="center"/>
           </w:tcPr>
           <w:p>
@@ -20690,7 +20708,6 @@
                 <w:sz w:val="18"/>
                 <w:szCs w:val="18"/>
                 <w:u w:val="none"/>
-                <w:bdr w:val="none" w:color="auto" w:sz="0" w:space="0"/>
                 <w:lang w:val="en-US" w:eastAsia="zh-CN" w:bidi="ar"/>
               </w:rPr>
               <w:t>X</w:t>
@@ -20705,7 +20722,6 @@
                 <w:sz w:val="18"/>
                 <w:szCs w:val="18"/>
                 <w:u w:val="none"/>
-                <w:bdr w:val="none" w:color="auto" w:sz="0" w:space="0"/>
                 <w:lang w:val="en-US" w:eastAsia="zh-CN" w:bidi="ar"/>
               </w:rPr>
               <w:br w:type="textWrapping"/>
@@ -20720,7 +20736,6 @@
                 <w:sz w:val="18"/>
                 <w:szCs w:val="18"/>
                 <w:u w:val="none"/>
-                <w:bdr w:val="none" w:color="auto" w:sz="0" w:space="0"/>
                 <w:lang w:val="en-US" w:eastAsia="zh-CN" w:bidi="ar"/>
               </w:rPr>
               <w:t>(F)</w:t>
@@ -20730,14 +20745,13 @@
         <w:tc>
           <w:tcPr>
             <w:tcW w:w="689" w:type="dxa"/>
-            <w:gridSpan w:val="2"/>
             <w:tcBorders>
               <w:top w:val="single" w:color="000000" w:sz="4" w:space="0"/>
               <w:left w:val="nil"/>
               <w:bottom w:val="single" w:color="000000" w:sz="4" w:space="0"/>
               <w:right w:val="nil"/>
             </w:tcBorders>
-            <w:shd w:val="clear"/>
+            <w:shd w:val="clear" w:color="auto" w:fill="auto"/>
             <w:vAlign w:val="center"/>
           </w:tcPr>
           <w:p>
@@ -20768,7 +20782,6 @@
                 <w:sz w:val="18"/>
                 <w:szCs w:val="18"/>
                 <w:u w:val="none"/>
-                <w:bdr w:val="none" w:color="auto" w:sz="0" w:space="0"/>
                 <w:lang w:val="en-US" w:eastAsia="zh-CN" w:bidi="ar"/>
               </w:rPr>
               <w:t>X</w:t>
@@ -20783,7 +20796,6 @@
                 <w:sz w:val="18"/>
                 <w:szCs w:val="18"/>
                 <w:u w:val="none"/>
-                <w:bdr w:val="none" w:color="auto" w:sz="0" w:space="0"/>
                 <w:lang w:val="en-US" w:eastAsia="zh-CN" w:bidi="ar"/>
               </w:rPr>
               <w:br w:type="textWrapping"/>
@@ -20798,7 +20810,6 @@
                 <w:sz w:val="18"/>
                 <w:szCs w:val="18"/>
                 <w:u w:val="none"/>
-                <w:bdr w:val="none" w:color="auto" w:sz="0" w:space="0"/>
                 <w:lang w:val="en-US" w:eastAsia="zh-CN" w:bidi="ar"/>
               </w:rPr>
               <w:t>(B)</w:t>
@@ -20815,7 +20826,7 @@
               <w:bottom w:val="single" w:color="000000" w:sz="4" w:space="0"/>
               <w:right w:val="single" w:color="000000" w:sz="4" w:space="0"/>
             </w:tcBorders>
-            <w:shd w:val="clear"/>
+            <w:shd w:val="clear" w:color="auto" w:fill="auto"/>
             <w:vAlign w:val="center"/>
           </w:tcPr>
           <w:p>
@@ -20846,7 +20857,6 @@
                 <w:sz w:val="18"/>
                 <w:szCs w:val="18"/>
                 <w:u w:val="none"/>
-                <w:bdr w:val="none" w:color="auto" w:sz="0" w:space="0"/>
                 <w:lang w:val="en-US" w:eastAsia="zh-CN" w:bidi="ar"/>
               </w:rPr>
               <w:t>←D</w:t>
@@ -20861,7 +20871,6 @@
                 <w:sz w:val="18"/>
                 <w:szCs w:val="18"/>
                 <w:u w:val="none"/>
-                <w:bdr w:val="none" w:color="auto" w:sz="0" w:space="0"/>
                 <w:lang w:val="en-US" w:eastAsia="zh-CN" w:bidi="ar"/>
               </w:rPr>
               <w:t>₁</w:t>
@@ -20876,7 +20885,6 @@
                 <w:sz w:val="18"/>
                 <w:szCs w:val="18"/>
                 <w:u w:val="none"/>
-                <w:bdr w:val="none" w:color="auto" w:sz="0" w:space="0"/>
                 <w:lang w:val="en-US" w:eastAsia="zh-CN" w:bidi="ar"/>
               </w:rPr>
               <w:t>Do</w:t>
@@ -20894,7 +20902,7 @@
             <w:insideH w:val="none" w:color="auto" w:sz="0" w:space="0"/>
             <w:insideV w:val="none" w:color="auto" w:sz="0" w:space="0"/>
           </w:tblBorders>
-          <w:shd w:val="clear"/>
+          <w:shd w:val="clear" w:color="auto" w:fill="auto"/>
           <w:tblCellMar>
             <w:top w:w="0" w:type="dxa"/>
             <w:left w:w="108" w:type="dxa"/>
@@ -20904,6 +20912,7 @@
         </w:tblPrEx>
         <w:trPr>
           <w:gridAfter w:val="4"/>
+          <w:wAfter w:w="1492" w:type="dxa"/>
           <w:trHeight w:val="940" w:hRule="atLeast"/>
         </w:trPr>
         <w:tc>
@@ -20915,7 +20924,7 @@
               <w:bottom w:val="nil"/>
               <w:right w:val="nil"/>
             </w:tcBorders>
-            <w:shd w:val="clear"/>
+            <w:shd w:val="clear" w:color="auto" w:fill="auto"/>
             <w:noWrap/>
             <w:vAlign w:val="bottom"/>
           </w:tcPr>
@@ -20942,7 +20951,7 @@
               <w:bottom w:val="nil"/>
               <w:right w:val="nil"/>
             </w:tcBorders>
-            <w:shd w:val="clear"/>
+            <w:shd w:val="clear" w:color="auto" w:fill="auto"/>
             <w:vAlign w:val="top"/>
           </w:tcPr>
           <w:p>
@@ -20967,7 +20976,6 @@
               <w:rPr>
                 <w:rStyle w:val="32"/>
                 <w:rFonts w:eastAsia="宋体"/>
-                <w:bdr w:val="none" w:color="auto" w:sz="0" w:space="0"/>
                 <w:lang w:val="en-US" w:eastAsia="zh-CN" w:bidi="ar"/>
               </w:rPr>
               <w:br w:type="textWrapping"/>
@@ -20976,7 +20984,6 @@
               <w:rPr>
                 <w:rStyle w:val="33"/>
                 <w:rFonts w:eastAsia="宋体"/>
-                <w:bdr w:val="none" w:color="auto" w:sz="0" w:space="0"/>
                 <w:lang w:val="en-US" w:eastAsia="zh-CN" w:bidi="ar"/>
               </w:rPr>
               <w:t>10</w:t>
@@ -20992,7 +20999,7 @@
               <w:bottom w:val="single" w:color="000000" w:sz="4" w:space="0"/>
               <w:right w:val="nil"/>
             </w:tcBorders>
-            <w:shd w:val="clear"/>
+            <w:shd w:val="clear" w:color="auto" w:fill="auto"/>
             <w:vAlign w:val="center"/>
           </w:tcPr>
           <w:p>
@@ -21024,7 +21031,6 @@
                 <w:sz w:val="18"/>
                 <w:szCs w:val="18"/>
                 <w:u w:val="none"/>
-                <w:bdr w:val="none" w:color="auto" w:sz="0" w:space="0"/>
                 <w:lang w:val="en-US" w:eastAsia="zh-CN" w:bidi="ar"/>
               </w:rPr>
               <w:t>1</w:t>
@@ -21039,7 +21045,6 @@
                 <w:sz w:val="18"/>
                 <w:szCs w:val="18"/>
                 <w:u w:val="none"/>
-                <w:bdr w:val="none" w:color="auto" w:sz="0" w:space="0"/>
                 <w:lang w:val="en-US" w:eastAsia="zh-CN" w:bidi="ar"/>
               </w:rPr>
               <w:br w:type="textWrapping"/>
@@ -21054,7 +21059,6 @@
                 <w:sz w:val="18"/>
                 <w:szCs w:val="18"/>
                 <w:u w:val="none"/>
-                <w:bdr w:val="none" w:color="auto" w:sz="0" w:space="0"/>
                 <w:lang w:val="en-US" w:eastAsia="zh-CN" w:bidi="ar"/>
               </w:rPr>
               <w:t>(2)</w:t>
@@ -21070,7 +21074,7 @@
               <w:bottom w:val="single" w:color="000000" w:sz="4" w:space="0"/>
               <w:right w:val="nil"/>
             </w:tcBorders>
-            <w:shd w:val="clear"/>
+            <w:shd w:val="clear" w:color="auto" w:fill="auto"/>
             <w:vAlign w:val="center"/>
           </w:tcPr>
           <w:p>
@@ -21102,7 +21106,6 @@
                 <w:sz w:val="18"/>
                 <w:szCs w:val="18"/>
                 <w:u w:val="none"/>
-                <w:bdr w:val="none" w:color="auto" w:sz="0" w:space="0"/>
                 <w:lang w:val="en-US" w:eastAsia="zh-CN" w:bidi="ar"/>
               </w:rPr>
               <w:t>0</w:t>
@@ -21117,7 +21120,6 @@
                 <w:sz w:val="18"/>
                 <w:szCs w:val="18"/>
                 <w:u w:val="none"/>
-                <w:bdr w:val="none" w:color="auto" w:sz="0" w:space="0"/>
                 <w:lang w:val="en-US" w:eastAsia="zh-CN" w:bidi="ar"/>
               </w:rPr>
               <w:br w:type="textWrapping"/>
@@ -21132,7 +21134,6 @@
                 <w:sz w:val="18"/>
                 <w:szCs w:val="18"/>
                 <w:u w:val="none"/>
-                <w:bdr w:val="none" w:color="auto" w:sz="0" w:space="0"/>
                 <w:lang w:val="en-US" w:eastAsia="zh-CN" w:bidi="ar"/>
               </w:rPr>
               <w:t>(6)</w:t>
@@ -21148,7 +21149,7 @@
               <w:bottom w:val="single" w:color="000000" w:sz="4" w:space="0"/>
               <w:right w:val="nil"/>
             </w:tcBorders>
-            <w:shd w:val="clear"/>
+            <w:shd w:val="clear" w:color="auto" w:fill="auto"/>
             <w:vAlign w:val="center"/>
           </w:tcPr>
           <w:p>
@@ -21180,7 +21181,6 @@
                 <w:sz w:val="18"/>
                 <w:szCs w:val="18"/>
                 <w:u w:val="none"/>
-                <w:bdr w:val="none" w:color="auto" w:sz="0" w:space="0"/>
                 <w:lang w:val="en-US" w:eastAsia="zh-CN" w:bidi="ar"/>
               </w:rPr>
               <w:t>X</w:t>
@@ -21195,7 +21195,6 @@
                 <w:sz w:val="18"/>
                 <w:szCs w:val="18"/>
                 <w:u w:val="none"/>
-                <w:bdr w:val="none" w:color="auto" w:sz="0" w:space="0"/>
                 <w:lang w:val="en-US" w:eastAsia="zh-CN" w:bidi="ar"/>
               </w:rPr>
               <w:br w:type="textWrapping"/>
@@ -21210,7 +21209,6 @@
                 <w:sz w:val="18"/>
                 <w:szCs w:val="18"/>
                 <w:u w:val="none"/>
-                <w:bdr w:val="none" w:color="auto" w:sz="0" w:space="0"/>
                 <w:lang w:val="en-US" w:eastAsia="zh-CN" w:bidi="ar"/>
               </w:rPr>
               <w:t>(E)</w:t>
@@ -21220,14 +21218,13 @@
         <w:tc>
           <w:tcPr>
             <w:tcW w:w="689" w:type="dxa"/>
-            <w:gridSpan w:val="2"/>
             <w:tcBorders>
               <w:top w:val="single" w:color="000000" w:sz="4" w:space="0"/>
               <w:left w:val="nil"/>
               <w:bottom w:val="single" w:color="000000" w:sz="4" w:space="0"/>
               <w:right w:val="nil"/>
             </w:tcBorders>
-            <w:shd w:val="clear"/>
+            <w:shd w:val="clear" w:color="auto" w:fill="auto"/>
             <w:vAlign w:val="center"/>
           </w:tcPr>
           <w:p>
@@ -21258,7 +21255,6 @@
                 <w:sz w:val="18"/>
                 <w:szCs w:val="18"/>
                 <w:u w:val="none"/>
-                <w:bdr w:val="none" w:color="auto" w:sz="0" w:space="0"/>
                 <w:lang w:val="en-US" w:eastAsia="zh-CN" w:bidi="ar"/>
               </w:rPr>
               <w:t>X</w:t>
@@ -21273,7 +21269,6 @@
                 <w:sz w:val="18"/>
                 <w:szCs w:val="18"/>
                 <w:u w:val="none"/>
-                <w:bdr w:val="none" w:color="auto" w:sz="0" w:space="0"/>
                 <w:lang w:val="en-US" w:eastAsia="zh-CN" w:bidi="ar"/>
               </w:rPr>
               <w:br w:type="textWrapping"/>
@@ -21288,7 +21283,6 @@
                 <w:sz w:val="18"/>
                 <w:szCs w:val="18"/>
                 <w:u w:val="none"/>
-                <w:bdr w:val="none" w:color="auto" w:sz="0" w:space="0"/>
                 <w:lang w:val="en-US" w:eastAsia="zh-CN" w:bidi="ar"/>
               </w:rPr>
               <w:t>(A)</w:t>
@@ -21305,7 +21299,7 @@
               <w:bottom w:val="single" w:color="000000" w:sz="4" w:space="0"/>
               <w:right w:val="single" w:color="000000" w:sz="4" w:space="0"/>
             </w:tcBorders>
-            <w:shd w:val="clear"/>
+            <w:shd w:val="clear" w:color="auto" w:fill="auto"/>
             <w:vAlign w:val="center"/>
           </w:tcPr>
           <w:p>
@@ -21336,7 +21330,6 @@
                 <w:sz w:val="18"/>
                 <w:szCs w:val="18"/>
                 <w:u w:val="none"/>
-                <w:bdr w:val="none" w:color="auto" w:sz="0" w:space="0"/>
                 <w:lang w:val="en-US" w:eastAsia="zh-CN" w:bidi="ar"/>
               </w:rPr>
               <w:t>←D</w:t>
@@ -21351,7 +21344,6 @@
                 <w:sz w:val="18"/>
                 <w:szCs w:val="18"/>
                 <w:u w:val="none"/>
-                <w:bdr w:val="none" w:color="auto" w:sz="0" w:space="0"/>
                 <w:lang w:val="en-US" w:eastAsia="zh-CN" w:bidi="ar"/>
               </w:rPr>
               <w:t>₁</w:t>
@@ -21366,7 +21358,6 @@
                 <w:sz w:val="18"/>
                 <w:szCs w:val="18"/>
                 <w:u w:val="none"/>
-                <w:bdr w:val="none" w:color="auto" w:sz="0" w:space="0"/>
                 <w:lang w:val="en-US" w:eastAsia="zh-CN" w:bidi="ar"/>
               </w:rPr>
               <w:t>Do</w:t>
@@ -21384,7 +21375,7 @@
             <w:insideH w:val="none" w:color="auto" w:sz="0" w:space="0"/>
             <w:insideV w:val="none" w:color="auto" w:sz="0" w:space="0"/>
           </w:tblBorders>
-          <w:shd w:val="clear"/>
+          <w:shd w:val="clear" w:color="auto" w:fill="auto"/>
           <w:tblCellMar>
             <w:top w:w="0" w:type="dxa"/>
             <w:left w:w="108" w:type="dxa"/>
@@ -21394,6 +21385,7 @@
         </w:tblPrEx>
         <w:trPr>
           <w:gridAfter w:val="4"/>
+          <w:wAfter w:w="1492" w:type="dxa"/>
           <w:trHeight w:val="315" w:hRule="atLeast"/>
         </w:trPr>
         <w:tc>
@@ -21405,7 +21397,7 @@
               <w:bottom w:val="nil"/>
               <w:right w:val="nil"/>
             </w:tcBorders>
-            <w:shd w:val="clear"/>
+            <w:shd w:val="clear" w:color="auto" w:fill="auto"/>
             <w:noWrap/>
             <w:vAlign w:val="bottom"/>
           </w:tcPr>
@@ -21432,7 +21424,7 @@
               <w:bottom w:val="nil"/>
               <w:right w:val="nil"/>
             </w:tcBorders>
-            <w:shd w:val="clear"/>
+            <w:shd w:val="clear" w:color="auto" w:fill="auto"/>
             <w:noWrap/>
             <w:vAlign w:val="bottom"/>
           </w:tcPr>
@@ -21453,14 +21445,14 @@
         <w:tc>
           <w:tcPr>
             <w:tcW w:w="4990" w:type="dxa"/>
-            <w:gridSpan w:val="7"/>
-            <w:tcBorders>
-              <w:top w:val="single" w:color="000000" w:sz="4" w:space="0"/>
-              <w:left w:val="single" w:color="000000" w:sz="4" w:space="0"/>
-              <w:bottom w:val="single" w:color="000000" w:sz="4" w:space="0"/>
-              <w:right w:val="single" w:color="000000" w:sz="4" w:space="0"/>
-            </w:tcBorders>
-            <w:shd w:val="clear"/>
+            <w:gridSpan w:val="6"/>
+            <w:tcBorders>
+              <w:top w:val="single" w:color="000000" w:sz="4" w:space="0"/>
+              <w:left w:val="single" w:color="000000" w:sz="4" w:space="0"/>
+              <w:bottom w:val="single" w:color="000000" w:sz="4" w:space="0"/>
+              <w:right w:val="single" w:color="000000" w:sz="4" w:space="0"/>
+            </w:tcBorders>
+            <w:shd w:val="clear" w:color="auto" w:fill="auto"/>
             <w:vAlign w:val="top"/>
           </w:tcPr>
           <w:p>
@@ -21856,8 +21848,6 @@
           <w:rFonts w:hint="eastAsia" w:ascii="宋体" w:hAnsi="宋体"/>
         </w:rPr>
       </w:pPr>
-      <w:bookmarkStart w:id="1" w:name="_GoBack"/>
-      <w:bookmarkEnd w:id="1"/>
       <w:r>
         <w:rPr>
           <w:rFonts w:hint="eastAsia" w:ascii="宋体" w:hAnsi="宋体"/>
@@ -21939,34 +21929,10 @@
           <w:spacing w:val="0"/>
           <w:sz w:val="21"/>
           <w:szCs w:val="21"/>
-          <w:bdr w:val="none" w:color="auto" w:sz="0" w:space="0"/>
           <w:shd w:val="clear" w:fill="FFFFFF"/>
         </w:rPr>
         <w:t>通过本次数字逻辑实验，我有以下几点收获：</w:t>
       </w:r>
-    </w:p>
-    <w:p>
-      <w:pPr>
-        <w:keepNext w:val="0"/>
-        <w:keepLines w:val="0"/>
-        <w:widowControl/>
-        <w:numPr>
-          <w:ilvl w:val="0"/>
-          <w:numId w:val="4"/>
-        </w:numPr>
-        <w:suppressLineNumbers w:val="0"/>
-        <w:pBdr>
-          <w:top w:val="none" w:color="auto" w:sz="0" w:space="0"/>
-          <w:left w:val="none" w:color="auto" w:sz="0" w:space="0"/>
-          <w:right w:val="none" w:color="auto" w:sz="0" w:space="0"/>
-        </w:pBdr>
-        <w:spacing w:before="0" w:beforeAutospacing="0" w:after="0" w:afterAutospacing="0"/>
-        <w:ind w:left="0" w:right="0" w:hanging="360"/>
-        <w:rPr>
-          <w:sz w:val="21"/>
-          <w:szCs w:val="21"/>
-        </w:rPr>
-      </w:pPr>
     </w:p>
     <w:p>
       <w:pPr>
@@ -22001,7 +21967,6 @@
           <w:spacing w:val="0"/>
           <w:sz w:val="21"/>
           <w:szCs w:val="21"/>
-          <w:bdr w:val="none" w:color="auto" w:sz="0" w:space="0"/>
           <w:shd w:val="clear" w:fill="FFFFFF"/>
         </w:rPr>
         <w:t>理论联系实际</w:t>
@@ -22016,57 +21981,10 @@
           <w:spacing w:val="0"/>
           <w:sz w:val="21"/>
           <w:szCs w:val="21"/>
-          <w:bdr w:val="none" w:color="auto" w:sz="0" w:space="0"/>
           <w:shd w:val="clear" w:fill="FFFFFF"/>
         </w:rPr>
         <w:t>：课本上学习的全加器、真值表、卡诺图化简等知识，在 Logisim 中得到了实际验证。只有亲手设计、连线、测试，才能真正理解这些概念。</w:t>
       </w:r>
-    </w:p>
-    <w:p>
-      <w:pPr>
-        <w:keepNext w:val="0"/>
-        <w:keepLines w:val="0"/>
-        <w:widowControl/>
-        <w:numPr>
-          <w:ilvl w:val="0"/>
-          <w:numId w:val="4"/>
-        </w:numPr>
-        <w:suppressLineNumbers w:val="0"/>
-        <w:pBdr>
-          <w:top w:val="none" w:color="auto" w:sz="0" w:space="0"/>
-          <w:left w:val="none" w:color="auto" w:sz="0" w:space="0"/>
-          <w:right w:val="none" w:color="auto" w:sz="0" w:space="0"/>
-        </w:pBdr>
-        <w:spacing w:before="0" w:beforeAutospacing="0" w:after="0" w:afterAutospacing="0"/>
-        <w:ind w:left="0" w:right="0" w:hanging="360"/>
-        <w:rPr>
-          <w:sz w:val="21"/>
-          <w:szCs w:val="21"/>
-        </w:rPr>
-      </w:pPr>
-    </w:p>
-    <w:p>
-      <w:pPr>
-        <w:keepNext w:val="0"/>
-        <w:keepLines w:val="0"/>
-        <w:widowControl/>
-        <w:numPr>
-          <w:ilvl w:val="0"/>
-          <w:numId w:val="4"/>
-        </w:numPr>
-        <w:suppressLineNumbers w:val="0"/>
-        <w:pBdr>
-          <w:top w:val="none" w:color="auto" w:sz="0" w:space="0"/>
-          <w:left w:val="none" w:color="auto" w:sz="0" w:space="0"/>
-          <w:right w:val="none" w:color="auto" w:sz="0" w:space="0"/>
-        </w:pBdr>
-        <w:spacing w:before="0" w:beforeAutospacing="0" w:after="0" w:afterAutospacing="0"/>
-        <w:ind w:left="0" w:right="0" w:hanging="360"/>
-        <w:rPr>
-          <w:sz w:val="21"/>
-          <w:szCs w:val="21"/>
-        </w:rPr>
-      </w:pPr>
     </w:p>
     <w:p>
       <w:pPr>
@@ -22101,7 +22019,6 @@
           <w:spacing w:val="0"/>
           <w:sz w:val="21"/>
           <w:szCs w:val="21"/>
-          <w:bdr w:val="none" w:color="auto" w:sz="0" w:space="0"/>
           <w:shd w:val="clear" w:fill="FFFFFF"/>
         </w:rPr>
         <w:t>模块化设计思想</w:t>
@@ -22116,57 +22033,10 @@
           <w:spacing w:val="0"/>
           <w:sz w:val="21"/>
           <w:szCs w:val="21"/>
-          <w:bdr w:val="none" w:color="auto" w:sz="0" w:space="0"/>
           <w:shd w:val="clear" w:fill="FFFFFF"/>
         </w:rPr>
         <w:t>：将全加器封装为子电路，再级联成多位加法器，最后集成到 ALU 中。这种分层设计大大简化了复杂电路的构建。</w:t>
       </w:r>
-    </w:p>
-    <w:p>
-      <w:pPr>
-        <w:keepNext w:val="0"/>
-        <w:keepLines w:val="0"/>
-        <w:widowControl/>
-        <w:numPr>
-          <w:ilvl w:val="0"/>
-          <w:numId w:val="4"/>
-        </w:numPr>
-        <w:suppressLineNumbers w:val="0"/>
-        <w:pBdr>
-          <w:top w:val="none" w:color="auto" w:sz="0" w:space="0"/>
-          <w:left w:val="none" w:color="auto" w:sz="0" w:space="0"/>
-          <w:right w:val="none" w:color="auto" w:sz="0" w:space="0"/>
-        </w:pBdr>
-        <w:spacing w:before="0" w:beforeAutospacing="0" w:after="0" w:afterAutospacing="0"/>
-        <w:ind w:left="0" w:right="0" w:hanging="360"/>
-        <w:rPr>
-          <w:sz w:val="21"/>
-          <w:szCs w:val="21"/>
-        </w:rPr>
-      </w:pPr>
-    </w:p>
-    <w:p>
-      <w:pPr>
-        <w:keepNext w:val="0"/>
-        <w:keepLines w:val="0"/>
-        <w:widowControl/>
-        <w:numPr>
-          <w:ilvl w:val="0"/>
-          <w:numId w:val="4"/>
-        </w:numPr>
-        <w:suppressLineNumbers w:val="0"/>
-        <w:pBdr>
-          <w:top w:val="none" w:color="auto" w:sz="0" w:space="0"/>
-          <w:left w:val="none" w:color="auto" w:sz="0" w:space="0"/>
-          <w:right w:val="none" w:color="auto" w:sz="0" w:space="0"/>
-        </w:pBdr>
-        <w:spacing w:before="0" w:beforeAutospacing="0" w:after="0" w:afterAutospacing="0"/>
-        <w:ind w:left="0" w:right="0" w:hanging="360"/>
-        <w:rPr>
-          <w:sz w:val="21"/>
-          <w:szCs w:val="21"/>
-        </w:rPr>
-      </w:pPr>
     </w:p>
     <w:p>
       <w:pPr>
@@ -22201,7 +22071,6 @@
           <w:spacing w:val="0"/>
           <w:sz w:val="21"/>
           <w:szCs w:val="21"/>
-          <w:bdr w:val="none" w:color="auto" w:sz="0" w:space="0"/>
           <w:shd w:val="clear" w:fill="FFFFFF"/>
         </w:rPr>
         <w:t>补码运算的深刻理解</w:t>
@@ -22216,7 +22085,6 @@
           <w:spacing w:val="0"/>
           <w:sz w:val="21"/>
           <w:szCs w:val="21"/>
-          <w:bdr w:val="none" w:color="auto" w:sz="0" w:space="0"/>
           <w:shd w:val="clear" w:fill="FFFFFF"/>
         </w:rPr>
         <w:t>：通过实现加/减法切换，我深刻理解了补码的本质——</w:t>
@@ -22234,7 +22102,6 @@
           <w:spacing w:val="0"/>
           <w:sz w:val="21"/>
           <w:szCs w:val="21"/>
-          <w:bdr w:val="none" w:color="auto" w:sz="0" w:space="0"/>
           <w:shd w:val="clear" w:fill="FFFFFF"/>
         </w:rPr>
         <w:t>A - B = A + (~B) + 1</w:t>
@@ -22249,57 +22116,10 @@
           <w:spacing w:val="0"/>
           <w:sz w:val="21"/>
           <w:szCs w:val="21"/>
-          <w:bdr w:val="none" w:color="auto" w:sz="0" w:space="0"/>
           <w:shd w:val="clear" w:fill="FFFFFF"/>
         </w:rPr>
         <w:t>。控制信号 Y 同时作用于 MUX 和 Cin，设计巧妙。</w:t>
       </w:r>
-    </w:p>
-    <w:p>
-      <w:pPr>
-        <w:keepNext w:val="0"/>
-        <w:keepLines w:val="0"/>
-        <w:widowControl/>
-        <w:numPr>
-          <w:ilvl w:val="0"/>
-          <w:numId w:val="4"/>
-        </w:numPr>
-        <w:suppressLineNumbers w:val="0"/>
-        <w:pBdr>
-          <w:top w:val="none" w:color="auto" w:sz="0" w:space="0"/>
-          <w:left w:val="none" w:color="auto" w:sz="0" w:space="0"/>
-          <w:right w:val="none" w:color="auto" w:sz="0" w:space="0"/>
-        </w:pBdr>
-        <w:spacing w:before="0" w:beforeAutospacing="0" w:after="0" w:afterAutospacing="0"/>
-        <w:ind w:left="0" w:right="0" w:hanging="360"/>
-        <w:rPr>
-          <w:sz w:val="21"/>
-          <w:szCs w:val="21"/>
-        </w:rPr>
-      </w:pPr>
-    </w:p>
-    <w:p>
-      <w:pPr>
-        <w:keepNext w:val="0"/>
-        <w:keepLines w:val="0"/>
-        <w:widowControl/>
-        <w:numPr>
-          <w:ilvl w:val="0"/>
-          <w:numId w:val="4"/>
-        </w:numPr>
-        <w:suppressLineNumbers w:val="0"/>
-        <w:pBdr>
-          <w:top w:val="none" w:color="auto" w:sz="0" w:space="0"/>
-          <w:left w:val="none" w:color="auto" w:sz="0" w:space="0"/>
-          <w:right w:val="none" w:color="auto" w:sz="0" w:space="0"/>
-        </w:pBdr>
-        <w:spacing w:before="0" w:beforeAutospacing="0" w:after="0" w:afterAutospacing="0"/>
-        <w:ind w:left="0" w:right="0" w:hanging="360"/>
-        <w:rPr>
-          <w:sz w:val="21"/>
-          <w:szCs w:val="21"/>
-        </w:rPr>
-      </w:pPr>
     </w:p>
     <w:p>
       <w:pPr>
@@ -22334,7 +22154,6 @@
           <w:spacing w:val="0"/>
           <w:sz w:val="21"/>
           <w:szCs w:val="21"/>
-          <w:bdr w:val="none" w:color="auto" w:sz="0" w:space="0"/>
           <w:shd w:val="clear" w:fill="FFFFFF"/>
         </w:rPr>
         <w:t>溢出检测的本质</w:t>
@@ -22349,57 +22168,10 @@
           <w:spacing w:val="0"/>
           <w:sz w:val="21"/>
           <w:szCs w:val="21"/>
-          <w:bdr w:val="none" w:color="auto" w:sz="0" w:space="0"/>
           <w:shd w:val="clear" w:fill="FFFFFF"/>
         </w:rPr>
         <w:t>：溢出来自于有限位宽表示范围限制，检测方法就是比较符号位的变化。这一规律对理解计算机算术运算具有重要意义。</w:t>
       </w:r>
-    </w:p>
-    <w:p>
-      <w:pPr>
-        <w:keepNext w:val="0"/>
-        <w:keepLines w:val="0"/>
-        <w:widowControl/>
-        <w:numPr>
-          <w:ilvl w:val="0"/>
-          <w:numId w:val="4"/>
-        </w:numPr>
-        <w:suppressLineNumbers w:val="0"/>
-        <w:pBdr>
-          <w:top w:val="none" w:color="auto" w:sz="0" w:space="0"/>
-          <w:left w:val="none" w:color="auto" w:sz="0" w:space="0"/>
-          <w:right w:val="none" w:color="auto" w:sz="0" w:space="0"/>
-        </w:pBdr>
-        <w:spacing w:before="0" w:beforeAutospacing="0" w:after="0" w:afterAutospacing="0"/>
-        <w:ind w:left="0" w:right="0" w:hanging="360"/>
-        <w:rPr>
-          <w:sz w:val="21"/>
-          <w:szCs w:val="21"/>
-        </w:rPr>
-      </w:pPr>
-    </w:p>
-    <w:p>
-      <w:pPr>
-        <w:keepNext w:val="0"/>
-        <w:keepLines w:val="0"/>
-        <w:widowControl/>
-        <w:numPr>
-          <w:ilvl w:val="0"/>
-          <w:numId w:val="4"/>
-        </w:numPr>
-        <w:suppressLineNumbers w:val="0"/>
-        <w:pBdr>
-          <w:top w:val="none" w:color="auto" w:sz="0" w:space="0"/>
-          <w:left w:val="none" w:color="auto" w:sz="0" w:space="0"/>
-          <w:right w:val="none" w:color="auto" w:sz="0" w:space="0"/>
-        </w:pBdr>
-        <w:spacing w:before="0" w:beforeAutospacing="0" w:after="0" w:afterAutospacing="0"/>
-        <w:ind w:left="0" w:right="0" w:hanging="360"/>
-        <w:rPr>
-          <w:sz w:val="21"/>
-          <w:szCs w:val="21"/>
-        </w:rPr>
-      </w:pPr>
     </w:p>
     <w:p>
       <w:pPr>
@@ -22434,7 +22206,6 @@
           <w:spacing w:val="0"/>
           <w:sz w:val="21"/>
           <w:szCs w:val="21"/>
-          <w:bdr w:val="none" w:color="auto" w:sz="0" w:space="0"/>
           <w:shd w:val="clear" w:fill="FFFFFF"/>
         </w:rPr>
         <w:t>七段译码器的设计流程</w:t>
@@ -22449,30 +22220,10 @@
           <w:spacing w:val="0"/>
           <w:sz w:val="21"/>
           <w:szCs w:val="21"/>
-          <w:bdr w:val="none" w:color="auto" w:sz="0" w:space="0"/>
           <w:shd w:val="clear" w:fill="FFFFFF"/>
         </w:rPr>
         <w:t>：从真值表 → 卡诺图 → 逻辑表达式 → 电路实现，完整地走完了数字电路设计的全流程。无关项的利用是化简的关键技巧。</w:t>
       </w:r>
-    </w:p>
-    <w:p>
-      <w:pPr>
-        <w:keepNext w:val="0"/>
-        <w:keepLines w:val="0"/>
-        <w:widowControl/>
-        <w:numPr>
-          <w:ilvl w:val="0"/>
-          <w:numId w:val="4"/>
-        </w:numPr>
-        <w:suppressLineNumbers w:val="0"/>
-        <w:pBdr>
-          <w:top w:val="none" w:color="auto" w:sz="0" w:space="0"/>
-          <w:left w:val="none" w:color="auto" w:sz="0" w:space="0"/>
-          <w:right w:val="none" w:color="auto" w:sz="0" w:space="0"/>
-        </w:pBdr>
-        <w:spacing w:before="0" w:beforeAutospacing="0" w:after="0" w:afterAutospacing="0"/>
-        <w:ind w:left="0" w:right="0" w:hanging="360"/>
-      </w:pPr>
     </w:p>
     <w:p>
       <w:pPr>
@@ -22485,6 +22236,8 @@
           <w:rFonts w:hint="eastAsia" w:ascii="宋体" w:hAnsi="宋体"/>
         </w:rPr>
       </w:pPr>
+      <w:bookmarkStart w:id="1" w:name="_GoBack"/>
+      <w:bookmarkEnd w:id="1"/>
     </w:p>
     <w:p>
       <w:pPr>
@@ -22569,155 +22322,6 @@
 <file path=word/numbering.xml><?xml version="1.0" encoding="utf-8"?>
 <w:numbering xmlns:wpc="http://schemas.microsoft.com/office/word/2010/wordprocessingCanvas" xmlns:mc="http://schemas.openxmlformats.org/markup-compatibility/2006" xmlns:o="urn:schemas-microsoft-com:office:office" xmlns:r="http://schemas.openxmlformats.org/officeDocument/2006/relationships" xmlns:m="http://schemas.openxmlformats.org/officeDocument/2006/math" xmlns:v="urn:schemas-microsoft-com:vml" xmlns:wp14="http://schemas.microsoft.com/office/word/2010/wordprocessingDrawing" xmlns:wp="http://schemas.openxmlformats.org/drawingml/2006/wordprocessingDrawing" xmlns:w10="urn:schemas-microsoft-com:office:word" xmlns:w="http://schemas.openxmlformats.org/wordprocessingml/2006/main" xmlns:w14="http://schemas.microsoft.com/office/word/2010/wordml" xmlns:wpg="http://schemas.microsoft.com/office/word/2010/wordprocessingGroup" xmlns:wpi="http://schemas.microsoft.com/office/word/2010/wordprocessingInk" xmlns:wne="http://schemas.microsoft.com/office/word/2006/wordml" xmlns:wps="http://schemas.microsoft.com/office/word/2010/wordprocessingShape" xmlns:wpsCustomData="http://www.wps.cn/officeDocument/2013/wpsCustomData" mc:Ignorable="w14 wp14">
   <w:abstractNum w:abstractNumId="0">
-    <w:nsid w:val="B83993C6"/>
-    <w:multiLevelType w:val="multilevel"/>
-    <w:tmpl w:val="B83993C6"/>
-    <w:lvl w:ilvl="0" w:tentative="0">
-      <w:start w:val="1"/>
-      <w:numFmt w:val="decimal"/>
-      <w:lvlText w:val="%1."/>
-      <w:lvlJc w:val="left"/>
-      <w:pPr>
-        <w:tabs>
-          <w:tab w:val="left" w:pos="720"/>
-        </w:tabs>
-        <w:ind w:left="720" w:hanging="360"/>
-      </w:pPr>
-      <w:rPr>
-        <w:sz w:val="24"/>
-        <w:szCs w:val="24"/>
-      </w:rPr>
-    </w:lvl>
-    <w:lvl w:ilvl="1" w:tentative="0">
-      <w:start w:val="1"/>
-      <w:numFmt w:val="decimal"/>
-      <w:lvlText w:val="%2."/>
-      <w:lvlJc w:val="left"/>
-      <w:pPr>
-        <w:tabs>
-          <w:tab w:val="left" w:pos="1440"/>
-        </w:tabs>
-        <w:ind w:left="1440" w:hanging="360"/>
-      </w:pPr>
-      <w:rPr>
-        <w:sz w:val="24"/>
-        <w:szCs w:val="24"/>
-      </w:rPr>
-    </w:lvl>
-    <w:lvl w:ilvl="2" w:tentative="0">
-      <w:start w:val="1"/>
-      <w:numFmt w:val="decimal"/>
-      <w:lvlText w:val="%3."/>
-      <w:lvlJc w:val="left"/>
-      <w:pPr>
-        <w:tabs>
-          <w:tab w:val="left" w:pos="2160"/>
-        </w:tabs>
-        <w:ind w:left="2160" w:hanging="360"/>
-      </w:pPr>
-      <w:rPr>
-        <w:sz w:val="24"/>
-        <w:szCs w:val="24"/>
-      </w:rPr>
-    </w:lvl>
-    <w:lvl w:ilvl="3" w:tentative="0">
-      <w:start w:val="1"/>
-      <w:numFmt w:val="decimal"/>
-      <w:lvlText w:val="%4."/>
-      <w:lvlJc w:val="left"/>
-      <w:pPr>
-        <w:tabs>
-          <w:tab w:val="left" w:pos="2517"/>
-        </w:tabs>
-        <w:ind w:left="2880" w:hanging="360"/>
-      </w:pPr>
-      <w:rPr>
-        <w:sz w:val="24"/>
-        <w:szCs w:val="24"/>
-      </w:rPr>
-    </w:lvl>
-    <w:lvl w:ilvl="4" w:tentative="0">
-      <w:start w:val="1"/>
-      <w:numFmt w:val="decimal"/>
-      <w:lvlText w:val="%5."/>
-      <w:lvlJc w:val="left"/>
-      <w:pPr>
-        <w:tabs>
-          <w:tab w:val="left" w:pos="3238"/>
-        </w:tabs>
-        <w:ind w:left="3600" w:hanging="360"/>
-      </w:pPr>
-      <w:rPr>
-        <w:sz w:val="24"/>
-        <w:szCs w:val="24"/>
-      </w:rPr>
-    </w:lvl>
-    <w:lvl w:ilvl="5" w:tentative="0">
-      <w:start w:val="1"/>
-      <w:numFmt w:val="decimal"/>
-      <w:lvlText w:val="%6."/>
-      <w:lvlJc w:val="left"/>
-      <w:pPr>
-        <w:tabs>
-          <w:tab w:val="left" w:pos="3958"/>
-        </w:tabs>
-        <w:ind w:left="4320" w:hanging="360"/>
-      </w:pPr>
-      <w:rPr>
-        <w:sz w:val="24"/>
-        <w:szCs w:val="24"/>
-      </w:rPr>
-    </w:lvl>
-    <w:lvl w:ilvl="6" w:tentative="0">
-      <w:start w:val="1"/>
-      <w:numFmt w:val="decimal"/>
-      <w:lvlText w:val="%7."/>
-      <w:lvlJc w:val="left"/>
-      <w:pPr>
-        <w:tabs>
-          <w:tab w:val="left" w:pos="4678"/>
-        </w:tabs>
-        <w:ind w:left="5040" w:hanging="360"/>
-      </w:pPr>
-      <w:rPr>
-        <w:sz w:val="24"/>
-        <w:szCs w:val="24"/>
-      </w:rPr>
-    </w:lvl>
-    <w:lvl w:ilvl="7" w:tentative="0">
-      <w:start w:val="1"/>
-      <w:numFmt w:val="decimal"/>
-      <w:lvlText w:val="%8."/>
-      <w:lvlJc w:val="left"/>
-      <w:pPr>
-        <w:tabs>
-          <w:tab w:val="left" w:pos="5398"/>
-        </w:tabs>
-        <w:ind w:left="5760" w:hanging="360"/>
-      </w:pPr>
-      <w:rPr>
-        <w:sz w:val="24"/>
-        <w:szCs w:val="24"/>
-      </w:rPr>
-    </w:lvl>
-    <w:lvl w:ilvl="8" w:tentative="0">
-      <w:start w:val="1"/>
-      <w:numFmt w:val="decimal"/>
-      <w:lvlText w:val="%9."/>
-      <w:lvlJc w:val="left"/>
-      <w:pPr>
-        <w:tabs>
-          <w:tab w:val="left" w:pos="6118"/>
-        </w:tabs>
-        <w:ind w:left="6480" w:hanging="360"/>
-      </w:pPr>
-      <w:rPr>
-        <w:sz w:val="24"/>
-        <w:szCs w:val="24"/>
-      </w:rPr>
-    </w:lvl>
-  </w:abstractNum>
-  <w:abstractNum w:abstractNumId="1">
     <w:nsid w:val="E68DF584"/>
     <w:multiLevelType w:val="multilevel"/>
     <w:tmpl w:val="E68DF584"/>
@@ -22866,7 +22470,7 @@
       </w:rPr>
     </w:lvl>
   </w:abstractNum>
-  <w:abstractNum w:abstractNumId="2">
+  <w:abstractNum w:abstractNumId="1">
     <w:nsid w:val="58D1FC73"/>
     <w:multiLevelType w:val="multilevel"/>
     <w:tmpl w:val="58D1FC73"/>
@@ -22998,7 +22602,7 @@
       </w:rPr>
     </w:lvl>
   </w:abstractNum>
-  <w:abstractNum w:abstractNumId="3">
+  <w:abstractNum w:abstractNumId="2">
     <w:nsid w:val="6CC86212"/>
     <w:multiLevelType w:val="multilevel"/>
     <w:tmpl w:val="6CC86212"/>
@@ -23148,16 +22752,13 @@
     </w:lvl>
   </w:abstractNum>
   <w:num w:numId="1">
-    <w:abstractNumId w:val="2"/>
+    <w:abstractNumId w:val="1"/>
   </w:num>
   <w:num w:numId="2">
-    <w:abstractNumId w:val="1"/>
+    <w:abstractNumId w:val="0"/>
   </w:num>
   <w:num w:numId="3">
-    <w:abstractNumId w:val="3"/>
-  </w:num>
-  <w:num w:numId="4">
-    <w:abstractNumId w:val="0"/>
+    <w:abstractNumId w:val="2"/>
   </w:num>
 </w:numbering>
 </file>
@@ -23869,6 +23470,7 @@
   <w:style w:type="character" w:customStyle="1" w:styleId="31">
     <w:name w:val="font61"/>
     <w:basedOn w:val="14"/>
+    <w:qFormat/>
     <w:uiPriority w:val="0"/>
     <w:rPr>
       <w:rFonts w:hint="default" w:ascii="Arial" w:hAnsi="Arial" w:cs="Arial"/>
@@ -23881,6 +23483,7 @@
   <w:style w:type="character" w:customStyle="1" w:styleId="32">
     <w:name w:val="font71"/>
     <w:basedOn w:val="14"/>
+    <w:qFormat/>
     <w:uiPriority w:val="0"/>
     <w:rPr>
       <w:rFonts w:hint="default" w:ascii="Arial" w:hAnsi="Arial" w:cs="Arial"/>
@@ -23893,6 +23496,7 @@
   <w:style w:type="character" w:customStyle="1" w:styleId="33">
     <w:name w:val="font81"/>
     <w:basedOn w:val="14"/>
+    <w:qFormat/>
     <w:uiPriority w:val="0"/>
     <w:rPr>
       <w:rFonts w:hint="default" w:ascii="Times New Roman" w:hAnsi="Times New Roman" w:cs="Times New Roman"/>
